--- a/docs/Договор_ООО_СМ_ТЕХНО_Шаблон.docx
+++ b/docs/Договор_ООО_СМ_ТЕХНО_Шаблон.docx
@@ -525,7 +525,7 @@
           <w:szCs w:val="22"/>
           <w:lang w:val="ru-RU"/>
         </w:rPr>
-        <w:t xml:space="preserve">{{ </w:t>
+        <w:t>{{ client.signer_name }}</w:t>
       </w:r>
       <w:r>
         <w:rPr>
@@ -534,7 +534,6 @@
           <w:sz w:val="22"/>
           <w:szCs w:val="22"/>
         </w:rPr>
-        <w:t>client</w:t>
       </w:r>
       <w:r>
         <w:rPr>
@@ -544,7 +543,6 @@
           <w:szCs w:val="22"/>
           <w:lang w:val="ru-RU"/>
         </w:rPr>
-        <w:t>.</w:t>
       </w:r>
       <w:r>
         <w:rPr>
@@ -553,7 +551,6 @@
           <w:sz w:val="22"/>
           <w:szCs w:val="22"/>
         </w:rPr>
-        <w:t>full</w:t>
       </w:r>
       <w:r>
         <w:rPr>
@@ -563,7 +560,6 @@
           <w:szCs w:val="22"/>
           <w:lang w:val="ru-RU"/>
         </w:rPr>
-        <w:t>_</w:t>
       </w:r>
       <w:r>
         <w:rPr>
@@ -572,7 +568,6 @@
           <w:sz w:val="22"/>
           <w:szCs w:val="22"/>
         </w:rPr>
-        <w:t>name</w:t>
       </w:r>
       <w:r>
         <w:rPr>
@@ -582,7 +577,6 @@
           <w:szCs w:val="22"/>
           <w:lang w:val="ru-RU"/>
         </w:rPr>
-        <w:t xml:space="preserve"> }}</w:t>
       </w:r>
       <w:r>
         <w:rPr>
@@ -7086,7 +7080,7 @@
                 <w:sz w:val="22"/>
                 <w:szCs w:val="22"/>
               </w:rPr>
-              <w:t xml:space="preserve">{{ </w:t>
+              <w:t>{{ client.signer_name }}</w:t>
             </w:r>
             <w:proofErr w:type="spellStart"/>
             <w:r>
@@ -7097,7 +7091,6 @@
                 <w:sz w:val="22"/>
                 <w:szCs w:val="22"/>
               </w:rPr>
-              <w:t>client</w:t>
             </w:r>
             <w:proofErr w:type="gramEnd"/>
             <w:r>
@@ -7108,7 +7101,6 @@
                 <w:sz w:val="22"/>
                 <w:szCs w:val="22"/>
               </w:rPr>
-              <w:t>.full_name</w:t>
             </w:r>
             <w:proofErr w:type="spellEnd"/>
             <w:r>
@@ -7119,7 +7111,6 @@
                 <w:sz w:val="22"/>
                 <w:szCs w:val="22"/>
               </w:rPr>
-              <w:t xml:space="preserve"> }}</w:t>
             </w:r>
           </w:p>
         </w:tc>
@@ -7179,6 +7170,9 @@
     </w:p>
     <w:sectPr>
       <w:footerReference w:type="default" r:id="rId8"/>
+      <w:headerReference w:type="default" r:id="rId11"/>
+      <w:headerReference w:type="first" r:id="rId12"/>
+      <w:footerReference w:type="first" r:id="rId13"/>
       <w:pgSz w:w="11906" w:h="16838"/>
       <w:pgMar w:top="510" w:right="720" w:bottom="454" w:left="720" w:header="709" w:footer="709" w:gutter="0"/>
       <w:pgNumType w:fmt="numberInDash"/>
@@ -7240,6 +7234,16 @@
 </w:ftr>
 </file>
 
+<file path=word/footer2.xml><?xml version="1.0" encoding="utf-8"?>
+<w:ftr xmlns:m="http://schemas.openxmlformats.org/officeDocument/2006/math" xmlns:mc="http://schemas.openxmlformats.org/markup-compatibility/2006" xmlns:mo="http://schemas.microsoft.com/office/mac/office/2008/main" xmlns:mv="urn:schemas-microsoft-com:mac:vml" xmlns:o="urn:schemas-microsoft-com:office:office" xmlns:r="http://schemas.openxmlformats.org/officeDocument/2006/relationships" xmlns:v="urn:schemas-microsoft-com:vml" xmlns:w10="urn:schemas-microsoft-com:office:word" xmlns:w14="http://schemas.microsoft.com/office/word/2010/wordml" xmlns:w="http://schemas.openxmlformats.org/wordprocessingml/2006/main" xmlns:wne="http://schemas.microsoft.com/office/word/2006/wordml" xmlns:wp14="http://schemas.microsoft.com/office/word/2010/wordprocessingDrawing" xmlns:wp="http://schemas.openxmlformats.org/drawingml/2006/wordprocessingDrawing" xmlns:wpc="http://schemas.microsoft.com/office/word/2010/wordprocessingCanvas" xmlns:wpg="http://schemas.microsoft.com/office/word/2010/wordprocessingGroup" xmlns:wpi="http://schemas.microsoft.com/office/word/2010/wordprocessingInk" xmlns:wps="http://schemas.microsoft.com/office/word/2010/wordprocessingShape" mc:Ignorable="w14 wp14">
+  <w:p>
+    <w:pPr>
+      <w:pStyle w:val="Footer"/>
+    </w:pPr>
+  </w:p>
+</w:ftr>
+</file>
+
 <file path=word/footnotes.xml><?xml version="1.0" encoding="utf-8"?>
 <w:footnotes xmlns:wpc="http://schemas.microsoft.com/office/word/2010/wordprocessingCanvas" xmlns:cx="http://schemas.microsoft.com/office/drawing/2014/chartex" xmlns:cx1="http://schemas.microsoft.com/office/drawing/2015/9/8/chartex" xmlns:cx2="http://schemas.microsoft.com/office/drawing/2015/10/21/chartex" xmlns:cx3="http://schemas.microsoft.com/office/drawing/2016/5/9/chartex" xmlns:cx4="http://schemas.microsoft.com/office/drawing/2016/5/10/chartex" xmlns:cx5="http://schemas.microsoft.com/office/drawing/2016/5/11/chartex" xmlns:cx6="http://schemas.microsoft.com/office/drawing/2016/5/12/chartex" xmlns:cx7="http://schemas.microsoft.com/office/drawing/2016/5/13/chartex" xmlns:cx8="http://schemas.microsoft.com/office/drawing/2016/5/14/chartex" xmlns:mc="http://schemas.openxmlformats.org/markup-compatibility/2006" xmlns:aink="http://schemas.microsoft.com/office/drawing/2016/ink" xmlns:am3d="http://schemas.microsoft.com/office/drawing/2017/model3d" xmlns:o="urn:schemas-microsoft-com:office:office" xmlns:r="http://schemas.openxmlformats.org/officeDocument/2006/relationships" xmlns:m="http://schemas.openxmlformats.org/officeDocument/2006/math" xmlns:v="urn:schemas-microsoft-com:vml" xmlns:wp14="http://schemas.microsoft.com/office/word/2010/wordprocessingDrawing" xmlns:wp="http://schemas.openxmlformats.org/drawingml/2006/wordprocessingDrawing" xmlns:w10="urn:schemas-microsoft-com:office:word" xmlns:w="http://schemas.openxmlformats.org/wordprocessingml/2006/main" xmlns:w14="http://schemas.microsoft.com/office/word/2010/wordml" xmlns:w15="http://schemas.microsoft.com/office/word/2012/wordml" xmlns:w16cex="http://schemas.microsoft.com/office/word/2018/wordml/cex" xmlns:w16cid="http://schemas.microsoft.com/office/word/2016/wordml/cid" xmlns:w16="http://schemas.microsoft.com/office/word/2018/wordml" xmlns:w16sdtdh="http://schemas.microsoft.com/office/word/2020/wordml/sdtdatahash" xmlns:w16se="http://schemas.microsoft.com/office/word/2015/wordml/symex" xmlns:wpg="http://schemas.microsoft.com/office/word/2010/wordprocessingGroup" xmlns:wpi="http://schemas.microsoft.com/office/word/2010/wordprocessingInk" xmlns:wne="http://schemas.microsoft.com/office/word/2006/wordml" xmlns:wps="http://schemas.microsoft.com/office/word/2010/wordprocessingShape" mc:Ignorable="w14 w15 w16se w16cid w16 w16cex w16sdtdh wp14">
   <w:footnote w:type="separator" w:id="-1">
@@ -7257,6 +7261,26 @@
     </w:p>
   </w:footnote>
 </w:footnotes>
+</file>
+
+<file path=word/header1.xml><?xml version="1.0" encoding="utf-8"?>
+<w:hdr xmlns:m="http://schemas.openxmlformats.org/officeDocument/2006/math" xmlns:mc="http://schemas.openxmlformats.org/markup-compatibility/2006" xmlns:mo="http://schemas.microsoft.com/office/mac/office/2008/main" xmlns:mv="urn:schemas-microsoft-com:mac:vml" xmlns:o="urn:schemas-microsoft-com:office:office" xmlns:r="http://schemas.openxmlformats.org/officeDocument/2006/relationships" xmlns:v="urn:schemas-microsoft-com:vml" xmlns:w10="urn:schemas-microsoft-com:office:word" xmlns:w14="http://schemas.microsoft.com/office/word/2010/wordml" xmlns:w="http://schemas.openxmlformats.org/wordprocessingml/2006/main" xmlns:wne="http://schemas.microsoft.com/office/word/2006/wordml" xmlns:wp14="http://schemas.microsoft.com/office/word/2010/wordprocessingDrawing" xmlns:wp="http://schemas.openxmlformats.org/drawingml/2006/wordprocessingDrawing" xmlns:wpc="http://schemas.microsoft.com/office/word/2010/wordprocessingCanvas" xmlns:wpg="http://schemas.microsoft.com/office/word/2010/wordprocessingGroup" xmlns:wpi="http://schemas.microsoft.com/office/word/2010/wordprocessingInk" xmlns:wps="http://schemas.microsoft.com/office/word/2010/wordprocessingShape" mc:Ignorable="w14 wp14">
+  <w:p>
+    <w:pPr>
+      <w:pStyle w:val="Header"/>
+    </w:pPr>
+  </w:p>
+</w:hdr>
+</file>
+
+<file path=word/header2.xml><?xml version="1.0" encoding="utf-8"?>
+<w:hdr xmlns:m="http://schemas.openxmlformats.org/officeDocument/2006/math" xmlns:mc="http://schemas.openxmlformats.org/markup-compatibility/2006" xmlns:mo="http://schemas.microsoft.com/office/mac/office/2008/main" xmlns:mv="urn:schemas-microsoft-com:mac:vml" xmlns:o="urn:schemas-microsoft-com:office:office" xmlns:r="http://schemas.openxmlformats.org/officeDocument/2006/relationships" xmlns:v="urn:schemas-microsoft-com:vml" xmlns:w10="urn:schemas-microsoft-com:office:word" xmlns:w14="http://schemas.microsoft.com/office/word/2010/wordml" xmlns:w="http://schemas.openxmlformats.org/wordprocessingml/2006/main" xmlns:wne="http://schemas.microsoft.com/office/word/2006/wordml" xmlns:wp14="http://schemas.microsoft.com/office/word/2010/wordprocessingDrawing" xmlns:wp="http://schemas.openxmlformats.org/drawingml/2006/wordprocessingDrawing" xmlns:wpc="http://schemas.microsoft.com/office/word/2010/wordprocessingCanvas" xmlns:wpg="http://schemas.microsoft.com/office/word/2010/wordprocessingGroup" xmlns:wpi="http://schemas.microsoft.com/office/word/2010/wordprocessingInk" xmlns:wps="http://schemas.microsoft.com/office/word/2010/wordprocessingShape" mc:Ignorable="w14 wp14">
+  <w:p>
+    <w:pPr>
+      <w:pStyle w:val="Header"/>
+    </w:pPr>
+  </w:p>
+</w:hdr>
 </file>
 
 <file path=word/numbering.xml><?xml version="1.0" encoding="utf-8"?>

--- a/docs/Договор_ООО_СМ_ТЕХНО_Шаблон.docx
+++ b/docs/Договор_ООО_СМ_ТЕХНО_Шаблон.docx
@@ -225,7 +225,7 @@
           <w:szCs w:val="22"/>
           <w:lang w:val="ru-RU"/>
         </w:rPr>
-        <w:t xml:space="preserve">  </w:t>
+        <w:t xml:space="preserve">  ООО "СМ ТЕХНО", именуемое в дальнейшем «Поставщик», в лице генерального директора Дыбаева Александра Александровича, действующего на основании Устава, с одной стороны, и {{ client.document_name }}, в лице {{ client.signer_position_genitive }} {{ client.signer_name_genitive }}, действующего на основании {{ client.signer_basis }}, именуемое в дальнейшем «Покупатель», с другой стороны, совместно именуемые в дальнейшем  «Стороны», а по отдельности – «Сторона», заключили настоящий договор поставки (далее «Договор») о нижеследующем:</w:t>
       </w:r>
       <w:r>
         <w:rPr>
@@ -235,16 +235,14 @@
           <w:szCs w:val="22"/>
           <w:lang w:val="ru-RU"/>
         </w:rPr>
-        <w:t>ООО</w:t>
-      </w:r>
-      <w:r>
-        <w:rPr>
-          <w:rFonts w:ascii="Times New Roman" w:hAnsi="Times New Roman"/>
-          <w:sz w:val="22"/>
-          <w:szCs w:val="22"/>
-          <w:lang w:val="ru-RU"/>
-        </w:rPr>
-        <w:t xml:space="preserve"> </w:t>
+      </w:r>
+      <w:r>
+        <w:rPr>
+          <w:rFonts w:ascii="Times New Roman" w:hAnsi="Times New Roman"/>
+          <w:sz w:val="22"/>
+          <w:szCs w:val="22"/>
+          <w:lang w:val="ru-RU"/>
+        </w:rPr>
       </w:r>
       <w:r>
         <w:rPr>
@@ -254,7 +252,6 @@
           <w:szCs w:val="22"/>
           <w:lang w:val="ru-RU"/>
         </w:rPr>
-        <w:t>"</w:t>
       </w:r>
       <w:r>
         <w:rPr>
@@ -264,7 +261,6 @@
           <w:szCs w:val="22"/>
           <w:lang w:val="ru-RU"/>
         </w:rPr>
-        <w:t>СМ Т</w:t>
       </w:r>
       <w:r>
         <w:rPr>
@@ -274,7 +270,6 @@
           <w:szCs w:val="22"/>
           <w:lang w:val="ru-RU"/>
         </w:rPr>
-        <w:t>ЕХНО</w:t>
       </w:r>
       <w:r>
         <w:rPr>
@@ -284,43 +279,38 @@
           <w:szCs w:val="22"/>
           <w:lang w:val="ru-RU"/>
         </w:rPr>
-        <w:t>"</w:t>
-      </w:r>
-      <w:r>
-        <w:rPr>
-          <w:rFonts w:ascii="Times New Roman" w:hAnsi="Times New Roman"/>
-          <w:sz w:val="22"/>
-          <w:szCs w:val="22"/>
-          <w:lang w:val="ru-RU"/>
-        </w:rPr>
-        <w:t>,</w:t>
-      </w:r>
-      <w:r>
-        <w:rPr>
-          <w:rFonts w:ascii="Times New Roman" w:hAnsi="Times New Roman"/>
-          <w:sz w:val="22"/>
-          <w:szCs w:val="22"/>
-          <w:lang w:val="ru-RU"/>
-        </w:rPr>
-        <w:t xml:space="preserve"> именуемое в дальнейшем «Поставщик», в лице </w:t>
-      </w:r>
-      <w:r>
-        <w:rPr>
-          <w:rFonts w:ascii="Times New Roman" w:hAnsi="Times New Roman"/>
-          <w:sz w:val="22"/>
-          <w:szCs w:val="22"/>
-          <w:lang w:val="ru-RU"/>
-        </w:rPr>
-        <w:t xml:space="preserve">генерального </w:t>
-      </w:r>
-      <w:r>
-        <w:rPr>
-          <w:rFonts w:ascii="Times New Roman" w:hAnsi="Times New Roman"/>
-          <w:sz w:val="22"/>
-          <w:szCs w:val="22"/>
-          <w:lang w:val="ru-RU"/>
-        </w:rPr>
-        <w:t xml:space="preserve">директора </w:t>
+      </w:r>
+      <w:r>
+        <w:rPr>
+          <w:rFonts w:ascii="Times New Roman" w:hAnsi="Times New Roman"/>
+          <w:sz w:val="22"/>
+          <w:szCs w:val="22"/>
+          <w:lang w:val="ru-RU"/>
+        </w:rPr>
+      </w:r>
+      <w:r>
+        <w:rPr>
+          <w:rFonts w:ascii="Times New Roman" w:hAnsi="Times New Roman"/>
+          <w:sz w:val="22"/>
+          <w:szCs w:val="22"/>
+          <w:lang w:val="ru-RU"/>
+        </w:rPr>
+      </w:r>
+      <w:r>
+        <w:rPr>
+          <w:rFonts w:ascii="Times New Roman" w:hAnsi="Times New Roman"/>
+          <w:sz w:val="22"/>
+          <w:szCs w:val="22"/>
+          <w:lang w:val="ru-RU"/>
+        </w:rPr>
+      </w:r>
+      <w:r>
+        <w:rPr>
+          <w:rFonts w:ascii="Times New Roman" w:hAnsi="Times New Roman"/>
+          <w:sz w:val="22"/>
+          <w:szCs w:val="22"/>
+          <w:lang w:val="ru-RU"/>
+        </w:rPr>
       </w:r>
       <w:proofErr w:type="spellStart"/>
       <w:r>
@@ -330,7 +320,6 @@
           <w:szCs w:val="22"/>
           <w:lang w:val="ru-RU"/>
         </w:rPr>
-        <w:t>Дыбаева</w:t>
       </w:r>
       <w:proofErr w:type="spellEnd"/>
       <w:r>
@@ -340,25 +329,22 @@
           <w:szCs w:val="22"/>
           <w:lang w:val="ru-RU"/>
         </w:rPr>
-        <w:t xml:space="preserve"> Александра Александровича</w:t>
-      </w:r>
-      <w:r>
-        <w:rPr>
-          <w:rFonts w:ascii="Times New Roman" w:hAnsi="Times New Roman"/>
-          <w:sz w:val="22"/>
-          <w:szCs w:val="22"/>
-          <w:lang w:val="ru-RU"/>
-        </w:rPr>
-        <w:t>, действующего на основании Устава, с одной стороны, и</w:t>
-      </w:r>
-      <w:r>
-        <w:rPr>
-          <w:rFonts w:ascii="Times New Roman" w:hAnsi="Times New Roman"/>
-          <w:sz w:val="22"/>
-          <w:szCs w:val="22"/>
-          <w:lang w:val="ru-RU"/>
-        </w:rPr>
-        <w:t xml:space="preserve"> </w:t>
+      </w:r>
+      <w:r>
+        <w:rPr>
+          <w:rFonts w:ascii="Times New Roman" w:hAnsi="Times New Roman"/>
+          <w:sz w:val="22"/>
+          <w:szCs w:val="22"/>
+          <w:lang w:val="ru-RU"/>
+        </w:rPr>
+      </w:r>
+      <w:r>
+        <w:rPr>
+          <w:rFonts w:ascii="Times New Roman" w:hAnsi="Times New Roman"/>
+          <w:sz w:val="22"/>
+          <w:szCs w:val="22"/>
+          <w:lang w:val="ru-RU"/>
+        </w:rPr>
       </w:r>
       <w:r>
         <w:rPr>
@@ -368,7 +354,6 @@
           <w:szCs w:val="22"/>
           <w:lang w:val="ru-RU" w:bidi="ar-SA"/>
         </w:rPr>
-        <w:t xml:space="preserve">{{ </w:t>
       </w:r>
       <w:r>
         <w:rPr>
@@ -378,7 +363,6 @@
           <w:szCs w:val="22"/>
           <w:lang w:bidi="ar-SA"/>
         </w:rPr>
-        <w:t>client</w:t>
       </w:r>
       <w:r>
         <w:rPr>
@@ -388,7 +372,6 @@
           <w:szCs w:val="22"/>
           <w:lang w:val="ru-RU" w:bidi="ar-SA"/>
         </w:rPr>
-        <w:t>.</w:t>
       </w:r>
       <w:r>
         <w:rPr>
@@ -398,7 +381,6 @@
           <w:szCs w:val="22"/>
           <w:lang w:bidi="ar-SA"/>
         </w:rPr>
-        <w:t>document</w:t>
       </w:r>
       <w:r>
         <w:rPr>
@@ -408,7 +390,6 @@
           <w:szCs w:val="22"/>
           <w:lang w:val="ru-RU" w:bidi="ar-SA"/>
         </w:rPr>
-        <w:t>_</w:t>
       </w:r>
       <w:r>
         <w:rPr>
@@ -418,7 +399,6 @@
           <w:szCs w:val="22"/>
           <w:lang w:bidi="ar-SA"/>
         </w:rPr>
-        <w:t>name</w:t>
       </w:r>
       <w:r>
         <w:rPr>
@@ -428,94 +408,83 @@
           <w:szCs w:val="22"/>
           <w:lang w:val="ru-RU" w:bidi="ar-SA"/>
         </w:rPr>
-        <w:t xml:space="preserve"> }}</w:t>
-      </w:r>
-      <w:r>
-        <w:rPr>
-          <w:rFonts w:ascii="Times New Roman" w:hAnsi="Times New Roman"/>
-          <w:sz w:val="22"/>
-          <w:szCs w:val="22"/>
-          <w:lang w:val="ru-RU"/>
-        </w:rPr>
-        <w:t>, в лице</w:t>
-      </w:r>
-      <w:r>
-        <w:rPr>
-          <w:rFonts w:ascii="Times New Roman" w:hAnsi="Times New Roman"/>
-          <w:sz w:val="22"/>
-          <w:szCs w:val="22"/>
-          <w:lang w:val="ru-RU"/>
-        </w:rPr>
-        <w:t xml:space="preserve"> </w:t>
-      </w:r>
-      <w:r>
-        <w:rPr>
-          <w:rFonts w:ascii="Times New Roman" w:hAnsi="Times New Roman"/>
-          <w:sz w:val="22"/>
-          <w:szCs w:val="22"/>
-          <w:lang w:val="ru-RU"/>
-        </w:rPr>
-        <w:t xml:space="preserve">{{ </w:t>
-      </w:r>
-      <w:r>
-        <w:rPr>
-          <w:rFonts w:ascii="Times New Roman" w:hAnsi="Times New Roman"/>
-          <w:sz w:val="22"/>
-          <w:szCs w:val="22"/>
-        </w:rPr>
-        <w:t>client</w:t>
-      </w:r>
-      <w:r>
-        <w:rPr>
-          <w:rFonts w:ascii="Times New Roman" w:hAnsi="Times New Roman"/>
-          <w:sz w:val="22"/>
-          <w:szCs w:val="22"/>
-          <w:lang w:val="ru-RU"/>
-        </w:rPr>
-        <w:t>.</w:t>
-      </w:r>
-      <w:r>
-        <w:rPr>
-          <w:rFonts w:ascii="Times New Roman" w:hAnsi="Times New Roman"/>
-          <w:sz w:val="22"/>
-          <w:szCs w:val="22"/>
-        </w:rPr>
-        <w:t>signer</w:t>
-      </w:r>
-      <w:r>
-        <w:rPr>
-          <w:rFonts w:ascii="Times New Roman" w:hAnsi="Times New Roman"/>
-          <w:sz w:val="22"/>
-          <w:szCs w:val="22"/>
-          <w:lang w:val="ru-RU"/>
-        </w:rPr>
-        <w:t>_</w:t>
-      </w:r>
-      <w:r>
-        <w:rPr>
-          <w:rFonts w:ascii="Times New Roman" w:hAnsi="Times New Roman"/>
-          <w:sz w:val="22"/>
-          <w:szCs w:val="22"/>
-        </w:rPr>
-        <w:t>position</w:t>
-      </w:r>
-      <w:r>
-        <w:rPr>
-          <w:rFonts w:ascii="Times New Roman" w:hAnsi="Times New Roman"/>
-          <w:sz w:val="22"/>
-          <w:szCs w:val="22"/>
-          <w:lang w:val="ru-RU"/>
-        </w:rPr>
-        <w:t xml:space="preserve"> }}</w:t>
-      </w:r>
-      <w:r>
-        <w:rPr>
-          <w:rFonts w:ascii="Times New Roman" w:hAnsi="Times New Roman"/>
-          <w:sz w:val="22"/>
-          <w:szCs w:val="22"/>
-          <w:lang w:val="ru-RU"/>
-        </w:rPr>
-        <w:t xml:space="preserve"> </w:t>
+      </w:r>
+      <w:r>
+        <w:rPr>
+          <w:rFonts w:ascii="Times New Roman" w:hAnsi="Times New Roman"/>
+          <w:sz w:val="22"/>
+          <w:szCs w:val="22"/>
+          <w:lang w:val="ru-RU"/>
+        </w:rPr>
+      </w:r>
+      <w:r>
+        <w:rPr>
+          <w:rFonts w:ascii="Times New Roman" w:hAnsi="Times New Roman"/>
+          <w:sz w:val="22"/>
+          <w:szCs w:val="22"/>
+          <w:lang w:val="ru-RU"/>
+        </w:rPr>
+      </w:r>
+      <w:r>
+        <w:rPr>
+          <w:rFonts w:ascii="Times New Roman" w:hAnsi="Times New Roman"/>
+          <w:sz w:val="22"/>
+          <w:szCs w:val="22"/>
+          <w:lang w:val="ru-RU"/>
+        </w:rPr>
+      </w:r>
+      <w:r>
+        <w:rPr>
+          <w:rFonts w:ascii="Times New Roman" w:hAnsi="Times New Roman"/>
+          <w:sz w:val="22"/>
+          <w:szCs w:val="22"/>
+        </w:rPr>
+      </w:r>
+      <w:r>
+        <w:rPr>
+          <w:rFonts w:ascii="Times New Roman" w:hAnsi="Times New Roman"/>
+          <w:sz w:val="22"/>
+          <w:szCs w:val="22"/>
+          <w:lang w:val="ru-RU"/>
+        </w:rPr>
+      </w:r>
+      <w:r>
+        <w:rPr>
+          <w:rFonts w:ascii="Times New Roman" w:hAnsi="Times New Roman"/>
+          <w:sz w:val="22"/>
+          <w:szCs w:val="22"/>
+        </w:rPr>
+      </w:r>
+      <w:r>
+        <w:rPr>
+          <w:rFonts w:ascii="Times New Roman" w:hAnsi="Times New Roman"/>
+          <w:sz w:val="22"/>
+          <w:szCs w:val="22"/>
+          <w:lang w:val="ru-RU"/>
+        </w:rPr>
+      </w:r>
+      <w:r>
+        <w:rPr>
+          <w:rFonts w:ascii="Times New Roman" w:hAnsi="Times New Roman"/>
+          <w:sz w:val="22"/>
+          <w:szCs w:val="22"/>
+        </w:rPr>
+      </w:r>
+      <w:r>
+        <w:rPr>
+          <w:rFonts w:ascii="Times New Roman" w:hAnsi="Times New Roman"/>
+          <w:sz w:val="22"/>
+          <w:szCs w:val="22"/>
+          <w:lang w:val="ru-RU"/>
+        </w:rPr>
+      </w:r>
+      <w:r>
+        <w:rPr>
+          <w:rFonts w:ascii="Times New Roman" w:hAnsi="Times New Roman"/>
+          <w:sz w:val="22"/>
+          <w:szCs w:val="22"/>
+          <w:lang w:val="ru-RU"/>
+        </w:rPr>
       </w:r>
       <w:r>
         <w:rPr>
@@ -525,7 +494,6 @@
           <w:szCs w:val="22"/>
           <w:lang w:val="ru-RU"/>
         </w:rPr>
-        <w:t>{{ client.signer_name }}</w:t>
       </w:r>
       <w:r>
         <w:rPr>
@@ -585,201 +553,236 @@
           <w:szCs w:val="22"/>
           <w:lang w:val="ru-RU"/>
         </w:rPr>
-        <w:t xml:space="preserve">, </w:t>
-      </w:r>
-      <w:r>
-        <w:rPr>
-          <w:rFonts w:ascii="Times New Roman" w:hAnsi="Times New Roman"/>
-          <w:sz w:val="22"/>
-          <w:szCs w:val="22"/>
-          <w:lang w:val="ru-RU"/>
-        </w:rPr>
-        <w:t xml:space="preserve">действующего на основании </w:t>
-      </w:r>
-      <w:r>
-        <w:rPr>
-          <w:rFonts w:ascii="Times New Roman" w:hAnsi="Times New Roman"/>
-          <w:sz w:val="22"/>
-          <w:szCs w:val="22"/>
-          <w:lang w:val="ru-RU"/>
-        </w:rPr>
-        <w:t xml:space="preserve">{{ </w:t>
-      </w:r>
-      <w:r>
-        <w:rPr>
-          <w:rFonts w:ascii="Times New Roman" w:hAnsi="Times New Roman"/>
-          <w:sz w:val="22"/>
-          <w:szCs w:val="22"/>
-        </w:rPr>
-        <w:t>client</w:t>
-      </w:r>
-      <w:r>
-        <w:rPr>
-          <w:rFonts w:ascii="Times New Roman" w:hAnsi="Times New Roman"/>
-          <w:sz w:val="22"/>
-          <w:szCs w:val="22"/>
-          <w:lang w:val="ru-RU"/>
-        </w:rPr>
-        <w:t>.</w:t>
-      </w:r>
-      <w:r>
-        <w:rPr>
-          <w:rFonts w:ascii="Times New Roman" w:hAnsi="Times New Roman"/>
-          <w:sz w:val="22"/>
-          <w:szCs w:val="22"/>
-        </w:rPr>
-        <w:t>signer</w:t>
-      </w:r>
-      <w:r>
-        <w:rPr>
-          <w:rFonts w:ascii="Times New Roman" w:hAnsi="Times New Roman"/>
-          <w:sz w:val="22"/>
-          <w:szCs w:val="22"/>
-          <w:lang w:val="ru-RU"/>
-        </w:rPr>
-        <w:t>_</w:t>
-      </w:r>
-      <w:r>
-        <w:rPr>
-          <w:rFonts w:ascii="Times New Roman" w:hAnsi="Times New Roman"/>
-          <w:sz w:val="22"/>
-          <w:szCs w:val="22"/>
-        </w:rPr>
-        <w:t>basis</w:t>
-      </w:r>
-      <w:r>
-        <w:rPr>
-          <w:rFonts w:ascii="Times New Roman" w:hAnsi="Times New Roman"/>
-          <w:sz w:val="22"/>
-          <w:szCs w:val="22"/>
-          <w:lang w:val="ru-RU"/>
-        </w:rPr>
-        <w:t xml:space="preserve"> }}</w:t>
-      </w:r>
-      <w:r>
-        <w:rPr>
-          <w:rFonts w:ascii="Times New Roman" w:hAnsi="Times New Roman"/>
-          <w:sz w:val="22"/>
-          <w:szCs w:val="22"/>
-          <w:lang w:val="ru-RU"/>
-        </w:rPr>
-        <w:t xml:space="preserve">, </w:t>
-      </w:r>
-      <w:r>
-        <w:rPr>
-          <w:rFonts w:ascii="Times New Roman" w:hAnsi="Times New Roman"/>
-          <w:sz w:val="22"/>
-          <w:szCs w:val="22"/>
-          <w:lang w:val="ru-RU"/>
-        </w:rPr>
-        <w:t>именуемое в дальнейшем «</w:t>
-      </w:r>
-      <w:r>
-        <w:rPr>
-          <w:rFonts w:ascii="Times New Roman" w:hAnsi="Times New Roman"/>
-          <w:sz w:val="22"/>
-          <w:szCs w:val="22"/>
-          <w:lang w:val="ru-RU"/>
-        </w:rPr>
-        <w:t>По</w:t>
-      </w:r>
-      <w:r>
-        <w:rPr>
-          <w:rFonts w:ascii="Times New Roman" w:hAnsi="Times New Roman"/>
-          <w:sz w:val="22"/>
-          <w:szCs w:val="22"/>
-          <w:lang w:val="ru-RU"/>
-        </w:rPr>
-        <w:t>купатель</w:t>
-      </w:r>
-      <w:r>
-        <w:rPr>
-          <w:rFonts w:ascii="Times New Roman" w:hAnsi="Times New Roman"/>
-          <w:sz w:val="22"/>
-          <w:szCs w:val="22"/>
-          <w:lang w:val="ru-RU"/>
-        </w:rPr>
-        <w:t>»</w:t>
-      </w:r>
-      <w:r>
-        <w:rPr>
-          <w:rFonts w:ascii="Times New Roman" w:hAnsi="Times New Roman"/>
-          <w:sz w:val="22"/>
-          <w:szCs w:val="22"/>
-          <w:lang w:val="ru-RU"/>
-        </w:rPr>
-        <w:t xml:space="preserve">, с </w:t>
-      </w:r>
-      <w:r>
-        <w:rPr>
-          <w:rFonts w:ascii="Times New Roman" w:hAnsi="Times New Roman"/>
-          <w:sz w:val="22"/>
-          <w:szCs w:val="22"/>
-          <w:lang w:val="ru-RU"/>
-        </w:rPr>
-        <w:t>другой</w:t>
-      </w:r>
-      <w:r>
-        <w:rPr>
-          <w:rFonts w:ascii="Times New Roman" w:hAnsi="Times New Roman"/>
-          <w:sz w:val="22"/>
-          <w:szCs w:val="22"/>
-          <w:lang w:val="ru-RU"/>
-        </w:rPr>
-        <w:t xml:space="preserve"> стороны, совме</w:t>
-      </w:r>
-      <w:r>
-        <w:rPr>
-          <w:rFonts w:ascii="Times New Roman" w:hAnsi="Times New Roman"/>
-          <w:sz w:val="22"/>
-          <w:szCs w:val="22"/>
-          <w:lang w:val="ru-RU"/>
-        </w:rPr>
-        <w:softHyphen/>
-        <w:t>стно именуемые в дальнейшем  «Стороны», а по отдельности – «Сторона», заключили настоящий договор поставки (далее «Договор») о нижеследующем:</w:t>
+      </w:r>
+      <w:r>
+        <w:rPr>
+          <w:rFonts w:ascii="Times New Roman" w:hAnsi="Times New Roman"/>
+          <w:sz w:val="22"/>
+          <w:szCs w:val="22"/>
+          <w:lang w:val="ru-RU"/>
+        </w:rPr>
+      </w:r>
+      <w:r>
+        <w:rPr>
+          <w:rFonts w:ascii="Times New Roman" w:hAnsi="Times New Roman"/>
+          <w:sz w:val="22"/>
+          <w:szCs w:val="22"/>
+          <w:lang w:val="ru-RU"/>
+        </w:rPr>
+      </w:r>
+      <w:r>
+        <w:rPr>
+          <w:rFonts w:ascii="Times New Roman" w:hAnsi="Times New Roman"/>
+          <w:sz w:val="22"/>
+          <w:szCs w:val="22"/>
+        </w:rPr>
+      </w:r>
+      <w:r>
+        <w:rPr>
+          <w:rFonts w:ascii="Times New Roman" w:hAnsi="Times New Roman"/>
+          <w:sz w:val="22"/>
+          <w:szCs w:val="22"/>
+          <w:lang w:val="ru-RU"/>
+        </w:rPr>
+      </w:r>
+      <w:r>
+        <w:rPr>
+          <w:rFonts w:ascii="Times New Roman" w:hAnsi="Times New Roman"/>
+          <w:sz w:val="22"/>
+          <w:szCs w:val="22"/>
+        </w:rPr>
+      </w:r>
+      <w:r>
+        <w:rPr>
+          <w:rFonts w:ascii="Times New Roman" w:hAnsi="Times New Roman"/>
+          <w:sz w:val="22"/>
+          <w:szCs w:val="22"/>
+          <w:lang w:val="ru-RU"/>
+        </w:rPr>
+      </w:r>
+      <w:r>
+        <w:rPr>
+          <w:rFonts w:ascii="Times New Roman" w:hAnsi="Times New Roman"/>
+          <w:sz w:val="22"/>
+          <w:szCs w:val="22"/>
+        </w:rPr>
+      </w:r>
+      <w:r>
+        <w:rPr>
+          <w:rFonts w:ascii="Times New Roman" w:hAnsi="Times New Roman"/>
+          <w:sz w:val="22"/>
+          <w:szCs w:val="22"/>
+          <w:lang w:val="ru-RU"/>
+        </w:rPr>
+      </w:r>
+      <w:r>
+        <w:rPr>
+          <w:rFonts w:ascii="Times New Roman" w:hAnsi="Times New Roman"/>
+          <w:sz w:val="22"/>
+          <w:szCs w:val="22"/>
+          <w:lang w:val="ru-RU"/>
+        </w:rPr>
+      </w:r>
+      <w:r>
+        <w:rPr>
+          <w:rFonts w:ascii="Times New Roman" w:hAnsi="Times New Roman"/>
+          <w:sz w:val="22"/>
+          <w:szCs w:val="22"/>
+          <w:lang w:val="ru-RU"/>
+        </w:rPr>
+      </w:r>
+      <w:r>
+        <w:rPr>
+          <w:rFonts w:ascii="Times New Roman" w:hAnsi="Times New Roman"/>
+          <w:sz w:val="22"/>
+          <w:szCs w:val="22"/>
+          <w:lang w:val="ru-RU"/>
+        </w:rPr>
+      </w:r>
+      <w:r>
+        <w:rPr>
+          <w:rFonts w:ascii="Times New Roman" w:hAnsi="Times New Roman"/>
+          <w:sz w:val="22"/>
+          <w:szCs w:val="22"/>
+          <w:lang w:val="ru-RU"/>
+        </w:rPr>
+      </w:r>
+      <w:r>
+        <w:rPr>
+          <w:rFonts w:ascii="Times New Roman" w:hAnsi="Times New Roman"/>
+          <w:sz w:val="22"/>
+          <w:szCs w:val="22"/>
+          <w:lang w:val="ru-RU"/>
+        </w:rPr>
+      </w:r>
+      <w:r>
+        <w:rPr>
+          <w:rFonts w:ascii="Times New Roman" w:hAnsi="Times New Roman"/>
+          <w:sz w:val="22"/>
+          <w:szCs w:val="22"/>
+          <w:lang w:val="ru-RU"/>
+        </w:rPr>
+      </w:r>
+      <w:r>
+        <w:rPr>
+          <w:rFonts w:ascii="Times New Roman" w:hAnsi="Times New Roman"/>
+          <w:sz w:val="22"/>
+          <w:szCs w:val="22"/>
+          <w:lang w:val="ru-RU"/>
+        </w:rPr>
+      </w:r>
+      <w:r>
+        <w:rPr>
+          <w:rFonts w:ascii="Times New Roman" w:hAnsi="Times New Roman"/>
+          <w:sz w:val="22"/>
+          <w:szCs w:val="22"/>
+          <w:lang w:val="ru-RU"/>
+        </w:rPr>
+      </w:r>
+      <w:r>
+        <w:rPr>
+          <w:rFonts w:ascii="Times New Roman" w:hAnsi="Times New Roman"/>
+          <w:sz w:val="22"/>
+          <w:szCs w:val="22"/>
+          <w:lang w:val="ru-RU"/>
+        </w:rPr>
       </w:r>
     </w:p>
     <w:p>
       <w:pPr>
-        <w:jc w:val="both"/>
-        <w:rPr>
-          <w:rFonts w:ascii="Times New Roman" w:hAnsi="Times New Roman"/>
-          <w:sz w:val="22"/>
-          <w:szCs w:val="22"/>
-          <w:lang w:val="ru-RU"/>
-        </w:rPr>
-      </w:pPr>
+        <w:jc w:val="center"/>
+        <w:rPr>
+          <w:rFonts w:ascii="Times New Roman" w:hAnsi="Times New Roman"/>
+          <w:b/>
+          <w:sz w:val="22"/>
+          <w:szCs w:val="22"/>
+          <w:lang w:val="ru-RU"/>
+        </w:rPr>
+      </w:pPr>
+      <w:r>
+        <w:rPr>
+          <w:rFonts w:ascii="Times New Roman" w:hAnsi="Times New Roman"/>
+          <w:b/>
+          <w:sz w:val="22"/>
+          <w:szCs w:val="22"/>
+          <w:lang w:val="ru-RU"/>
+        </w:rPr>
+        <w:t>1.</w:t>
+      </w:r>
+      <w:r>
+        <w:rPr>
+          <w:rFonts w:ascii="Times New Roman" w:hAnsi="Times New Roman"/>
+          <w:b/>
+          <w:sz w:val="22"/>
+          <w:szCs w:val="22"/>
+          <w:lang w:val="ru-RU"/>
+        </w:rPr>
+        <w:t xml:space="preserve"> Предмет договора.</w:t>
+      </w:r>
     </w:p>
     <w:p>
       <w:pPr>
-        <w:jc w:val="center"/>
-        <w:rPr>
-          <w:rFonts w:ascii="Times New Roman" w:hAnsi="Times New Roman"/>
-          <w:b/>
-          <w:sz w:val="22"/>
-          <w:szCs w:val="22"/>
-          <w:lang w:val="ru-RU"/>
-        </w:rPr>
-      </w:pPr>
-      <w:r>
-        <w:rPr>
-          <w:rFonts w:ascii="Times New Roman" w:hAnsi="Times New Roman"/>
-          <w:b/>
-          <w:sz w:val="22"/>
-          <w:szCs w:val="22"/>
-          <w:lang w:val="ru-RU"/>
-        </w:rPr>
-        <w:t>1.</w:t>
-      </w:r>
-      <w:r>
-        <w:rPr>
-          <w:rFonts w:ascii="Times New Roman" w:hAnsi="Times New Roman"/>
-          <w:b/>
-          <w:sz w:val="22"/>
-          <w:szCs w:val="22"/>
-          <w:lang w:val="ru-RU"/>
-        </w:rPr>
-        <w:t xml:space="preserve"> Предмет договора.</w:t>
+        <w:jc w:val="both"/>
+        <w:rPr>
+          <w:rFonts w:ascii="Times New Roman" w:hAnsi="Times New Roman"/>
+          <w:sz w:val="22"/>
+          <w:szCs w:val="22"/>
+          <w:lang w:val="ru-RU"/>
+        </w:rPr>
+      </w:pPr>
+      <w:r>
+        <w:rPr>
+          <w:rFonts w:ascii="Times New Roman" w:hAnsi="Times New Roman"/>
+          <w:sz w:val="22"/>
+          <w:szCs w:val="22"/>
+          <w:lang w:val="ru-RU"/>
+        </w:rPr>
+        <w:t xml:space="preserve">1.1. Поставщик обязуется поставить, </w:t>
+      </w:r>
+      <w:r>
+        <w:rPr>
+          <w:rFonts w:ascii="Times New Roman" w:hAnsi="Times New Roman"/>
+          <w:sz w:val="22"/>
+          <w:szCs w:val="22"/>
+          <w:lang w:val="ru-RU"/>
+        </w:rPr>
+        <w:t xml:space="preserve">а Покупатель принять и оплатить </w:t>
+      </w:r>
+      <w:r>
+        <w:rPr>
+          <w:rFonts w:ascii="Times New Roman" w:hAnsi="Times New Roman"/>
+          <w:sz w:val="22"/>
+          <w:szCs w:val="22"/>
+          <w:lang w:val="ru-RU"/>
+        </w:rPr>
+        <w:t xml:space="preserve">продукцию (далее </w:t>
+      </w:r>
+      <w:r>
+        <w:rPr>
+          <w:rFonts w:ascii="Times New Roman" w:hAnsi="Times New Roman"/>
+          <w:sz w:val="22"/>
+          <w:szCs w:val="22"/>
+          <w:lang w:val="ru-RU"/>
+        </w:rPr>
+        <w:t xml:space="preserve">- </w:t>
+      </w:r>
+      <w:r>
+        <w:rPr>
+          <w:rFonts w:ascii="Times New Roman" w:hAnsi="Times New Roman"/>
+          <w:sz w:val="22"/>
+          <w:szCs w:val="22"/>
+          <w:lang w:val="ru-RU"/>
+        </w:rPr>
+        <w:t>"Товар")</w:t>
+      </w:r>
+      <w:r>
+        <w:rPr>
+          <w:rFonts w:ascii="Times New Roman" w:hAnsi="Times New Roman"/>
+          <w:sz w:val="22"/>
+          <w:szCs w:val="22"/>
+          <w:lang w:val="ru-RU"/>
+        </w:rPr>
+        <w:t xml:space="preserve"> на условиях, определенных в настоящем договоре.</w:t>
       </w:r>
     </w:p>
     <w:p>
@@ -799,52 +802,79 @@
           <w:szCs w:val="22"/>
           <w:lang w:val="ru-RU"/>
         </w:rPr>
-        <w:t xml:space="preserve">1.1. Поставщик обязуется поставить, </w:t>
-      </w:r>
-      <w:r>
-        <w:rPr>
-          <w:rFonts w:ascii="Times New Roman" w:hAnsi="Times New Roman"/>
-          <w:sz w:val="22"/>
-          <w:szCs w:val="22"/>
-          <w:lang w:val="ru-RU"/>
-        </w:rPr>
-        <w:t xml:space="preserve">а Покупатель принять и оплатить </w:t>
-      </w:r>
-      <w:r>
-        <w:rPr>
-          <w:rFonts w:ascii="Times New Roman" w:hAnsi="Times New Roman"/>
-          <w:sz w:val="22"/>
-          <w:szCs w:val="22"/>
-          <w:lang w:val="ru-RU"/>
-        </w:rPr>
-        <w:t xml:space="preserve">продукцию (далее </w:t>
-      </w:r>
-      <w:r>
-        <w:rPr>
-          <w:rFonts w:ascii="Times New Roman" w:hAnsi="Times New Roman"/>
-          <w:sz w:val="22"/>
-          <w:szCs w:val="22"/>
-          <w:lang w:val="ru-RU"/>
-        </w:rPr>
-        <w:t xml:space="preserve">- </w:t>
-      </w:r>
-      <w:r>
-        <w:rPr>
-          <w:rFonts w:ascii="Times New Roman" w:hAnsi="Times New Roman"/>
-          <w:sz w:val="22"/>
-          <w:szCs w:val="22"/>
-          <w:lang w:val="ru-RU"/>
-        </w:rPr>
-        <w:t>"Товар")</w:t>
-      </w:r>
-      <w:r>
-        <w:rPr>
-          <w:rFonts w:ascii="Times New Roman" w:hAnsi="Times New Roman"/>
-          <w:sz w:val="22"/>
-          <w:szCs w:val="22"/>
-          <w:lang w:val="ru-RU"/>
-        </w:rPr>
-        <w:t xml:space="preserve"> на условиях, определенных в настоящем договоре.</w:t>
+        <w:t>1.2. Наименование, ассортимент, количество</w:t>
+      </w:r>
+      <w:r>
+        <w:rPr>
+          <w:rFonts w:ascii="Times New Roman" w:hAnsi="Times New Roman"/>
+          <w:sz w:val="22"/>
+          <w:szCs w:val="22"/>
+          <w:lang w:val="ru-RU"/>
+        </w:rPr>
+        <w:t xml:space="preserve"> и</w:t>
+      </w:r>
+      <w:r>
+        <w:rPr>
+          <w:rFonts w:ascii="Times New Roman" w:hAnsi="Times New Roman"/>
+          <w:sz w:val="22"/>
+          <w:szCs w:val="22"/>
+          <w:lang w:val="ru-RU"/>
+        </w:rPr>
+        <w:t xml:space="preserve"> цена товара</w:t>
+      </w:r>
+      <w:r>
+        <w:rPr>
+          <w:rFonts w:ascii="Times New Roman" w:hAnsi="Times New Roman"/>
+          <w:sz w:val="22"/>
+          <w:szCs w:val="22"/>
+          <w:lang w:val="ru-RU"/>
+        </w:rPr>
+        <w:t>, срок поставки</w:t>
+      </w:r>
+      <w:r>
+        <w:rPr>
+          <w:rFonts w:ascii="Times New Roman" w:hAnsi="Times New Roman"/>
+          <w:sz w:val="22"/>
+          <w:szCs w:val="22"/>
+          <w:lang w:val="ru-RU"/>
+        </w:rPr>
+        <w:t xml:space="preserve"> </w:t>
+      </w:r>
+      <w:r>
+        <w:rPr>
+          <w:rFonts w:ascii="Times New Roman" w:hAnsi="Times New Roman"/>
+          <w:sz w:val="22"/>
+          <w:szCs w:val="22"/>
+          <w:lang w:val="ru-RU"/>
+        </w:rPr>
+        <w:t>устанавливаются</w:t>
+      </w:r>
+      <w:r>
+        <w:rPr>
+          <w:rFonts w:ascii="Times New Roman" w:hAnsi="Times New Roman"/>
+          <w:sz w:val="22"/>
+          <w:szCs w:val="22"/>
+          <w:lang w:val="ru-RU"/>
+        </w:rPr>
+        <w:t xml:space="preserve"> в </w:t>
+      </w:r>
+      <w:r>
+        <w:rPr>
+          <w:rFonts w:ascii="Times New Roman" w:hAnsi="Times New Roman"/>
+          <w:sz w:val="22"/>
+          <w:szCs w:val="22"/>
+          <w:lang w:val="ru-RU"/>
+        </w:rPr>
+        <w:t>спецификациях, являющихся неотъемлемой частью настоящего договора.</w:t>
+      </w:r>
+      <w:r>
+        <w:rPr>
+          <w:rFonts w:ascii="Times New Roman" w:hAnsi="Times New Roman"/>
+          <w:sz w:val="22"/>
+          <w:szCs w:val="22"/>
+          <w:lang w:val="ru-RU"/>
+        </w:rPr>
+        <w:t xml:space="preserve"> </w:t>
       </w:r>
     </w:p>
     <w:p>
@@ -864,98 +894,6 @@
           <w:szCs w:val="22"/>
           <w:lang w:val="ru-RU"/>
         </w:rPr>
-        <w:t>1.2. Наименование, ассортимент, количество</w:t>
-      </w:r>
-      <w:r>
-        <w:rPr>
-          <w:rFonts w:ascii="Times New Roman" w:hAnsi="Times New Roman"/>
-          <w:sz w:val="22"/>
-          <w:szCs w:val="22"/>
-          <w:lang w:val="ru-RU"/>
-        </w:rPr>
-        <w:t xml:space="preserve"> и</w:t>
-      </w:r>
-      <w:r>
-        <w:rPr>
-          <w:rFonts w:ascii="Times New Roman" w:hAnsi="Times New Roman"/>
-          <w:sz w:val="22"/>
-          <w:szCs w:val="22"/>
-          <w:lang w:val="ru-RU"/>
-        </w:rPr>
-        <w:t xml:space="preserve"> цена товара</w:t>
-      </w:r>
-      <w:r>
-        <w:rPr>
-          <w:rFonts w:ascii="Times New Roman" w:hAnsi="Times New Roman"/>
-          <w:sz w:val="22"/>
-          <w:szCs w:val="22"/>
-          <w:lang w:val="ru-RU"/>
-        </w:rPr>
-        <w:t>, срок поставки</w:t>
-      </w:r>
-      <w:r>
-        <w:rPr>
-          <w:rFonts w:ascii="Times New Roman" w:hAnsi="Times New Roman"/>
-          <w:sz w:val="22"/>
-          <w:szCs w:val="22"/>
-          <w:lang w:val="ru-RU"/>
-        </w:rPr>
-        <w:t xml:space="preserve"> </w:t>
-      </w:r>
-      <w:r>
-        <w:rPr>
-          <w:rFonts w:ascii="Times New Roman" w:hAnsi="Times New Roman"/>
-          <w:sz w:val="22"/>
-          <w:szCs w:val="22"/>
-          <w:lang w:val="ru-RU"/>
-        </w:rPr>
-        <w:t>устанавливаются</w:t>
-      </w:r>
-      <w:r>
-        <w:rPr>
-          <w:rFonts w:ascii="Times New Roman" w:hAnsi="Times New Roman"/>
-          <w:sz w:val="22"/>
-          <w:szCs w:val="22"/>
-          <w:lang w:val="ru-RU"/>
-        </w:rPr>
-        <w:t xml:space="preserve"> в </w:t>
-      </w:r>
-      <w:r>
-        <w:rPr>
-          <w:rFonts w:ascii="Times New Roman" w:hAnsi="Times New Roman"/>
-          <w:sz w:val="22"/>
-          <w:szCs w:val="22"/>
-          <w:lang w:val="ru-RU"/>
-        </w:rPr>
-        <w:t>спецификациях, являющихся неотъемлемой частью настоящего договора.</w:t>
-      </w:r>
-      <w:r>
-        <w:rPr>
-          <w:rFonts w:ascii="Times New Roman" w:hAnsi="Times New Roman"/>
-          <w:sz w:val="22"/>
-          <w:szCs w:val="22"/>
-          <w:lang w:val="ru-RU"/>
-        </w:rPr>
-        <w:t xml:space="preserve"> </w:t>
-      </w:r>
-    </w:p>
-    <w:p>
-      <w:pPr>
-        <w:jc w:val="both"/>
-        <w:rPr>
-          <w:rFonts w:ascii="Times New Roman" w:hAnsi="Times New Roman"/>
-          <w:sz w:val="22"/>
-          <w:szCs w:val="22"/>
-          <w:lang w:val="ru-RU"/>
-        </w:rPr>
-      </w:pPr>
-      <w:r>
-        <w:rPr>
-          <w:rFonts w:ascii="Times New Roman" w:hAnsi="Times New Roman"/>
-          <w:sz w:val="22"/>
-          <w:szCs w:val="22"/>
-          <w:lang w:val="ru-RU"/>
-        </w:rPr>
         <w:t>1.</w:t>
       </w:r>
       <w:r>
@@ -1003,17 +941,6 @@
         </w:rPr>
         <w:t>.</w:t>
       </w:r>
-    </w:p>
-    <w:p>
-      <w:pPr>
-        <w:jc w:val="both"/>
-        <w:rPr>
-          <w:rFonts w:ascii="Times New Roman" w:hAnsi="Times New Roman"/>
-          <w:sz w:val="22"/>
-          <w:szCs w:val="22"/>
-          <w:lang w:val="ru-RU"/>
-        </w:rPr>
-      </w:pPr>
     </w:p>
     <w:p>
       <w:pPr>
@@ -2929,46 +2856,64 @@
     </w:p>
     <w:p>
       <w:pPr>
-        <w:jc w:val="both"/>
-        <w:rPr>
-          <w:rFonts w:ascii="Times New Roman" w:hAnsi="Times New Roman"/>
-          <w:sz w:val="22"/>
-          <w:szCs w:val="22"/>
-          <w:lang w:val="ru-RU"/>
-        </w:rPr>
-      </w:pPr>
+        <w:jc w:val="center"/>
+        <w:rPr>
+          <w:rFonts w:ascii="Times New Roman" w:hAnsi="Times New Roman"/>
+          <w:b/>
+          <w:sz w:val="22"/>
+          <w:szCs w:val="22"/>
+          <w:lang w:val="ru-RU"/>
+        </w:rPr>
+      </w:pPr>
+      <w:r>
+        <w:rPr>
+          <w:rFonts w:ascii="Times New Roman" w:hAnsi="Times New Roman"/>
+          <w:b/>
+          <w:sz w:val="22"/>
+          <w:szCs w:val="22"/>
+          <w:lang w:val="ru-RU"/>
+        </w:rPr>
+        <w:lastRenderedPageBreak/>
+        <w:t>7</w:t>
+      </w:r>
+      <w:r>
+        <w:rPr>
+          <w:rFonts w:ascii="Times New Roman" w:hAnsi="Times New Roman"/>
+          <w:b/>
+          <w:sz w:val="22"/>
+          <w:szCs w:val="22"/>
+          <w:lang w:val="ru-RU"/>
+        </w:rPr>
+        <w:t>. Ответственность сторон</w:t>
+      </w:r>
     </w:p>
     <w:p>
       <w:pPr>
-        <w:jc w:val="center"/>
-        <w:rPr>
-          <w:rFonts w:ascii="Times New Roman" w:hAnsi="Times New Roman"/>
-          <w:b/>
-          <w:sz w:val="22"/>
-          <w:szCs w:val="22"/>
-          <w:lang w:val="ru-RU"/>
-        </w:rPr>
-      </w:pPr>
-      <w:r>
-        <w:rPr>
-          <w:rFonts w:ascii="Times New Roman" w:hAnsi="Times New Roman"/>
-          <w:b/>
-          <w:sz w:val="22"/>
-          <w:szCs w:val="22"/>
-          <w:lang w:val="ru-RU"/>
-        </w:rPr>
-        <w:lastRenderedPageBreak/>
+        <w:jc w:val="both"/>
+        <w:rPr>
+          <w:rFonts w:ascii="Times New Roman" w:hAnsi="Times New Roman"/>
+          <w:sz w:val="22"/>
+          <w:szCs w:val="22"/>
+          <w:lang w:val="ru-RU"/>
+        </w:rPr>
+      </w:pPr>
+      <w:r>
+        <w:rPr>
+          <w:rFonts w:ascii="Times New Roman" w:hAnsi="Times New Roman"/>
+          <w:sz w:val="22"/>
+          <w:szCs w:val="22"/>
+          <w:lang w:val="ru-RU"/>
+        </w:rPr>
         <w:t>7</w:t>
       </w:r>
       <w:r>
         <w:rPr>
           <w:rFonts w:ascii="Times New Roman" w:hAnsi="Times New Roman"/>
-          <w:b/>
-          <w:sz w:val="22"/>
-          <w:szCs w:val="22"/>
-          <w:lang w:val="ru-RU"/>
-        </w:rPr>
-        <w:t>. Ответственность сторон</w:t>
+          <w:sz w:val="22"/>
+          <w:szCs w:val="22"/>
+          <w:lang w:val="ru-RU"/>
+        </w:rPr>
+        <w:t>.1. За неисполнение или ненадлежащее исполнение обязательств по настоящему договору стороны несут ответственность в соответствии с действующим законодательством.</w:t>
       </w:r>
     </w:p>
     <w:p>
@@ -2997,7 +2942,72 @@
           <w:szCs w:val="22"/>
           <w:lang w:val="ru-RU"/>
         </w:rPr>
-        <w:t>.1. За неисполнение или ненадлежащее исполнение обязательств по настоящему договору стороны несут ответственность в соответствии с действующим законодательством.</w:t>
+        <w:t>.</w:t>
+      </w:r>
+      <w:r>
+        <w:rPr>
+          <w:rFonts w:ascii="Times New Roman" w:hAnsi="Times New Roman"/>
+          <w:sz w:val="22"/>
+          <w:szCs w:val="22"/>
+          <w:lang w:val="ru-RU"/>
+        </w:rPr>
+        <w:t>2</w:t>
+      </w:r>
+      <w:r>
+        <w:rPr>
+          <w:rFonts w:ascii="Times New Roman" w:hAnsi="Times New Roman"/>
+          <w:sz w:val="22"/>
+          <w:szCs w:val="22"/>
+          <w:lang w:val="ru-RU"/>
+        </w:rPr>
+        <w:t xml:space="preserve">. </w:t>
+      </w:r>
+      <w:r>
+        <w:rPr>
+          <w:rFonts w:ascii="Times New Roman" w:hAnsi="Times New Roman"/>
+          <w:sz w:val="22"/>
+          <w:szCs w:val="22"/>
+          <w:lang w:val="ru-RU"/>
+        </w:rPr>
+        <w:t>В случае нарушения Поставщиком сроков поставки, а также допоставки недостающего Товара, замены Товара ненадлежащего качества Покупатель вправе потребовать уплаты Поставщиком пени в размере 0,1 % от стоимости непоставленного</w:t>
+      </w:r>
+      <w:r>
+        <w:rPr>
+          <w:rFonts w:ascii="Times New Roman" w:hAnsi="Times New Roman"/>
+          <w:sz w:val="22"/>
+          <w:szCs w:val="22"/>
+          <w:lang w:val="ru-RU"/>
+        </w:rPr>
+        <w:t xml:space="preserve">, не </w:t>
+      </w:r>
+      <w:proofErr w:type="gramStart"/>
+      <w:r>
+        <w:rPr>
+          <w:rFonts w:ascii="Times New Roman" w:hAnsi="Times New Roman"/>
+          <w:sz w:val="22"/>
+          <w:szCs w:val="22"/>
+          <w:lang w:val="ru-RU"/>
+        </w:rPr>
+        <w:t xml:space="preserve">замененного </w:t>
+      </w:r>
+      <w:r>
+        <w:rPr>
+          <w:rFonts w:ascii="Times New Roman" w:hAnsi="Times New Roman"/>
+          <w:sz w:val="22"/>
+          <w:szCs w:val="22"/>
+          <w:lang w:val="ru-RU"/>
+        </w:rPr>
+        <w:t xml:space="preserve"> товара</w:t>
+      </w:r>
+      <w:proofErr w:type="gramEnd"/>
+      <w:r>
+        <w:rPr>
+          <w:rFonts w:ascii="Times New Roman" w:hAnsi="Times New Roman"/>
+          <w:sz w:val="22"/>
+          <w:szCs w:val="22"/>
+          <w:lang w:val="ru-RU"/>
+        </w:rPr>
+        <w:t xml:space="preserve"> за каждый календарный день просрочки.</w:t>
       </w:r>
     </w:p>
     <w:p>
@@ -3017,81 +3027,7 @@
           <w:szCs w:val="22"/>
           <w:lang w:val="ru-RU"/>
         </w:rPr>
-        <w:t>7</w:t>
-      </w:r>
-      <w:r>
-        <w:rPr>
-          <w:rFonts w:ascii="Times New Roman" w:hAnsi="Times New Roman"/>
-          <w:sz w:val="22"/>
-          <w:szCs w:val="22"/>
-          <w:lang w:val="ru-RU"/>
-        </w:rPr>
-        <w:t>.</w:t>
-      </w:r>
-      <w:r>
-        <w:rPr>
-          <w:rFonts w:ascii="Times New Roman" w:hAnsi="Times New Roman"/>
-          <w:sz w:val="22"/>
-          <w:szCs w:val="22"/>
-          <w:lang w:val="ru-RU"/>
-        </w:rPr>
-        <w:t>2</w:t>
-      </w:r>
-      <w:r>
-        <w:rPr>
-          <w:rFonts w:ascii="Times New Roman" w:hAnsi="Times New Roman"/>
-          <w:sz w:val="22"/>
-          <w:szCs w:val="22"/>
-          <w:lang w:val="ru-RU"/>
-        </w:rPr>
-        <w:t xml:space="preserve">. </w:t>
-      </w:r>
-      <w:r>
-        <w:rPr>
-          <w:rFonts w:ascii="Times New Roman" w:hAnsi="Times New Roman"/>
-          <w:sz w:val="22"/>
-          <w:szCs w:val="22"/>
-          <w:lang w:val="ru-RU"/>
-        </w:rPr>
-        <w:t>В случае нарушения Поставщиком сроков поставки, а также допоставки недостающего Товара, замены Товара ненадлежащего качества Покупатель вправе потребовать уплаты Поставщиком пени в размере 0,1 % от стоимости непоставленного</w:t>
-      </w:r>
-      <w:r>
-        <w:rPr>
-          <w:rFonts w:ascii="Times New Roman" w:hAnsi="Times New Roman"/>
-          <w:sz w:val="22"/>
-          <w:szCs w:val="22"/>
-          <w:lang w:val="ru-RU"/>
-        </w:rPr>
-        <w:t xml:space="preserve">, не </w:t>
-      </w:r>
-      <w:proofErr w:type="gramStart"/>
-      <w:r>
-        <w:rPr>
-          <w:rFonts w:ascii="Times New Roman" w:hAnsi="Times New Roman"/>
-          <w:sz w:val="22"/>
-          <w:szCs w:val="22"/>
-          <w:lang w:val="ru-RU"/>
-        </w:rPr>
-        <w:t xml:space="preserve">замененного </w:t>
-      </w:r>
-      <w:r>
-        <w:rPr>
-          <w:rFonts w:ascii="Times New Roman" w:hAnsi="Times New Roman"/>
-          <w:sz w:val="22"/>
-          <w:szCs w:val="22"/>
-          <w:lang w:val="ru-RU"/>
-        </w:rPr>
-        <w:t xml:space="preserve"> товара</w:t>
-      </w:r>
-      <w:proofErr w:type="gramEnd"/>
-      <w:r>
-        <w:rPr>
-          <w:rFonts w:ascii="Times New Roman" w:hAnsi="Times New Roman"/>
-          <w:sz w:val="22"/>
-          <w:szCs w:val="22"/>
-          <w:lang w:val="ru-RU"/>
-        </w:rPr>
-        <w:t xml:space="preserve"> за каждый календарный день просрочки.</w:t>
+        <w:t xml:space="preserve">7.3. В случае нарушения Поставщиком обязанности по передаче документов, подтверждающих качество Товара, иных документов, предусмотренных законодательством Российской Федерации, ГОСТами, техническими регламентами, техническими условиями для данного вида Товара, Покупатель вправе потребовать уплаты Поставщиком пени в размере 0,1% от стоимости Товара за каждый календарный день просрочки.  </w:t>
       </w:r>
     </w:p>
     <w:p>
@@ -3111,7 +3047,7 @@
           <w:szCs w:val="22"/>
           <w:lang w:val="ru-RU"/>
         </w:rPr>
-        <w:t xml:space="preserve">7.3. В случае нарушения Поставщиком обязанности по передаче документов, подтверждающих качество Товара, иных документов, предусмотренных законодательством Российской Федерации, ГОСТами, техническими регламентами, техническими условиями для данного вида Товара, Покупатель вправе потребовать уплаты Поставщиком пени в размере 0,1% от стоимости Товара за каждый календарный день просрочки.  </w:t>
+        <w:t>7.4. Поставщик обязуется возместить Покупателю все убытки в виде уплаты штрафов, взносов, сборов в налоговые и иные контролирующие органы в связи с непредоставлением Поставщиком Покупателю в установленный настоящим договором срок документов и сведений.</w:t>
       </w:r>
     </w:p>
     <w:p>
@@ -3131,7 +3067,34 @@
           <w:szCs w:val="22"/>
           <w:lang w:val="ru-RU"/>
         </w:rPr>
-        <w:t>7.4. Поставщик обязуется возместить Покупателю все убытки в виде уплаты штрафов, взносов, сборов в налоговые и иные контролирующие органы в связи с непредоставлением Поставщиком Покупателю в установленный настоящим договором срок документов и сведений.</w:t>
+        <w:t>7.</w:t>
+      </w:r>
+      <w:r>
+        <w:rPr>
+          <w:rFonts w:ascii="Times New Roman" w:hAnsi="Times New Roman"/>
+          <w:sz w:val="22"/>
+          <w:szCs w:val="22"/>
+          <w:lang w:val="ru-RU"/>
+        </w:rPr>
+        <w:t>5</w:t>
+      </w:r>
+      <w:r>
+        <w:rPr>
+          <w:rFonts w:ascii="Times New Roman" w:hAnsi="Times New Roman"/>
+          <w:sz w:val="22"/>
+          <w:szCs w:val="22"/>
+          <w:lang w:val="ru-RU"/>
+        </w:rPr>
+        <w:t xml:space="preserve">. </w:t>
+      </w:r>
+      <w:r>
+        <w:rPr>
+          <w:rFonts w:ascii="Times New Roman" w:hAnsi="Times New Roman"/>
+          <w:sz w:val="22"/>
+          <w:szCs w:val="22"/>
+          <w:lang w:val="ru-RU"/>
+        </w:rPr>
+        <w:t xml:space="preserve">Покупатель вправе потребовать возмещения Поставщиком убытков в полной сумме сверх неустойки. </w:t>
       </w:r>
     </w:p>
     <w:p>
@@ -3151,161 +3114,144 @@
           <w:szCs w:val="22"/>
           <w:lang w:val="ru-RU"/>
         </w:rPr>
-        <w:t>7.</w:t>
-      </w:r>
-      <w:r>
-        <w:rPr>
-          <w:rFonts w:ascii="Times New Roman" w:hAnsi="Times New Roman"/>
-          <w:sz w:val="22"/>
-          <w:szCs w:val="22"/>
-          <w:lang w:val="ru-RU"/>
-        </w:rPr>
-        <w:t>5</w:t>
-      </w:r>
-      <w:r>
-        <w:rPr>
-          <w:rFonts w:ascii="Times New Roman" w:hAnsi="Times New Roman"/>
-          <w:sz w:val="22"/>
-          <w:szCs w:val="22"/>
-          <w:lang w:val="ru-RU"/>
-        </w:rPr>
-        <w:t xml:space="preserve">. </w:t>
-      </w:r>
-      <w:r>
-        <w:rPr>
-          <w:rFonts w:ascii="Times New Roman" w:hAnsi="Times New Roman"/>
-          <w:sz w:val="22"/>
-          <w:szCs w:val="22"/>
-          <w:lang w:val="ru-RU"/>
-        </w:rPr>
-        <w:t xml:space="preserve">Покупатель вправе потребовать возмещения Поставщиком убытков в полной сумме сверх неустойки. </w:t>
+        <w:t xml:space="preserve">7.6. </w:t>
+      </w:r>
+      <w:r>
+        <w:rPr>
+          <w:rFonts w:ascii="Times New Roman" w:hAnsi="Times New Roman"/>
+          <w:sz w:val="22"/>
+          <w:szCs w:val="22"/>
+          <w:lang w:val="ru-RU"/>
+        </w:rPr>
+        <w:t>В случае нарушения Покупателем сроков оплаты товара</w:t>
+      </w:r>
+      <w:r>
+        <w:rPr>
+          <w:rFonts w:ascii="Times New Roman" w:hAnsi="Times New Roman"/>
+          <w:sz w:val="22"/>
+          <w:szCs w:val="22"/>
+          <w:lang w:val="ru-RU"/>
+        </w:rPr>
+        <w:t>,</w:t>
+      </w:r>
+      <w:r>
+        <w:rPr>
+          <w:rFonts w:ascii="Times New Roman" w:hAnsi="Times New Roman"/>
+          <w:sz w:val="22"/>
+          <w:szCs w:val="22"/>
+          <w:lang w:val="ru-RU"/>
+        </w:rPr>
+        <w:t xml:space="preserve"> Поставщик вправе начислить Покупателю пени за каждый день просрочки оплаты из расчета 0,</w:t>
+      </w:r>
+      <w:r>
+        <w:rPr>
+          <w:rFonts w:ascii="Times New Roman" w:hAnsi="Times New Roman"/>
+          <w:sz w:val="22"/>
+          <w:szCs w:val="22"/>
+          <w:lang w:val="ru-RU"/>
+        </w:rPr>
+        <w:t>1</w:t>
+      </w:r>
+      <w:r>
+        <w:rPr>
+          <w:rFonts w:ascii="Times New Roman" w:hAnsi="Times New Roman"/>
+          <w:sz w:val="22"/>
+          <w:szCs w:val="22"/>
+          <w:lang w:val="ru-RU"/>
+        </w:rPr>
+        <w:t xml:space="preserve">% </w:t>
+      </w:r>
+      <w:r>
+        <w:rPr>
+          <w:rFonts w:ascii="Times New Roman" w:hAnsi="Times New Roman"/>
+          <w:sz w:val="22"/>
+          <w:szCs w:val="22"/>
+          <w:lang w:val="ru-RU"/>
+        </w:rPr>
+        <w:t xml:space="preserve">от неоплаченной в срок суммы </w:t>
+      </w:r>
+      <w:r>
+        <w:rPr>
+          <w:rFonts w:ascii="Times New Roman" w:hAnsi="Times New Roman"/>
+          <w:sz w:val="22"/>
+          <w:szCs w:val="22"/>
+          <w:lang w:val="ru-RU"/>
+        </w:rPr>
+        <w:t xml:space="preserve">за </w:t>
+      </w:r>
+      <w:r>
+        <w:rPr>
+          <w:rFonts w:ascii="Times New Roman" w:hAnsi="Times New Roman"/>
+          <w:sz w:val="22"/>
+          <w:szCs w:val="22"/>
+          <w:lang w:val="ru-RU"/>
+        </w:rPr>
+        <w:t>каждый календарный день</w:t>
+      </w:r>
+      <w:r>
+        <w:rPr>
+          <w:rFonts w:ascii="Times New Roman" w:hAnsi="Times New Roman"/>
+          <w:sz w:val="22"/>
+          <w:szCs w:val="22"/>
+          <w:lang w:val="ru-RU"/>
+        </w:rPr>
+        <w:t xml:space="preserve"> просрочки</w:t>
+      </w:r>
+      <w:r>
+        <w:rPr>
+          <w:rFonts w:ascii="Times New Roman" w:hAnsi="Times New Roman"/>
+          <w:sz w:val="22"/>
+          <w:szCs w:val="22"/>
+          <w:lang w:val="ru-RU"/>
+        </w:rPr>
+        <w:t>.</w:t>
       </w:r>
     </w:p>
     <w:p>
       <w:pPr>
-        <w:jc w:val="both"/>
-        <w:rPr>
-          <w:rFonts w:ascii="Times New Roman" w:hAnsi="Times New Roman"/>
-          <w:sz w:val="22"/>
-          <w:szCs w:val="22"/>
-          <w:lang w:val="ru-RU"/>
-        </w:rPr>
-      </w:pPr>
-      <w:r>
-        <w:rPr>
-          <w:rFonts w:ascii="Times New Roman" w:hAnsi="Times New Roman"/>
-          <w:sz w:val="22"/>
-          <w:szCs w:val="22"/>
-          <w:lang w:val="ru-RU"/>
-        </w:rPr>
-        <w:t xml:space="preserve">7.6. </w:t>
-      </w:r>
-      <w:r>
-        <w:rPr>
-          <w:rFonts w:ascii="Times New Roman" w:hAnsi="Times New Roman"/>
-          <w:sz w:val="22"/>
-          <w:szCs w:val="22"/>
-          <w:lang w:val="ru-RU"/>
-        </w:rPr>
-        <w:t>В случае нарушения Покупателем сроков оплаты товара</w:t>
-      </w:r>
-      <w:r>
-        <w:rPr>
-          <w:rFonts w:ascii="Times New Roman" w:hAnsi="Times New Roman"/>
-          <w:sz w:val="22"/>
-          <w:szCs w:val="22"/>
-          <w:lang w:val="ru-RU"/>
-        </w:rPr>
-        <w:t>,</w:t>
-      </w:r>
-      <w:r>
-        <w:rPr>
-          <w:rFonts w:ascii="Times New Roman" w:hAnsi="Times New Roman"/>
-          <w:sz w:val="22"/>
-          <w:szCs w:val="22"/>
-          <w:lang w:val="ru-RU"/>
-        </w:rPr>
-        <w:t xml:space="preserve"> Поставщик вправе начислить Покупателю пени за каждый день просрочки оплаты из расчета 0,</w:t>
-      </w:r>
-      <w:r>
-        <w:rPr>
-          <w:rFonts w:ascii="Times New Roman" w:hAnsi="Times New Roman"/>
-          <w:sz w:val="22"/>
-          <w:szCs w:val="22"/>
-          <w:lang w:val="ru-RU"/>
-        </w:rPr>
-        <w:t>1</w:t>
-      </w:r>
-      <w:r>
-        <w:rPr>
-          <w:rFonts w:ascii="Times New Roman" w:hAnsi="Times New Roman"/>
-          <w:sz w:val="22"/>
-          <w:szCs w:val="22"/>
-          <w:lang w:val="ru-RU"/>
-        </w:rPr>
-        <w:t xml:space="preserve">% </w:t>
-      </w:r>
-      <w:r>
-        <w:rPr>
-          <w:rFonts w:ascii="Times New Roman" w:hAnsi="Times New Roman"/>
-          <w:sz w:val="22"/>
-          <w:szCs w:val="22"/>
-          <w:lang w:val="ru-RU"/>
-        </w:rPr>
-        <w:t xml:space="preserve">от неоплаченной в срок суммы </w:t>
-      </w:r>
-      <w:r>
-        <w:rPr>
-          <w:rFonts w:ascii="Times New Roman" w:hAnsi="Times New Roman"/>
-          <w:sz w:val="22"/>
-          <w:szCs w:val="22"/>
-          <w:lang w:val="ru-RU"/>
-        </w:rPr>
-        <w:t xml:space="preserve">за </w:t>
-      </w:r>
-      <w:r>
-        <w:rPr>
-          <w:rFonts w:ascii="Times New Roman" w:hAnsi="Times New Roman"/>
-          <w:sz w:val="22"/>
-          <w:szCs w:val="22"/>
-          <w:lang w:val="ru-RU"/>
-        </w:rPr>
-        <w:t>каждый календарный день</w:t>
-      </w:r>
-      <w:r>
-        <w:rPr>
-          <w:rFonts w:ascii="Times New Roman" w:hAnsi="Times New Roman"/>
-          <w:sz w:val="22"/>
-          <w:szCs w:val="22"/>
-          <w:lang w:val="ru-RU"/>
-        </w:rPr>
-        <w:t xml:space="preserve"> просрочки</w:t>
-      </w:r>
-      <w:r>
-        <w:rPr>
-          <w:rFonts w:ascii="Times New Roman" w:hAnsi="Times New Roman"/>
-          <w:sz w:val="22"/>
-          <w:szCs w:val="22"/>
-          <w:lang w:val="ru-RU"/>
-        </w:rPr>
-        <w:t>.</w:t>
+        <w:jc w:val="center"/>
+        <w:rPr>
+          <w:rFonts w:ascii="Times New Roman" w:hAnsi="Times New Roman"/>
+          <w:b/>
+          <w:sz w:val="22"/>
+          <w:szCs w:val="22"/>
+          <w:lang w:val="ru-RU"/>
+        </w:rPr>
+      </w:pPr>
+      <w:r>
+        <w:rPr>
+          <w:rFonts w:ascii="Times New Roman" w:hAnsi="Times New Roman"/>
+          <w:b/>
+          <w:sz w:val="22"/>
+          <w:szCs w:val="22"/>
+          <w:lang w:val="ru-RU"/>
+        </w:rPr>
+        <w:t>8</w:t>
+      </w:r>
+      <w:r>
+        <w:rPr>
+          <w:rFonts w:ascii="Times New Roman" w:hAnsi="Times New Roman"/>
+          <w:b/>
+          <w:sz w:val="22"/>
+          <w:szCs w:val="22"/>
+          <w:lang w:val="ru-RU"/>
+        </w:rPr>
+        <w:t>. Разрешение споров</w:t>
       </w:r>
     </w:p>
     <w:p>
       <w:pPr>
-        <w:jc w:val="center"/>
-        <w:rPr>
-          <w:rFonts w:ascii="Times New Roman" w:hAnsi="Times New Roman"/>
-          <w:b/>
-          <w:sz w:val="22"/>
-          <w:szCs w:val="22"/>
-          <w:lang w:val="ru-RU"/>
-        </w:rPr>
-      </w:pPr>
-      <w:r>
-        <w:rPr>
-          <w:rFonts w:ascii="Times New Roman" w:hAnsi="Times New Roman"/>
-          <w:b/>
+        <w:jc w:val="both"/>
+        <w:rPr>
+          <w:rFonts w:ascii="Times New Roman" w:hAnsi="Times New Roman"/>
+          <w:sz w:val="22"/>
+          <w:szCs w:val="22"/>
+          <w:lang w:val="ru-RU"/>
+        </w:rPr>
+      </w:pPr>
+      <w:r>
+        <w:rPr>
+          <w:rFonts w:ascii="Times New Roman" w:hAnsi="Times New Roman"/>
           <w:sz w:val="22"/>
           <w:szCs w:val="22"/>
           <w:lang w:val="ru-RU"/>
@@ -3315,12 +3261,74 @@
       <w:r>
         <w:rPr>
           <w:rFonts w:ascii="Times New Roman" w:hAnsi="Times New Roman"/>
-          <w:b/>
-          <w:sz w:val="22"/>
-          <w:szCs w:val="22"/>
-          <w:lang w:val="ru-RU"/>
-        </w:rPr>
-        <w:t>. Разрешение споров</w:t>
+          <w:sz w:val="22"/>
+          <w:szCs w:val="22"/>
+          <w:lang w:val="ru-RU"/>
+        </w:rPr>
+        <w:t>.1. Все споры и разногласия по настоящему договору стороны разрешают путем переговоров. Соблюдение претензионного порядка обязательно.</w:t>
+      </w:r>
+      <w:r>
+        <w:rPr>
+          <w:rFonts w:ascii="Times New Roman" w:hAnsi="Times New Roman"/>
+          <w:sz w:val="22"/>
+          <w:szCs w:val="22"/>
+          <w:lang w:val="ru-RU"/>
+        </w:rPr>
+        <w:t xml:space="preserve"> Срок рассмотрения претензии – </w:t>
+      </w:r>
+      <w:r>
+        <w:rPr>
+          <w:rFonts w:ascii="Times New Roman" w:hAnsi="Times New Roman"/>
+          <w:sz w:val="22"/>
+          <w:szCs w:val="22"/>
+          <w:lang w:val="ru-RU"/>
+        </w:rPr>
+        <w:t>5</w:t>
+      </w:r>
+      <w:r>
+        <w:rPr>
+          <w:rFonts w:ascii="Times New Roman" w:hAnsi="Times New Roman"/>
+          <w:sz w:val="22"/>
+          <w:szCs w:val="22"/>
+          <w:lang w:val="ru-RU"/>
+        </w:rPr>
+        <w:t xml:space="preserve"> </w:t>
+      </w:r>
+      <w:r>
+        <w:rPr>
+          <w:rFonts w:ascii="Times New Roman" w:hAnsi="Times New Roman"/>
+          <w:sz w:val="22"/>
+          <w:szCs w:val="22"/>
+          <w:lang w:val="ru-RU"/>
+        </w:rPr>
+        <w:t>рабочих</w:t>
+      </w:r>
+      <w:r>
+        <w:rPr>
+          <w:rFonts w:ascii="Times New Roman" w:hAnsi="Times New Roman"/>
+          <w:sz w:val="22"/>
+          <w:szCs w:val="22"/>
+          <w:lang w:val="ru-RU"/>
+        </w:rPr>
+        <w:t xml:space="preserve"> дней с момента ее </w:t>
+      </w:r>
+      <w:r>
+        <w:rPr>
+          <w:rFonts w:ascii="Times New Roman" w:hAnsi="Times New Roman"/>
+          <w:sz w:val="22"/>
+          <w:szCs w:val="22"/>
+          <w:lang w:val="ru-RU"/>
+        </w:rPr>
+        <w:t>полу</w:t>
+      </w:r>
+      <w:r>
+        <w:rPr>
+          <w:rFonts w:ascii="Times New Roman" w:hAnsi="Times New Roman"/>
+          <w:sz w:val="22"/>
+          <w:szCs w:val="22"/>
+          <w:lang w:val="ru-RU"/>
+        </w:rPr>
+        <w:t xml:space="preserve">чения. </w:t>
       </w:r>
     </w:p>
     <w:p>
@@ -3349,175 +3357,113 @@
           <w:szCs w:val="22"/>
           <w:lang w:val="ru-RU"/>
         </w:rPr>
-        <w:t>.1. Все споры и разногласия по настоящему договору стороны разрешают путем переговоров. Соблюдение претензионного порядка обязательно.</w:t>
-      </w:r>
-      <w:r>
-        <w:rPr>
-          <w:rFonts w:ascii="Times New Roman" w:hAnsi="Times New Roman"/>
-          <w:sz w:val="22"/>
-          <w:szCs w:val="22"/>
-          <w:lang w:val="ru-RU"/>
-        </w:rPr>
-        <w:t xml:space="preserve"> Срок рассмотрения претензии – </w:t>
-      </w:r>
-      <w:r>
-        <w:rPr>
-          <w:rFonts w:ascii="Times New Roman" w:hAnsi="Times New Roman"/>
-          <w:sz w:val="22"/>
-          <w:szCs w:val="22"/>
-          <w:lang w:val="ru-RU"/>
-        </w:rPr>
-        <w:t>5</w:t>
-      </w:r>
-      <w:r>
-        <w:rPr>
-          <w:rFonts w:ascii="Times New Roman" w:hAnsi="Times New Roman"/>
-          <w:sz w:val="22"/>
-          <w:szCs w:val="22"/>
-          <w:lang w:val="ru-RU"/>
-        </w:rPr>
-        <w:t xml:space="preserve"> </w:t>
-      </w:r>
-      <w:r>
-        <w:rPr>
-          <w:rFonts w:ascii="Times New Roman" w:hAnsi="Times New Roman"/>
-          <w:sz w:val="22"/>
-          <w:szCs w:val="22"/>
-          <w:lang w:val="ru-RU"/>
-        </w:rPr>
-        <w:t>рабочих</w:t>
-      </w:r>
-      <w:r>
-        <w:rPr>
-          <w:rFonts w:ascii="Times New Roman" w:hAnsi="Times New Roman"/>
-          <w:sz w:val="22"/>
-          <w:szCs w:val="22"/>
-          <w:lang w:val="ru-RU"/>
-        </w:rPr>
-        <w:t xml:space="preserve"> дней с момента ее </w:t>
-      </w:r>
-      <w:r>
-        <w:rPr>
-          <w:rFonts w:ascii="Times New Roman" w:hAnsi="Times New Roman"/>
-          <w:sz w:val="22"/>
-          <w:szCs w:val="22"/>
-          <w:lang w:val="ru-RU"/>
-        </w:rPr>
-        <w:t>полу</w:t>
-      </w:r>
-      <w:r>
-        <w:rPr>
-          <w:rFonts w:ascii="Times New Roman" w:hAnsi="Times New Roman"/>
-          <w:sz w:val="22"/>
-          <w:szCs w:val="22"/>
-          <w:lang w:val="ru-RU"/>
-        </w:rPr>
-        <w:t xml:space="preserve">чения. </w:t>
+        <w:t>.2. Споры и разногласия, которые могут возникнуть между Сторонами, при исполнении настоящего Договора или в связ</w:t>
+      </w:r>
+      <w:r>
+        <w:rPr>
+          <w:rFonts w:ascii="Times New Roman" w:hAnsi="Times New Roman"/>
+          <w:sz w:val="22"/>
+          <w:szCs w:val="22"/>
+          <w:lang w:val="ru-RU"/>
+        </w:rPr>
+        <w:t>и с ним, подлежат разрешению в А</w:t>
+      </w:r>
+      <w:r>
+        <w:rPr>
+          <w:rFonts w:ascii="Times New Roman" w:hAnsi="Times New Roman"/>
+          <w:sz w:val="22"/>
+          <w:szCs w:val="22"/>
+          <w:lang w:val="ru-RU"/>
+        </w:rPr>
+        <w:t>рбитра</w:t>
+      </w:r>
+      <w:r>
+        <w:rPr>
+          <w:rFonts w:ascii="Times New Roman" w:hAnsi="Times New Roman"/>
+          <w:sz w:val="22"/>
+          <w:szCs w:val="22"/>
+          <w:lang w:val="ru-RU"/>
+        </w:rPr>
+        <w:t xml:space="preserve">жном суде </w:t>
+      </w:r>
+      <w:r>
+        <w:rPr>
+          <w:rFonts w:ascii="Times New Roman" w:hAnsi="Times New Roman"/>
+          <w:color w:val="1A1A1A"/>
+          <w:sz w:val="22"/>
+          <w:szCs w:val="22"/>
+          <w:shd w:val="clear" w:color="auto" w:fill="FFFFFF"/>
+          <w:lang w:val="ru-RU"/>
+        </w:rPr>
+        <w:t>по месту нахождения</w:t>
+      </w:r>
+      <w:r>
+        <w:rPr>
+          <w:rFonts w:ascii="Times New Roman" w:hAnsi="Times New Roman"/>
+          <w:color w:val="1A1A1A"/>
+          <w:sz w:val="22"/>
+          <w:szCs w:val="22"/>
+          <w:shd w:val="clear" w:color="auto" w:fill="FFFFFF"/>
+        </w:rPr>
+        <w:t> </w:t>
+      </w:r>
+      <w:r>
+        <w:rPr>
+          <w:rFonts w:ascii="Times New Roman" w:hAnsi="Times New Roman"/>
+          <w:color w:val="1A1A1A"/>
+          <w:sz w:val="22"/>
+          <w:szCs w:val="22"/>
+          <w:shd w:val="clear" w:color="auto" w:fill="FFFFFF"/>
+          <w:lang w:val="ru-RU"/>
+        </w:rPr>
+        <w:t>истца.</w:t>
       </w:r>
     </w:p>
     <w:p>
       <w:pPr>
-        <w:jc w:val="both"/>
-        <w:rPr>
-          <w:rFonts w:ascii="Times New Roman" w:hAnsi="Times New Roman"/>
-          <w:sz w:val="22"/>
-          <w:szCs w:val="22"/>
-          <w:lang w:val="ru-RU"/>
-        </w:rPr>
-      </w:pPr>
-      <w:r>
-        <w:rPr>
-          <w:rFonts w:ascii="Times New Roman" w:hAnsi="Times New Roman"/>
-          <w:sz w:val="22"/>
-          <w:szCs w:val="22"/>
-          <w:lang w:val="ru-RU"/>
-        </w:rPr>
-        <w:t>8</w:t>
-      </w:r>
-      <w:r>
-        <w:rPr>
-          <w:rFonts w:ascii="Times New Roman" w:hAnsi="Times New Roman"/>
-          <w:sz w:val="22"/>
-          <w:szCs w:val="22"/>
-          <w:lang w:val="ru-RU"/>
-        </w:rPr>
-        <w:t>.2. Споры и разногласия, которые могут возникнуть между Сторонами, при исполнении настоящего Договора или в связ</w:t>
-      </w:r>
-      <w:r>
-        <w:rPr>
-          <w:rFonts w:ascii="Times New Roman" w:hAnsi="Times New Roman"/>
-          <w:sz w:val="22"/>
-          <w:szCs w:val="22"/>
-          <w:lang w:val="ru-RU"/>
-        </w:rPr>
-        <w:t>и с ним, подлежат разрешению в А</w:t>
-      </w:r>
-      <w:r>
-        <w:rPr>
-          <w:rFonts w:ascii="Times New Roman" w:hAnsi="Times New Roman"/>
-          <w:sz w:val="22"/>
-          <w:szCs w:val="22"/>
-          <w:lang w:val="ru-RU"/>
-        </w:rPr>
-        <w:t>рбитра</w:t>
-      </w:r>
-      <w:r>
-        <w:rPr>
-          <w:rFonts w:ascii="Times New Roman" w:hAnsi="Times New Roman"/>
-          <w:sz w:val="22"/>
-          <w:szCs w:val="22"/>
-          <w:lang w:val="ru-RU"/>
-        </w:rPr>
-        <w:t xml:space="preserve">жном суде </w:t>
-      </w:r>
-      <w:r>
-        <w:rPr>
-          <w:rFonts w:ascii="Times New Roman" w:hAnsi="Times New Roman"/>
-          <w:color w:val="1A1A1A"/>
-          <w:sz w:val="22"/>
-          <w:szCs w:val="22"/>
-          <w:shd w:val="clear" w:color="auto" w:fill="FFFFFF"/>
-          <w:lang w:val="ru-RU"/>
-        </w:rPr>
-        <w:t>по месту нахождения</w:t>
-      </w:r>
-      <w:r>
-        <w:rPr>
-          <w:rFonts w:ascii="Times New Roman" w:hAnsi="Times New Roman"/>
-          <w:color w:val="1A1A1A"/>
-          <w:sz w:val="22"/>
-          <w:szCs w:val="22"/>
-          <w:shd w:val="clear" w:color="auto" w:fill="FFFFFF"/>
-        </w:rPr>
-        <w:t> </w:t>
-      </w:r>
-      <w:r>
-        <w:rPr>
-          <w:rFonts w:ascii="Times New Roman" w:hAnsi="Times New Roman"/>
-          <w:color w:val="1A1A1A"/>
-          <w:sz w:val="22"/>
-          <w:szCs w:val="22"/>
-          <w:shd w:val="clear" w:color="auto" w:fill="FFFFFF"/>
-          <w:lang w:val="ru-RU"/>
-        </w:rPr>
-        <w:t>истца.</w:t>
+        <w:jc w:val="center"/>
+        <w:rPr>
+          <w:rFonts w:ascii="Times New Roman" w:hAnsi="Times New Roman"/>
+          <w:b/>
+          <w:sz w:val="22"/>
+          <w:szCs w:val="22"/>
+          <w:lang w:val="ru-RU"/>
+        </w:rPr>
+      </w:pPr>
+      <w:r>
+        <w:rPr>
+          <w:rFonts w:ascii="Times New Roman" w:hAnsi="Times New Roman"/>
+          <w:b/>
+          <w:sz w:val="22"/>
+          <w:szCs w:val="22"/>
+          <w:lang w:val="ru-RU"/>
+        </w:rPr>
+        <w:t>9</w:t>
+      </w:r>
+      <w:r>
+        <w:rPr>
+          <w:rFonts w:ascii="Times New Roman" w:hAnsi="Times New Roman"/>
+          <w:b/>
+          <w:sz w:val="22"/>
+          <w:szCs w:val="22"/>
+          <w:lang w:val="ru-RU"/>
+        </w:rPr>
+        <w:t>. Срок действия и порядок расторжения договора</w:t>
       </w:r>
     </w:p>
     <w:p>
       <w:pPr>
-        <w:jc w:val="center"/>
-        <w:rPr>
-          <w:rFonts w:ascii="Times New Roman" w:hAnsi="Times New Roman"/>
-          <w:b/>
-          <w:sz w:val="22"/>
-          <w:szCs w:val="22"/>
-          <w:lang w:val="ru-RU"/>
-        </w:rPr>
-      </w:pPr>
-      <w:r>
-        <w:rPr>
-          <w:rFonts w:ascii="Times New Roman" w:hAnsi="Times New Roman"/>
-          <w:b/>
+        <w:jc w:val="both"/>
+        <w:rPr>
+          <w:rFonts w:ascii="Times New Roman" w:hAnsi="Times New Roman"/>
+          <w:sz w:val="22"/>
+          <w:szCs w:val="22"/>
+          <w:lang w:val="ru-RU"/>
+        </w:rPr>
+      </w:pPr>
+      <w:r>
+        <w:rPr>
+          <w:rFonts w:ascii="Times New Roman" w:hAnsi="Times New Roman"/>
           <w:sz w:val="22"/>
           <w:szCs w:val="22"/>
           <w:lang w:val="ru-RU"/>
@@ -3527,12 +3473,56 @@
       <w:r>
         <w:rPr>
           <w:rFonts w:ascii="Times New Roman" w:hAnsi="Times New Roman"/>
-          <w:b/>
-          <w:sz w:val="22"/>
-          <w:szCs w:val="22"/>
-          <w:lang w:val="ru-RU"/>
-        </w:rPr>
-        <w:t>. Срок действия и порядок расторжения договора</w:t>
+          <w:sz w:val="22"/>
+          <w:szCs w:val="22"/>
+          <w:lang w:val="ru-RU"/>
+        </w:rPr>
+        <w:t xml:space="preserve">.1. Настоящий договор вступает в силу с момента подписания и действует до «31» декабря </w:t>
+      </w:r>
+      <w:r>
+        <w:rPr>
+          <w:rFonts w:ascii="Times New Roman" w:hAnsi="Times New Roman"/>
+          <w:sz w:val="22"/>
+          <w:szCs w:val="22"/>
+          <w:lang w:val="ru-RU"/>
+        </w:rPr>
+        <w:t>20</w:t>
+      </w:r>
+      <w:r>
+        <w:rPr>
+          <w:rFonts w:ascii="Times New Roman" w:hAnsi="Times New Roman"/>
+          <w:sz w:val="22"/>
+          <w:szCs w:val="22"/>
+          <w:lang w:val="ru-RU"/>
+        </w:rPr>
+        <w:t>2</w:t>
+      </w:r>
+      <w:r>
+        <w:rPr>
+          <w:rFonts w:ascii="Times New Roman" w:hAnsi="Times New Roman"/>
+          <w:sz w:val="22"/>
+          <w:szCs w:val="22"/>
+          <w:lang w:val="ru-RU"/>
+        </w:rPr>
+        <w:t>6</w:t>
+      </w:r>
+      <w:r>
+        <w:rPr>
+          <w:rFonts w:ascii="Times New Roman" w:hAnsi="Times New Roman"/>
+          <w:sz w:val="22"/>
+          <w:szCs w:val="22"/>
+          <w:lang w:val="ru-RU"/>
+        </w:rPr>
+        <w:t xml:space="preserve"> г.</w:t>
+      </w:r>
+      <w:r>
+        <w:rPr>
+          <w:rFonts w:ascii="Times New Roman" w:hAnsi="Times New Roman"/>
+          <w:sz w:val="22"/>
+          <w:szCs w:val="22"/>
+          <w:lang w:val="ru-RU"/>
+        </w:rPr>
+        <w:t xml:space="preserve"> </w:t>
       </w:r>
     </w:p>
     <w:p>
@@ -3552,61 +3542,25 @@
           <w:szCs w:val="22"/>
           <w:lang w:val="ru-RU"/>
         </w:rPr>
-        <w:t>9</w:t>
-      </w:r>
-      <w:r>
-        <w:rPr>
-          <w:rFonts w:ascii="Times New Roman" w:hAnsi="Times New Roman"/>
-          <w:sz w:val="22"/>
-          <w:szCs w:val="22"/>
-          <w:lang w:val="ru-RU"/>
-        </w:rPr>
-        <w:t xml:space="preserve">.1. Настоящий договор вступает в силу с момента подписания и действует до «31» декабря </w:t>
-      </w:r>
-      <w:r>
-        <w:rPr>
-          <w:rFonts w:ascii="Times New Roman" w:hAnsi="Times New Roman"/>
-          <w:sz w:val="22"/>
-          <w:szCs w:val="22"/>
-          <w:lang w:val="ru-RU"/>
-        </w:rPr>
-        <w:t>20</w:t>
-      </w:r>
-      <w:r>
-        <w:rPr>
-          <w:rFonts w:ascii="Times New Roman" w:hAnsi="Times New Roman"/>
-          <w:sz w:val="22"/>
-          <w:szCs w:val="22"/>
-          <w:lang w:val="ru-RU"/>
-        </w:rPr>
-        <w:t>2</w:t>
-      </w:r>
-      <w:r>
-        <w:rPr>
-          <w:rFonts w:ascii="Times New Roman" w:hAnsi="Times New Roman"/>
-          <w:sz w:val="22"/>
-          <w:szCs w:val="22"/>
-          <w:lang w:val="ru-RU"/>
-        </w:rPr>
-        <w:t>6</w:t>
-      </w:r>
-      <w:r>
-        <w:rPr>
-          <w:rFonts w:ascii="Times New Roman" w:hAnsi="Times New Roman"/>
-          <w:sz w:val="22"/>
-          <w:szCs w:val="22"/>
-          <w:lang w:val="ru-RU"/>
-        </w:rPr>
-        <w:t xml:space="preserve"> г.</w:t>
-      </w:r>
-      <w:r>
-        <w:rPr>
-          <w:rFonts w:ascii="Times New Roman" w:hAnsi="Times New Roman"/>
-          <w:sz w:val="22"/>
-          <w:szCs w:val="22"/>
-          <w:lang w:val="ru-RU"/>
-        </w:rPr>
-        <w:t xml:space="preserve"> </w:t>
+        <w:t xml:space="preserve">Если ни одна из сторон за месяц до окончания срока действия настоящего Договора не заявит </w:t>
+      </w:r>
+      <w:r>
+        <w:rPr>
+          <w:rFonts w:ascii="Times New Roman" w:hAnsi="Times New Roman"/>
+          <w:sz w:val="22"/>
+          <w:szCs w:val="22"/>
+          <w:lang w:val="ru-RU"/>
+        </w:rPr>
+        <w:t xml:space="preserve">в письменной форме </w:t>
+      </w:r>
+      <w:r>
+        <w:rPr>
+          <w:rFonts w:ascii="Times New Roman" w:hAnsi="Times New Roman"/>
+          <w:sz w:val="22"/>
+          <w:szCs w:val="22"/>
+          <w:lang w:val="ru-RU"/>
+        </w:rPr>
+        <w:t>о своем желании его расторгнуть, Договор пролонгируется на один год на тех же условиях.</w:t>
       </w:r>
     </w:p>
     <w:p>
@@ -3626,25 +3580,52 @@
           <w:szCs w:val="22"/>
           <w:lang w:val="ru-RU"/>
         </w:rPr>
-        <w:t xml:space="preserve">Если ни одна из сторон за месяц до окончания срока действия настоящего Договора не заявит </w:t>
-      </w:r>
-      <w:r>
-        <w:rPr>
-          <w:rFonts w:ascii="Times New Roman" w:hAnsi="Times New Roman"/>
-          <w:sz w:val="22"/>
-          <w:szCs w:val="22"/>
-          <w:lang w:val="ru-RU"/>
-        </w:rPr>
-        <w:t xml:space="preserve">в письменной форме </w:t>
-      </w:r>
-      <w:r>
-        <w:rPr>
-          <w:rFonts w:ascii="Times New Roman" w:hAnsi="Times New Roman"/>
-          <w:sz w:val="22"/>
-          <w:szCs w:val="22"/>
-          <w:lang w:val="ru-RU"/>
-        </w:rPr>
-        <w:t>о своем желании его расторгнуть, Договор пролонгируется на один год на тех же условиях.</w:t>
+        <w:t>9</w:t>
+      </w:r>
+      <w:r>
+        <w:rPr>
+          <w:rFonts w:ascii="Times New Roman" w:hAnsi="Times New Roman"/>
+          <w:sz w:val="22"/>
+          <w:szCs w:val="22"/>
+          <w:lang w:val="ru-RU"/>
+        </w:rPr>
+        <w:t>.2. Если на день окончания договора По</w:t>
+      </w:r>
+      <w:r>
+        <w:rPr>
+          <w:rFonts w:ascii="Times New Roman" w:hAnsi="Times New Roman"/>
+          <w:sz w:val="22"/>
+          <w:szCs w:val="22"/>
+          <w:lang w:val="ru-RU"/>
+        </w:rPr>
+        <w:t>ставщик</w:t>
+      </w:r>
+      <w:r>
+        <w:rPr>
+          <w:rFonts w:ascii="Times New Roman" w:hAnsi="Times New Roman"/>
+          <w:sz w:val="22"/>
+          <w:szCs w:val="22"/>
+          <w:lang w:val="ru-RU"/>
+        </w:rPr>
+        <w:t xml:space="preserve"> имеет невыполненные обязательства перед По</w:t>
+      </w:r>
+      <w:r>
+        <w:rPr>
+          <w:rFonts w:ascii="Times New Roman" w:hAnsi="Times New Roman"/>
+          <w:sz w:val="22"/>
+          <w:szCs w:val="22"/>
+          <w:lang w:val="ru-RU"/>
+        </w:rPr>
+        <w:t>купателем</w:t>
+      </w:r>
+      <w:r>
+        <w:rPr>
+          <w:rFonts w:ascii="Times New Roman" w:hAnsi="Times New Roman"/>
+          <w:sz w:val="22"/>
+          <w:szCs w:val="22"/>
+          <w:lang w:val="ru-RU"/>
+        </w:rPr>
+        <w:t>, то в части исполнения этих обязательств настоящий договор сохраняет силу до тех пор, пока эти обязательства не будут выполнены им полностью.</w:t>
       </w:r>
     </w:p>
     <w:p>
@@ -3664,52 +3645,25 @@
           <w:szCs w:val="22"/>
           <w:lang w:val="ru-RU"/>
         </w:rPr>
-        <w:t>9</w:t>
-      </w:r>
-      <w:r>
-        <w:rPr>
-          <w:rFonts w:ascii="Times New Roman" w:hAnsi="Times New Roman"/>
-          <w:sz w:val="22"/>
-          <w:szCs w:val="22"/>
-          <w:lang w:val="ru-RU"/>
-        </w:rPr>
-        <w:t>.2. Если на день окончания договора По</w:t>
-      </w:r>
-      <w:r>
-        <w:rPr>
-          <w:rFonts w:ascii="Times New Roman" w:hAnsi="Times New Roman"/>
-          <w:sz w:val="22"/>
-          <w:szCs w:val="22"/>
-          <w:lang w:val="ru-RU"/>
-        </w:rPr>
-        <w:t>ставщик</w:t>
-      </w:r>
-      <w:r>
-        <w:rPr>
-          <w:rFonts w:ascii="Times New Roman" w:hAnsi="Times New Roman"/>
-          <w:sz w:val="22"/>
-          <w:szCs w:val="22"/>
-          <w:lang w:val="ru-RU"/>
-        </w:rPr>
-        <w:t xml:space="preserve"> имеет невыполненные обязательства перед По</w:t>
-      </w:r>
-      <w:r>
-        <w:rPr>
-          <w:rFonts w:ascii="Times New Roman" w:hAnsi="Times New Roman"/>
-          <w:sz w:val="22"/>
-          <w:szCs w:val="22"/>
-          <w:lang w:val="ru-RU"/>
-        </w:rPr>
-        <w:t>купателем</w:t>
-      </w:r>
-      <w:r>
-        <w:rPr>
-          <w:rFonts w:ascii="Times New Roman" w:hAnsi="Times New Roman"/>
-          <w:sz w:val="22"/>
-          <w:szCs w:val="22"/>
-          <w:lang w:val="ru-RU"/>
-        </w:rPr>
-        <w:t>, то в части исполнения этих обязательств настоящий договор сохраняет силу до тех пор, пока эти обязательства не будут выполнены им полностью.</w:t>
+        <w:t xml:space="preserve">9.3. Покупатель имеет право в одностороннем порядке отказаться от настоящего договора </w:t>
+      </w:r>
+      <w:r>
+        <w:rPr>
+          <w:rFonts w:ascii="Times New Roman" w:hAnsi="Times New Roman"/>
+          <w:sz w:val="22"/>
+          <w:szCs w:val="22"/>
+          <w:lang w:val="ru-RU"/>
+        </w:rPr>
+        <w:t xml:space="preserve">и потребовать возврата суммы перечисленной предоплаты </w:t>
+      </w:r>
+      <w:r>
+        <w:rPr>
+          <w:rFonts w:ascii="Times New Roman" w:hAnsi="Times New Roman"/>
+          <w:sz w:val="22"/>
+          <w:szCs w:val="22"/>
+          <w:lang w:val="ru-RU"/>
+        </w:rPr>
+        <w:t xml:space="preserve">в случае нарушения Поставщиком срока поставки Товара более чем на 10 календарных дней. </w:t>
       </w:r>
     </w:p>
     <w:p>
@@ -3729,89 +3683,81 @@
           <w:szCs w:val="22"/>
           <w:lang w:val="ru-RU"/>
         </w:rPr>
-        <w:t xml:space="preserve">9.3. Покупатель имеет право в одностороннем порядке отказаться от настоящего договора </w:t>
-      </w:r>
-      <w:r>
-        <w:rPr>
-          <w:rFonts w:ascii="Times New Roman" w:hAnsi="Times New Roman"/>
-          <w:sz w:val="22"/>
-          <w:szCs w:val="22"/>
-          <w:lang w:val="ru-RU"/>
-        </w:rPr>
-        <w:t xml:space="preserve">и потребовать возврата суммы перечисленной предоплаты </w:t>
-      </w:r>
-      <w:r>
-        <w:rPr>
-          <w:rFonts w:ascii="Times New Roman" w:hAnsi="Times New Roman"/>
-          <w:sz w:val="22"/>
-          <w:szCs w:val="22"/>
-          <w:lang w:val="ru-RU"/>
-        </w:rPr>
-        <w:t xml:space="preserve">в случае нарушения Поставщиком срока поставки Товара более чем на 10 календарных дней. </w:t>
+        <w:t>9</w:t>
+      </w:r>
+      <w:r>
+        <w:rPr>
+          <w:rFonts w:ascii="Times New Roman" w:hAnsi="Times New Roman"/>
+          <w:sz w:val="22"/>
+          <w:szCs w:val="22"/>
+          <w:lang w:val="ru-RU"/>
+        </w:rPr>
+        <w:t>.</w:t>
+      </w:r>
+      <w:r>
+        <w:rPr>
+          <w:rFonts w:ascii="Times New Roman" w:hAnsi="Times New Roman"/>
+          <w:sz w:val="22"/>
+          <w:szCs w:val="22"/>
+          <w:lang w:val="ru-RU"/>
+        </w:rPr>
+        <w:t>4</w:t>
+      </w:r>
+      <w:r>
+        <w:rPr>
+          <w:rFonts w:ascii="Times New Roman" w:hAnsi="Times New Roman"/>
+          <w:sz w:val="22"/>
+          <w:szCs w:val="22"/>
+          <w:lang w:val="ru-RU"/>
+        </w:rPr>
+        <w:t>. Настоящий договор может быть досрочно прекращен по соглашению сторон, а также в иных случаях, предусмотренных действующим законодательством.</w:t>
       </w:r>
     </w:p>
     <w:p>
       <w:pPr>
-        <w:jc w:val="both"/>
-        <w:rPr>
-          <w:rFonts w:ascii="Times New Roman" w:hAnsi="Times New Roman"/>
-          <w:sz w:val="22"/>
-          <w:szCs w:val="22"/>
-          <w:lang w:val="ru-RU"/>
-        </w:rPr>
-      </w:pPr>
-      <w:r>
-        <w:rPr>
-          <w:rFonts w:ascii="Times New Roman" w:hAnsi="Times New Roman"/>
-          <w:sz w:val="22"/>
-          <w:szCs w:val="22"/>
-          <w:lang w:val="ru-RU"/>
-        </w:rPr>
-        <w:t>9</w:t>
-      </w:r>
-      <w:r>
-        <w:rPr>
-          <w:rFonts w:ascii="Times New Roman" w:hAnsi="Times New Roman"/>
-          <w:sz w:val="22"/>
-          <w:szCs w:val="22"/>
-          <w:lang w:val="ru-RU"/>
-        </w:rPr>
-        <w:t>.</w:t>
-      </w:r>
-      <w:r>
-        <w:rPr>
-          <w:rFonts w:ascii="Times New Roman" w:hAnsi="Times New Roman"/>
-          <w:sz w:val="22"/>
-          <w:szCs w:val="22"/>
-          <w:lang w:val="ru-RU"/>
-        </w:rPr>
-        <w:t>4</w:t>
-      </w:r>
-      <w:r>
-        <w:rPr>
-          <w:rFonts w:ascii="Times New Roman" w:hAnsi="Times New Roman"/>
-          <w:sz w:val="22"/>
-          <w:szCs w:val="22"/>
-          <w:lang w:val="ru-RU"/>
-        </w:rPr>
-        <w:t>. Настоящий договор может быть досрочно прекращен по соглашению сторон, а также в иных случаях, предусмотренных действующим законодательством.</w:t>
+        <w:jc w:val="center"/>
+        <w:rPr>
+          <w:rFonts w:ascii="Times New Roman" w:hAnsi="Times New Roman"/>
+          <w:b/>
+          <w:sz w:val="22"/>
+          <w:szCs w:val="22"/>
+          <w:lang w:val="ru-RU"/>
+        </w:rPr>
+      </w:pPr>
+      <w:r>
+        <w:rPr>
+          <w:rFonts w:ascii="Times New Roman" w:hAnsi="Times New Roman"/>
+          <w:b/>
+          <w:sz w:val="22"/>
+          <w:szCs w:val="22"/>
+          <w:lang w:val="ru-RU"/>
+        </w:rPr>
+        <w:t>10</w:t>
+      </w:r>
+      <w:r>
+        <w:rPr>
+          <w:rFonts w:ascii="Times New Roman" w:hAnsi="Times New Roman"/>
+          <w:b/>
+          <w:sz w:val="22"/>
+          <w:szCs w:val="22"/>
+          <w:lang w:val="ru-RU"/>
+        </w:rPr>
+        <w:t>. Форс-мажор</w:t>
       </w:r>
     </w:p>
     <w:p>
       <w:pPr>
-        <w:jc w:val="center"/>
-        <w:rPr>
-          <w:rFonts w:ascii="Times New Roman" w:hAnsi="Times New Roman"/>
-          <w:b/>
-          <w:sz w:val="22"/>
-          <w:szCs w:val="22"/>
-          <w:lang w:val="ru-RU"/>
-        </w:rPr>
-      </w:pPr>
-      <w:r>
-        <w:rPr>
-          <w:rFonts w:ascii="Times New Roman" w:hAnsi="Times New Roman"/>
-          <w:b/>
+        <w:jc w:val="both"/>
+        <w:rPr>
+          <w:rFonts w:ascii="Times New Roman" w:hAnsi="Times New Roman"/>
+          <w:sz w:val="22"/>
+          <w:szCs w:val="22"/>
+          <w:lang w:val="ru-RU"/>
+        </w:rPr>
+      </w:pPr>
+      <w:r>
+        <w:rPr>
+          <w:rFonts w:ascii="Times New Roman" w:hAnsi="Times New Roman"/>
           <w:sz w:val="22"/>
           <w:szCs w:val="22"/>
           <w:lang w:val="ru-RU"/>
@@ -3821,12 +3767,29 @@
       <w:r>
         <w:rPr>
           <w:rFonts w:ascii="Times New Roman" w:hAnsi="Times New Roman"/>
-          <w:b/>
-          <w:sz w:val="22"/>
-          <w:szCs w:val="22"/>
-          <w:lang w:val="ru-RU"/>
-        </w:rPr>
-        <w:t>. Форс-мажор</w:t>
+          <w:sz w:val="22"/>
+          <w:szCs w:val="22"/>
+          <w:lang w:val="ru-RU"/>
+        </w:rPr>
+        <w:t>.1. Стороны освобождаются от ответственности за частичное или полное неисполнение обязательств по настоящему договору, если это неисполнение явилось следствием обстоятельств непреодолимой силы, подтвержденных компетентными государственными органами</w:t>
+      </w:r>
+      <w:r>
+        <w:rPr>
+          <w:rFonts w:ascii="Times New Roman" w:hAnsi="Times New Roman"/>
+          <w:sz w:val="22"/>
+          <w:szCs w:val="22"/>
+          <w:lang w:val="ru-RU"/>
+        </w:rPr>
+        <w:t>.</w:t>
+      </w:r>
+      <w:r>
+        <w:rPr>
+          <w:rFonts w:ascii="Times New Roman" w:hAnsi="Times New Roman"/>
+          <w:sz w:val="22"/>
+          <w:szCs w:val="22"/>
+          <w:lang w:val="ru-RU"/>
+        </w:rPr>
+        <w:t xml:space="preserve"> </w:t>
       </w:r>
     </w:p>
     <w:p>
@@ -3855,25 +3818,97 @@
           <w:szCs w:val="22"/>
           <w:lang w:val="ru-RU"/>
         </w:rPr>
-        <w:t>.1. Стороны освобождаются от ответственности за частичное или полное неисполнение обязательств по настоящему договору, если это неисполнение явилось следствием обстоятельств непреодолимой силы, подтвержденных компетентными государственными органами</w:t>
-      </w:r>
-      <w:r>
-        <w:rPr>
-          <w:rFonts w:ascii="Times New Roman" w:hAnsi="Times New Roman"/>
-          <w:sz w:val="22"/>
-          <w:szCs w:val="22"/>
-          <w:lang w:val="ru-RU"/>
-        </w:rPr>
-        <w:t>.</w:t>
-      </w:r>
-      <w:r>
-        <w:rPr>
-          <w:rFonts w:ascii="Times New Roman" w:hAnsi="Times New Roman"/>
-          <w:sz w:val="22"/>
-          <w:szCs w:val="22"/>
-          <w:lang w:val="ru-RU"/>
-        </w:rPr>
-        <w:t xml:space="preserve"> </w:t>
+        <w:t xml:space="preserve">.2. Сторона, для которой </w:t>
+      </w:r>
+      <w:r>
+        <w:rPr>
+          <w:rFonts w:ascii="Times New Roman" w:hAnsi="Times New Roman"/>
+          <w:sz w:val="22"/>
+          <w:szCs w:val="22"/>
+          <w:lang w:val="ru-RU"/>
+        </w:rPr>
+        <w:t>наступила</w:t>
+      </w:r>
+      <w:r>
+        <w:rPr>
+          <w:rFonts w:ascii="Times New Roman" w:hAnsi="Times New Roman"/>
+          <w:sz w:val="22"/>
+          <w:szCs w:val="22"/>
+          <w:lang w:val="ru-RU"/>
+        </w:rPr>
+        <w:t xml:space="preserve"> невозможность выполнения обязательств по настоящему договору</w:t>
+      </w:r>
+      <w:r>
+        <w:rPr>
+          <w:rFonts w:ascii="Times New Roman" w:hAnsi="Times New Roman"/>
+          <w:sz w:val="22"/>
+          <w:szCs w:val="22"/>
+          <w:lang w:val="ru-RU"/>
+        </w:rPr>
+        <w:t xml:space="preserve"> вследствие обстоятельств, указанных в п.</w:t>
+      </w:r>
+      <w:r>
+        <w:rPr>
+          <w:rFonts w:ascii="Times New Roman" w:hAnsi="Times New Roman"/>
+          <w:sz w:val="22"/>
+          <w:szCs w:val="22"/>
+          <w:lang w:val="ru-RU"/>
+        </w:rPr>
+        <w:t>10</w:t>
+      </w:r>
+      <w:r>
+        <w:rPr>
+          <w:rFonts w:ascii="Times New Roman" w:hAnsi="Times New Roman"/>
+          <w:sz w:val="22"/>
+          <w:szCs w:val="22"/>
+          <w:lang w:val="ru-RU"/>
+        </w:rPr>
+        <w:t>.1 настоящего договора</w:t>
+      </w:r>
+      <w:r>
+        <w:rPr>
+          <w:rFonts w:ascii="Times New Roman" w:hAnsi="Times New Roman"/>
+          <w:sz w:val="22"/>
+          <w:szCs w:val="22"/>
+          <w:lang w:val="ru-RU"/>
+        </w:rPr>
+        <w:t xml:space="preserve">, должна в 5-тидневный срок письменно известить другую Сторону о наступлении и прекращении </w:t>
+      </w:r>
+      <w:r>
+        <w:rPr>
+          <w:rFonts w:ascii="Times New Roman" w:hAnsi="Times New Roman"/>
+          <w:sz w:val="22"/>
+          <w:szCs w:val="22"/>
+          <w:lang w:val="ru-RU"/>
+        </w:rPr>
+        <w:t>данных</w:t>
+      </w:r>
+      <w:r>
+        <w:rPr>
+          <w:rFonts w:ascii="Times New Roman" w:hAnsi="Times New Roman"/>
+          <w:sz w:val="22"/>
+          <w:szCs w:val="22"/>
+          <w:lang w:val="ru-RU"/>
+        </w:rPr>
+        <w:t xml:space="preserve"> обстоятельств, в этом случае и сроки выполнения об</w:t>
+      </w:r>
+      <w:r>
+        <w:rPr>
+          <w:rFonts w:ascii="Times New Roman" w:hAnsi="Times New Roman"/>
+          <w:sz w:val="22"/>
+          <w:szCs w:val="22"/>
+          <w:lang w:val="ru-RU"/>
+        </w:rPr>
+        <w:t>язательств</w:t>
+      </w:r>
+      <w:r>
+        <w:rPr>
+          <w:rFonts w:ascii="Times New Roman" w:hAnsi="Times New Roman"/>
+          <w:sz w:val="22"/>
+          <w:szCs w:val="22"/>
+          <w:lang w:val="ru-RU"/>
+        </w:rPr>
+        <w:t xml:space="preserve"> по настоящему договору отодвигаются соразмерно срокам действий этих обстоятельств. Несвоевременное извещение о наступлении вышеуказанных обстоятельств лишает стороны права ссылаться на них.</w:t>
       </w:r>
     </w:p>
     <w:p>
@@ -3902,178 +3937,157 @@
           <w:szCs w:val="22"/>
           <w:lang w:val="ru-RU"/>
         </w:rPr>
-        <w:t xml:space="preserve">.2. Сторона, для которой </w:t>
-      </w:r>
-      <w:r>
-        <w:rPr>
-          <w:rFonts w:ascii="Times New Roman" w:hAnsi="Times New Roman"/>
-          <w:sz w:val="22"/>
-          <w:szCs w:val="22"/>
-          <w:lang w:val="ru-RU"/>
-        </w:rPr>
-        <w:t>наступила</w:t>
-      </w:r>
-      <w:r>
-        <w:rPr>
-          <w:rFonts w:ascii="Times New Roman" w:hAnsi="Times New Roman"/>
-          <w:sz w:val="22"/>
-          <w:szCs w:val="22"/>
-          <w:lang w:val="ru-RU"/>
-        </w:rPr>
-        <w:t xml:space="preserve"> невозможность выполнения обязательств по настоящему договору</w:t>
-      </w:r>
-      <w:r>
-        <w:rPr>
-          <w:rFonts w:ascii="Times New Roman" w:hAnsi="Times New Roman"/>
-          <w:sz w:val="22"/>
-          <w:szCs w:val="22"/>
-          <w:lang w:val="ru-RU"/>
-        </w:rPr>
-        <w:t xml:space="preserve"> вследствие обстоятельств, указанных в п.</w:t>
-      </w:r>
-      <w:r>
-        <w:rPr>
-          <w:rFonts w:ascii="Times New Roman" w:hAnsi="Times New Roman"/>
-          <w:sz w:val="22"/>
-          <w:szCs w:val="22"/>
-          <w:lang w:val="ru-RU"/>
-        </w:rPr>
-        <w:t>10</w:t>
-      </w:r>
-      <w:r>
-        <w:rPr>
-          <w:rFonts w:ascii="Times New Roman" w:hAnsi="Times New Roman"/>
-          <w:sz w:val="22"/>
-          <w:szCs w:val="22"/>
-          <w:lang w:val="ru-RU"/>
-        </w:rPr>
-        <w:t>.1 настоящего договора</w:t>
-      </w:r>
-      <w:r>
-        <w:rPr>
-          <w:rFonts w:ascii="Times New Roman" w:hAnsi="Times New Roman"/>
-          <w:sz w:val="22"/>
-          <w:szCs w:val="22"/>
-          <w:lang w:val="ru-RU"/>
-        </w:rPr>
-        <w:t xml:space="preserve">, должна в 5-тидневный срок письменно известить другую Сторону о наступлении и прекращении </w:t>
-      </w:r>
-      <w:r>
-        <w:rPr>
-          <w:rFonts w:ascii="Times New Roman" w:hAnsi="Times New Roman"/>
-          <w:sz w:val="22"/>
-          <w:szCs w:val="22"/>
-          <w:lang w:val="ru-RU"/>
-        </w:rPr>
-        <w:t>данных</w:t>
-      </w:r>
-      <w:r>
-        <w:rPr>
-          <w:rFonts w:ascii="Times New Roman" w:hAnsi="Times New Roman"/>
-          <w:sz w:val="22"/>
-          <w:szCs w:val="22"/>
-          <w:lang w:val="ru-RU"/>
-        </w:rPr>
-        <w:t xml:space="preserve"> обстоятельств, в этом случае и сроки выполнения об</w:t>
-      </w:r>
-      <w:r>
-        <w:rPr>
-          <w:rFonts w:ascii="Times New Roman" w:hAnsi="Times New Roman"/>
-          <w:sz w:val="22"/>
-          <w:szCs w:val="22"/>
-          <w:lang w:val="ru-RU"/>
-        </w:rPr>
-        <w:t>язательств</w:t>
-      </w:r>
-      <w:r>
-        <w:rPr>
-          <w:rFonts w:ascii="Times New Roman" w:hAnsi="Times New Roman"/>
-          <w:sz w:val="22"/>
-          <w:szCs w:val="22"/>
-          <w:lang w:val="ru-RU"/>
-        </w:rPr>
-        <w:t xml:space="preserve"> по настоящему договору отодвигаются соразмерно срокам действий этих обстоятельств. Несвоевременное извещение о наступлении вышеуказанных обстоятельств лишает стороны права ссылаться на них.</w:t>
+        <w:t>.3. Наступление форс-мажорных обстоятельств не освобождает стороны от обязательств по договору.</w:t>
       </w:r>
     </w:p>
     <w:p>
       <w:pPr>
-        <w:jc w:val="both"/>
-        <w:rPr>
-          <w:rFonts w:ascii="Times New Roman" w:hAnsi="Times New Roman"/>
-          <w:sz w:val="22"/>
-          <w:szCs w:val="22"/>
-          <w:lang w:val="ru-RU"/>
-        </w:rPr>
-      </w:pPr>
-      <w:r>
-        <w:rPr>
-          <w:rFonts w:ascii="Times New Roman" w:hAnsi="Times New Roman"/>
-          <w:sz w:val="22"/>
-          <w:szCs w:val="22"/>
-          <w:lang w:val="ru-RU"/>
-        </w:rPr>
-        <w:t>10</w:t>
-      </w:r>
-      <w:r>
-        <w:rPr>
-          <w:rFonts w:ascii="Times New Roman" w:hAnsi="Times New Roman"/>
-          <w:sz w:val="22"/>
-          <w:szCs w:val="22"/>
-          <w:lang w:val="ru-RU"/>
-        </w:rPr>
-        <w:t>.3. Наступление форс-мажорных обстоятельств не освобождает стороны от обязательств по договору.</w:t>
+        <w:jc w:val="center"/>
+        <w:rPr>
+          <w:rFonts w:ascii="Times New Roman" w:hAnsi="Times New Roman"/>
+          <w:b/>
+          <w:sz w:val="22"/>
+          <w:szCs w:val="22"/>
+          <w:lang w:val="ru-RU"/>
+        </w:rPr>
+      </w:pPr>
+      <w:r>
+        <w:rPr>
+          <w:rFonts w:ascii="Times New Roman" w:hAnsi="Times New Roman"/>
+          <w:b/>
+          <w:sz w:val="22"/>
+          <w:szCs w:val="22"/>
+          <w:lang w:val="ru-RU"/>
+        </w:rPr>
+        <w:t>1</w:t>
+      </w:r>
+      <w:r>
+        <w:rPr>
+          <w:rFonts w:ascii="Times New Roman" w:hAnsi="Times New Roman"/>
+          <w:b/>
+          <w:sz w:val="22"/>
+          <w:szCs w:val="22"/>
+          <w:lang w:val="ru-RU"/>
+        </w:rPr>
+        <w:t>1</w:t>
+      </w:r>
+      <w:r>
+        <w:rPr>
+          <w:rFonts w:ascii="Times New Roman" w:hAnsi="Times New Roman"/>
+          <w:b/>
+          <w:sz w:val="22"/>
+          <w:szCs w:val="22"/>
+          <w:lang w:val="ru-RU"/>
+        </w:rPr>
+        <w:t xml:space="preserve">. </w:t>
+      </w:r>
+      <w:r>
+        <w:rPr>
+          <w:rFonts w:ascii="Times New Roman" w:hAnsi="Times New Roman"/>
+          <w:b/>
+          <w:sz w:val="22"/>
+          <w:szCs w:val="22"/>
+          <w:lang w:val="ru-RU"/>
+        </w:rPr>
+        <w:t xml:space="preserve">Конфиденциальность. </w:t>
       </w:r>
     </w:p>
     <w:p>
       <w:pPr>
-        <w:jc w:val="center"/>
-        <w:rPr>
-          <w:rFonts w:ascii="Times New Roman" w:hAnsi="Times New Roman"/>
-          <w:b/>
-          <w:sz w:val="22"/>
-          <w:szCs w:val="22"/>
-          <w:lang w:val="ru-RU"/>
-        </w:rPr>
-      </w:pPr>
-      <w:r>
-        <w:rPr>
-          <w:rFonts w:ascii="Times New Roman" w:hAnsi="Times New Roman"/>
-          <w:b/>
-          <w:sz w:val="22"/>
-          <w:szCs w:val="22"/>
-          <w:lang w:val="ru-RU"/>
-        </w:rPr>
-        <w:t>1</w:t>
-      </w:r>
-      <w:r>
-        <w:rPr>
-          <w:rFonts w:ascii="Times New Roman" w:hAnsi="Times New Roman"/>
-          <w:b/>
-          <w:sz w:val="22"/>
-          <w:szCs w:val="22"/>
-          <w:lang w:val="ru-RU"/>
-        </w:rPr>
-        <w:t>1</w:t>
-      </w:r>
-      <w:r>
-        <w:rPr>
-          <w:rFonts w:ascii="Times New Roman" w:hAnsi="Times New Roman"/>
-          <w:b/>
-          <w:sz w:val="22"/>
-          <w:szCs w:val="22"/>
-          <w:lang w:val="ru-RU"/>
-        </w:rPr>
-        <w:t xml:space="preserve">. </w:t>
-      </w:r>
-      <w:r>
-        <w:rPr>
-          <w:rFonts w:ascii="Times New Roman" w:hAnsi="Times New Roman"/>
-          <w:b/>
-          <w:sz w:val="22"/>
-          <w:szCs w:val="22"/>
-          <w:lang w:val="ru-RU"/>
-        </w:rPr>
-        <w:t xml:space="preserve">Конфиденциальность. </w:t>
+        <w:jc w:val="both"/>
+        <w:rPr>
+          <w:rFonts w:ascii="Times New Roman" w:hAnsi="Times New Roman"/>
+          <w:sz w:val="22"/>
+          <w:szCs w:val="22"/>
+          <w:lang w:val="ru-RU"/>
+        </w:rPr>
+      </w:pPr>
+      <w:r>
+        <w:rPr>
+          <w:rFonts w:ascii="Times New Roman" w:hAnsi="Times New Roman"/>
+          <w:sz w:val="22"/>
+          <w:szCs w:val="22"/>
+          <w:lang w:val="ru-RU"/>
+        </w:rPr>
+        <w:t xml:space="preserve">11.1 Стороны обязуются не разглашать и не </w:t>
+      </w:r>
+      <w:proofErr w:type="spellStart"/>
+      <w:r>
+        <w:rPr>
+          <w:rFonts w:ascii="Times New Roman" w:hAnsi="Times New Roman"/>
+          <w:sz w:val="22"/>
+          <w:szCs w:val="22"/>
+          <w:lang w:val="ru-RU"/>
+        </w:rPr>
+        <w:t>распростронять</w:t>
+      </w:r>
+      <w:proofErr w:type="spellEnd"/>
+      <w:r>
+        <w:rPr>
+          <w:rFonts w:ascii="Times New Roman" w:hAnsi="Times New Roman"/>
+          <w:sz w:val="22"/>
+          <w:szCs w:val="22"/>
+          <w:lang w:val="ru-RU"/>
+        </w:rPr>
+        <w:t xml:space="preserve"> в иной форме документы, сведения и информации, полученные ими друг от друга в процессе исполнения настоящего договора. Если иное не будет установлено соглашением Сторон, то конфиденциальными являются все получаемые Покупателем и </w:t>
+      </w:r>
+      <w:proofErr w:type="spellStart"/>
+      <w:r>
+        <w:rPr>
+          <w:rFonts w:ascii="Times New Roman" w:hAnsi="Times New Roman"/>
+          <w:sz w:val="22"/>
+          <w:szCs w:val="22"/>
+          <w:lang w:val="ru-RU"/>
+        </w:rPr>
+        <w:t>Постащиком</w:t>
+      </w:r>
+      <w:proofErr w:type="spellEnd"/>
+      <w:r>
+        <w:rPr>
+          <w:rFonts w:ascii="Times New Roman" w:hAnsi="Times New Roman"/>
+          <w:sz w:val="22"/>
+          <w:szCs w:val="22"/>
+          <w:lang w:val="ru-RU"/>
+        </w:rPr>
+        <w:t xml:space="preserve"> друг от друга в процессе исполнения настоящего Договора сведения, за исключением тех, кот </w:t>
+      </w:r>
+      <w:proofErr w:type="spellStart"/>
+      <w:r>
+        <w:rPr>
+          <w:rFonts w:ascii="Times New Roman" w:hAnsi="Times New Roman"/>
+          <w:sz w:val="22"/>
+          <w:szCs w:val="22"/>
+          <w:lang w:val="ru-RU"/>
+        </w:rPr>
+        <w:t>орые</w:t>
+      </w:r>
+      <w:proofErr w:type="spellEnd"/>
+      <w:r>
+        <w:rPr>
+          <w:rFonts w:ascii="Times New Roman" w:hAnsi="Times New Roman"/>
+          <w:sz w:val="22"/>
+          <w:szCs w:val="22"/>
+          <w:lang w:val="ru-RU"/>
+        </w:rPr>
+        <w:t xml:space="preserve"> без участия этих Сторон были или будут опубликованы или распространены в иной форме в официальных (служебных) источниках, либо стали или станут известны также </w:t>
+      </w:r>
+      <w:r>
+        <w:rPr>
+          <w:rFonts w:ascii="Times New Roman" w:hAnsi="Times New Roman"/>
+          <w:sz w:val="22"/>
+          <w:szCs w:val="22"/>
+          <w:lang w:val="ru-RU"/>
+        </w:rPr>
+        <w:t xml:space="preserve">без участия </w:t>
+      </w:r>
+      <w:r>
+        <w:rPr>
+          <w:rFonts w:ascii="Times New Roman" w:hAnsi="Times New Roman"/>
+          <w:sz w:val="22"/>
+          <w:szCs w:val="22"/>
+          <w:lang w:val="ru-RU"/>
+        </w:rPr>
+        <w:t>тех же Сторон от третьих лиц.</w:t>
       </w:r>
     </w:p>
     <w:p>
@@ -4093,137 +4107,114 @@
           <w:szCs w:val="22"/>
           <w:lang w:val="ru-RU"/>
         </w:rPr>
-        <w:t xml:space="preserve">11.1 Стороны обязуются не разглашать и не </w:t>
-      </w:r>
-      <w:proofErr w:type="spellStart"/>
-      <w:r>
-        <w:rPr>
-          <w:rFonts w:ascii="Times New Roman" w:hAnsi="Times New Roman"/>
-          <w:sz w:val="22"/>
-          <w:szCs w:val="22"/>
-          <w:lang w:val="ru-RU"/>
-        </w:rPr>
-        <w:t>распростронять</w:t>
-      </w:r>
-      <w:proofErr w:type="spellEnd"/>
-      <w:r>
-        <w:rPr>
-          <w:rFonts w:ascii="Times New Roman" w:hAnsi="Times New Roman"/>
-          <w:sz w:val="22"/>
-          <w:szCs w:val="22"/>
-          <w:lang w:val="ru-RU"/>
-        </w:rPr>
-        <w:t xml:space="preserve"> в иной форме документы, сведения и информации, полученные ими друг от друга в процессе исполнения настоящего договора. Если иное не будет установлено соглашением Сторон, то конфиденциальными являются все получаемые Покупателем и </w:t>
-      </w:r>
-      <w:proofErr w:type="spellStart"/>
-      <w:r>
-        <w:rPr>
-          <w:rFonts w:ascii="Times New Roman" w:hAnsi="Times New Roman"/>
-          <w:sz w:val="22"/>
-          <w:szCs w:val="22"/>
-          <w:lang w:val="ru-RU"/>
-        </w:rPr>
-        <w:t>Постащиком</w:t>
-      </w:r>
-      <w:proofErr w:type="spellEnd"/>
-      <w:r>
-        <w:rPr>
-          <w:rFonts w:ascii="Times New Roman" w:hAnsi="Times New Roman"/>
-          <w:sz w:val="22"/>
-          <w:szCs w:val="22"/>
-          <w:lang w:val="ru-RU"/>
-        </w:rPr>
-        <w:t xml:space="preserve"> друг от друга в процессе исполнения настоящего Договора сведения, за исключением тех, кот </w:t>
-      </w:r>
-      <w:proofErr w:type="spellStart"/>
-      <w:r>
-        <w:rPr>
-          <w:rFonts w:ascii="Times New Roman" w:hAnsi="Times New Roman"/>
-          <w:sz w:val="22"/>
-          <w:szCs w:val="22"/>
-          <w:lang w:val="ru-RU"/>
-        </w:rPr>
-        <w:t>орые</w:t>
-      </w:r>
-      <w:proofErr w:type="spellEnd"/>
-      <w:r>
-        <w:rPr>
-          <w:rFonts w:ascii="Times New Roman" w:hAnsi="Times New Roman"/>
-          <w:sz w:val="22"/>
-          <w:szCs w:val="22"/>
-          <w:lang w:val="ru-RU"/>
-        </w:rPr>
-        <w:t xml:space="preserve"> без участия этих Сторон были или будут опубликованы или распространены в иной форме в официальных (служебных) источниках, либо стали или станут известны также </w:t>
-      </w:r>
-      <w:r>
-        <w:rPr>
-          <w:rFonts w:ascii="Times New Roman" w:hAnsi="Times New Roman"/>
-          <w:sz w:val="22"/>
-          <w:szCs w:val="22"/>
-          <w:lang w:val="ru-RU"/>
-        </w:rPr>
-        <w:t xml:space="preserve">без участия </w:t>
-      </w:r>
-      <w:r>
-        <w:rPr>
-          <w:rFonts w:ascii="Times New Roman" w:hAnsi="Times New Roman"/>
-          <w:sz w:val="22"/>
-          <w:szCs w:val="22"/>
-          <w:lang w:val="ru-RU"/>
-        </w:rPr>
-        <w:t>тех же Сторон от третьих лиц.</w:t>
+        <w:t>11.2. Ни одна из Сторон не несет ответственности за действия, связанные с представлением в суд или иной компетентный государственный орган конфиденциальных сведений порядке и по основаниям, предусмотренным действующим законодательством РФ.</w:t>
       </w:r>
     </w:p>
     <w:p>
       <w:pPr>
-        <w:jc w:val="both"/>
-        <w:rPr>
-          <w:rFonts w:ascii="Times New Roman" w:hAnsi="Times New Roman"/>
-          <w:sz w:val="22"/>
-          <w:szCs w:val="22"/>
-          <w:lang w:val="ru-RU"/>
-        </w:rPr>
-      </w:pPr>
-      <w:r>
-        <w:rPr>
-          <w:rFonts w:ascii="Times New Roman" w:hAnsi="Times New Roman"/>
-          <w:sz w:val="22"/>
-          <w:szCs w:val="22"/>
-          <w:lang w:val="ru-RU"/>
-        </w:rPr>
-        <w:t>11.2. Ни одна из Сторон не несет ответственности за действия, связанные с представлением в суд или иной компетентный государственный орган конфиденциальных сведений порядке и по основаниям, предусмотренным действующим законодательством РФ.</w:t>
+        <w:jc w:val="center"/>
+        <w:rPr>
+          <w:rFonts w:ascii="Times New Roman" w:hAnsi="Times New Roman"/>
+          <w:b/>
+          <w:sz w:val="22"/>
+          <w:szCs w:val="22"/>
+          <w:lang w:val="ru-RU"/>
+        </w:rPr>
+      </w:pPr>
+      <w:r>
+        <w:rPr>
+          <w:rFonts w:ascii="Times New Roman" w:hAnsi="Times New Roman"/>
+          <w:b/>
+          <w:sz w:val="22"/>
+          <w:szCs w:val="22"/>
+          <w:lang w:val="ru-RU"/>
+        </w:rPr>
+        <w:t xml:space="preserve">12. </w:t>
+      </w:r>
+      <w:r>
+        <w:rPr>
+          <w:rFonts w:ascii="Times New Roman" w:hAnsi="Times New Roman"/>
+          <w:b/>
+          <w:sz w:val="22"/>
+          <w:szCs w:val="22"/>
+          <w:lang w:val="ru-RU"/>
+        </w:rPr>
+        <w:t>Заключительные положения</w:t>
       </w:r>
     </w:p>
     <w:p>
       <w:pPr>
-        <w:jc w:val="center"/>
-        <w:rPr>
-          <w:rFonts w:ascii="Times New Roman" w:hAnsi="Times New Roman"/>
-          <w:b/>
-          <w:sz w:val="22"/>
-          <w:szCs w:val="22"/>
-          <w:lang w:val="ru-RU"/>
-        </w:rPr>
-      </w:pPr>
-      <w:r>
-        <w:rPr>
-          <w:rFonts w:ascii="Times New Roman" w:hAnsi="Times New Roman"/>
-          <w:b/>
-          <w:sz w:val="22"/>
-          <w:szCs w:val="22"/>
-          <w:lang w:val="ru-RU"/>
-        </w:rPr>
-        <w:t xml:space="preserve">12. </w:t>
-      </w:r>
-      <w:r>
-        <w:rPr>
-          <w:rFonts w:ascii="Times New Roman" w:hAnsi="Times New Roman"/>
-          <w:b/>
-          <w:sz w:val="22"/>
-          <w:szCs w:val="22"/>
-          <w:lang w:val="ru-RU"/>
-        </w:rPr>
-        <w:t>Заключительные положения</w:t>
+        <w:pStyle w:val="af0"/>
+        <w:jc w:val="both"/>
+        <w:rPr>
+          <w:rFonts w:ascii="Times New Roman" w:hAnsi="Times New Roman"/>
+          <w:sz w:val="22"/>
+          <w:szCs w:val="22"/>
+          <w:lang w:val="ru-RU"/>
+        </w:rPr>
+      </w:pPr>
+      <w:r>
+        <w:rPr>
+          <w:rFonts w:ascii="Times New Roman" w:hAnsi="Times New Roman"/>
+          <w:sz w:val="22"/>
+          <w:szCs w:val="22"/>
+          <w:lang w:val="ru-RU"/>
+        </w:rPr>
+        <w:t>1</w:t>
+      </w:r>
+      <w:r>
+        <w:rPr>
+          <w:rFonts w:ascii="Times New Roman" w:hAnsi="Times New Roman"/>
+          <w:sz w:val="22"/>
+          <w:szCs w:val="22"/>
+          <w:lang w:val="ru-RU"/>
+        </w:rPr>
+        <w:t>2</w:t>
+      </w:r>
+      <w:r>
+        <w:rPr>
+          <w:rFonts w:ascii="Times New Roman" w:hAnsi="Times New Roman"/>
+          <w:sz w:val="22"/>
+          <w:szCs w:val="22"/>
+          <w:lang w:val="ru-RU"/>
+        </w:rPr>
+        <w:t>.1. Стороны обязаны информировать друг друга об изменении юридических адресов или реквизитов. Действующие юридические адреса и реквизиты сторон</w:t>
+      </w:r>
+      <w:r>
+        <w:rPr>
+          <w:rFonts w:ascii="Times New Roman" w:hAnsi="Times New Roman"/>
+          <w:sz w:val="22"/>
+          <w:szCs w:val="22"/>
+          <w:lang w:val="ru-RU"/>
+        </w:rPr>
+        <w:t xml:space="preserve"> указываются в </w:t>
+      </w:r>
+      <w:r>
+        <w:rPr>
+          <w:rFonts w:ascii="Times New Roman" w:hAnsi="Times New Roman"/>
+          <w:sz w:val="22"/>
+          <w:szCs w:val="22"/>
+          <w:lang w:val="ru-RU"/>
+        </w:rPr>
+        <w:t xml:space="preserve">товарной накладной (ТОРГ-12) либо </w:t>
+      </w:r>
+      <w:r>
+        <w:rPr>
+          <w:rFonts w:ascii="Times New Roman" w:hAnsi="Times New Roman"/>
+          <w:sz w:val="22"/>
+          <w:szCs w:val="22"/>
+          <w:lang w:val="ru-RU"/>
+        </w:rPr>
+        <w:t>УПД</w:t>
+      </w:r>
+      <w:r>
+        <w:rPr>
+          <w:rFonts w:ascii="Times New Roman" w:hAnsi="Times New Roman"/>
+          <w:sz w:val="22"/>
+          <w:szCs w:val="22"/>
+          <w:lang w:val="ru-RU"/>
+        </w:rPr>
+        <w:t xml:space="preserve">. </w:t>
       </w:r>
     </w:p>
     <w:p>
@@ -4244,6 +4235,7 @@
           <w:szCs w:val="22"/>
           <w:lang w:val="ru-RU"/>
         </w:rPr>
+        <w:lastRenderedPageBreak/>
         <w:t>1</w:t>
       </w:r>
       <w:r>
@@ -4262,43 +4254,16 @@
           <w:szCs w:val="22"/>
           <w:lang w:val="ru-RU"/>
         </w:rPr>
-        <w:t>.1. Стороны обязаны информировать друг друга об изменении юридических адресов или реквизитов. Действующие юридические адреса и реквизиты сторон</w:t>
-      </w:r>
-      <w:r>
-        <w:rPr>
-          <w:rFonts w:ascii="Times New Roman" w:hAnsi="Times New Roman"/>
-          <w:sz w:val="22"/>
-          <w:szCs w:val="22"/>
-          <w:lang w:val="ru-RU"/>
-        </w:rPr>
-        <w:t xml:space="preserve"> указываются в </w:t>
-      </w:r>
-      <w:r>
-        <w:rPr>
-          <w:rFonts w:ascii="Times New Roman" w:hAnsi="Times New Roman"/>
-          <w:sz w:val="22"/>
-          <w:szCs w:val="22"/>
-          <w:lang w:val="ru-RU"/>
-        </w:rPr>
-        <w:t xml:space="preserve">товарной накладной (ТОРГ-12) либо </w:t>
-      </w:r>
-      <w:r>
-        <w:rPr>
-          <w:rFonts w:ascii="Times New Roman" w:hAnsi="Times New Roman"/>
-          <w:sz w:val="22"/>
-          <w:szCs w:val="22"/>
-          <w:lang w:val="ru-RU"/>
-        </w:rPr>
-        <w:t>УПД</w:t>
-      </w:r>
-      <w:r>
-        <w:rPr>
-          <w:rFonts w:ascii="Times New Roman" w:hAnsi="Times New Roman"/>
-          <w:sz w:val="22"/>
-          <w:szCs w:val="22"/>
-          <w:lang w:val="ru-RU"/>
-        </w:rPr>
-        <w:t xml:space="preserve">. </w:t>
+        <w:t xml:space="preserve">.2. </w:t>
+      </w:r>
+      <w:r>
+        <w:rPr>
+          <w:rFonts w:ascii="Times New Roman" w:hAnsi="Times New Roman"/>
+          <w:sz w:val="22"/>
+          <w:szCs w:val="22"/>
+          <w:lang w:val="ru-RU"/>
+        </w:rPr>
+        <w:t>Поставщик гарантирует, что сделка по настоящему договору не является для него крупной сделкой или сделкой с заинтересованностью.</w:t>
       </w:r>
     </w:p>
     <w:p>
@@ -4319,35 +4284,16 @@
           <w:szCs w:val="22"/>
           <w:lang w:val="ru-RU"/>
         </w:rPr>
-        <w:lastRenderedPageBreak/>
-        <w:t>1</w:t>
-      </w:r>
-      <w:r>
-        <w:rPr>
-          <w:rFonts w:ascii="Times New Roman" w:hAnsi="Times New Roman"/>
-          <w:sz w:val="22"/>
-          <w:szCs w:val="22"/>
-          <w:lang w:val="ru-RU"/>
-        </w:rPr>
-        <w:t>2</w:t>
-      </w:r>
-      <w:r>
-        <w:rPr>
-          <w:rFonts w:ascii="Times New Roman" w:hAnsi="Times New Roman"/>
-          <w:sz w:val="22"/>
-          <w:szCs w:val="22"/>
-          <w:lang w:val="ru-RU"/>
-        </w:rPr>
-        <w:t xml:space="preserve">.2. </w:t>
-      </w:r>
-      <w:r>
-        <w:rPr>
-          <w:rFonts w:ascii="Times New Roman" w:hAnsi="Times New Roman"/>
-          <w:sz w:val="22"/>
-          <w:szCs w:val="22"/>
-          <w:lang w:val="ru-RU"/>
-        </w:rPr>
-        <w:t>Поставщик гарантирует, что сделка по настоящему договору не является для него крупной сделкой или сделкой с заинтересованностью.</w:t>
+        <w:t xml:space="preserve">12.3. </w:t>
+      </w:r>
+      <w:r>
+        <w:rPr>
+          <w:rFonts w:ascii="Times New Roman" w:hAnsi="Times New Roman"/>
+          <w:sz w:val="22"/>
+          <w:szCs w:val="22"/>
+          <w:lang w:val="ru-RU"/>
+        </w:rPr>
+        <w:t xml:space="preserve">С момента подписания настоящего договора все предварительные переговоры и переписка теряет силу. </w:t>
       </w:r>
     </w:p>
     <w:p>
@@ -4368,16 +4314,70 @@
           <w:szCs w:val="22"/>
           <w:lang w:val="ru-RU"/>
         </w:rPr>
-        <w:t xml:space="preserve">12.3. </w:t>
-      </w:r>
-      <w:r>
-        <w:rPr>
-          <w:rFonts w:ascii="Times New Roman" w:hAnsi="Times New Roman"/>
-          <w:sz w:val="22"/>
-          <w:szCs w:val="22"/>
-          <w:lang w:val="ru-RU"/>
-        </w:rPr>
-        <w:t xml:space="preserve">С момента подписания настоящего договора все предварительные переговоры и переписка теряет силу. </w:t>
+        <w:t>1</w:t>
+      </w:r>
+      <w:r>
+        <w:rPr>
+          <w:rFonts w:ascii="Times New Roman" w:hAnsi="Times New Roman"/>
+          <w:sz w:val="22"/>
+          <w:szCs w:val="22"/>
+          <w:lang w:val="ru-RU"/>
+        </w:rPr>
+        <w:t>2</w:t>
+      </w:r>
+      <w:r>
+        <w:rPr>
+          <w:rFonts w:ascii="Times New Roman" w:hAnsi="Times New Roman"/>
+          <w:sz w:val="22"/>
+          <w:szCs w:val="22"/>
+          <w:lang w:val="ru-RU"/>
+        </w:rPr>
+        <w:t>.</w:t>
+      </w:r>
+      <w:r>
+        <w:rPr>
+          <w:rFonts w:ascii="Times New Roman" w:hAnsi="Times New Roman"/>
+          <w:sz w:val="22"/>
+          <w:szCs w:val="22"/>
+          <w:lang w:val="ru-RU"/>
+        </w:rPr>
+        <w:t>4</w:t>
+      </w:r>
+      <w:r>
+        <w:rPr>
+          <w:rFonts w:ascii="Times New Roman" w:hAnsi="Times New Roman"/>
+          <w:sz w:val="22"/>
+          <w:szCs w:val="22"/>
+          <w:lang w:val="ru-RU"/>
+        </w:rPr>
+        <w:t xml:space="preserve">. </w:t>
+      </w:r>
+      <w:r>
+        <w:rPr>
+          <w:rFonts w:ascii="Times New Roman" w:hAnsi="Times New Roman"/>
+          <w:sz w:val="22"/>
+          <w:szCs w:val="22"/>
+          <w:lang w:val="ru-RU"/>
+        </w:rPr>
+        <w:t>Д</w:t>
+      </w:r>
+      <w:r>
+        <w:rPr>
+          <w:rFonts w:ascii="Times New Roman" w:hAnsi="Times New Roman"/>
+          <w:sz w:val="22"/>
+          <w:szCs w:val="22"/>
+          <w:lang w:val="ru-RU"/>
+        </w:rPr>
+        <w:t xml:space="preserve">оговор может быть заключен путем обмена </w:t>
+      </w:r>
+      <w:r>
+        <w:rPr>
+          <w:rFonts w:ascii="Times New Roman" w:hAnsi="Times New Roman"/>
+          <w:sz w:val="22"/>
+          <w:szCs w:val="22"/>
+          <w:lang w:val="ru-RU"/>
+        </w:rPr>
+        <w:t xml:space="preserve">электронными документами, передаваемыми посредством электронной почты. </w:t>
       </w:r>
     </w:p>
     <w:p>
@@ -4425,7 +4425,7 @@
           <w:szCs w:val="22"/>
           <w:lang w:val="ru-RU"/>
         </w:rPr>
-        <w:t>4</w:t>
+        <w:t>5</w:t>
       </w:r>
       <w:r>
         <w:rPr>
@@ -4443,25 +4443,65 @@
           <w:szCs w:val="22"/>
           <w:lang w:val="ru-RU"/>
         </w:rPr>
-        <w:t>Д</w:t>
-      </w:r>
-      <w:r>
-        <w:rPr>
-          <w:rFonts w:ascii="Times New Roman" w:hAnsi="Times New Roman"/>
-          <w:sz w:val="22"/>
-          <w:szCs w:val="22"/>
-          <w:lang w:val="ru-RU"/>
-        </w:rPr>
-        <w:t xml:space="preserve">оговор может быть заключен путем обмена </w:t>
-      </w:r>
-      <w:r>
-        <w:rPr>
-          <w:rFonts w:ascii="Times New Roman" w:hAnsi="Times New Roman"/>
-          <w:sz w:val="22"/>
-          <w:szCs w:val="22"/>
-          <w:lang w:val="ru-RU"/>
-        </w:rPr>
-        <w:t xml:space="preserve">электронными документами, передаваемыми посредством электронной почты. </w:t>
+        <w:t xml:space="preserve">Стороны при заключении, изменении и расторжении настоящего </w:t>
+      </w:r>
+      <w:proofErr w:type="gramStart"/>
+      <w:r>
+        <w:rPr>
+          <w:rFonts w:ascii="Times New Roman" w:hAnsi="Times New Roman"/>
+          <w:sz w:val="22"/>
+          <w:szCs w:val="22"/>
+          <w:lang w:val="ru-RU"/>
+        </w:rPr>
+        <w:t>договора  могут</w:t>
+      </w:r>
+      <w:proofErr w:type="gramEnd"/>
+      <w:r>
+        <w:rPr>
+          <w:rFonts w:ascii="Times New Roman" w:hAnsi="Times New Roman"/>
+          <w:sz w:val="22"/>
+          <w:szCs w:val="22"/>
+          <w:lang w:val="ru-RU"/>
+        </w:rPr>
+        <w:t xml:space="preserve"> пользоваться  электронной связью и все документы, переданные по электронной почте, признаются Сторонами полноценными юридическими документами, имеющими простую письменную форму, и признаются Сторонами доказательствами в суде. При этом, оригиналы документов, переданных </w:t>
+      </w:r>
+      <w:proofErr w:type="gramStart"/>
+      <w:r>
+        <w:rPr>
+          <w:rFonts w:ascii="Times New Roman" w:hAnsi="Times New Roman"/>
+          <w:sz w:val="22"/>
+          <w:szCs w:val="22"/>
+          <w:lang w:val="ru-RU"/>
+        </w:rPr>
+        <w:t>посредством  электронной</w:t>
+      </w:r>
+      <w:proofErr w:type="gramEnd"/>
+      <w:r>
+        <w:rPr>
+          <w:rFonts w:ascii="Times New Roman" w:hAnsi="Times New Roman"/>
+          <w:sz w:val="22"/>
+          <w:szCs w:val="22"/>
+          <w:lang w:val="ru-RU"/>
+        </w:rPr>
+        <w:t xml:space="preserve"> связи, стороны обязуются  представлять друг другу  </w:t>
+      </w:r>
+      <w:r>
+        <w:rPr>
+          <w:rFonts w:ascii="Times New Roman" w:hAnsi="Times New Roman"/>
+          <w:sz w:val="22"/>
+          <w:szCs w:val="22"/>
+          <w:lang w:val="ru-RU"/>
+        </w:rPr>
+        <w:t>не позднее</w:t>
+      </w:r>
+      <w:r>
+        <w:rPr>
+          <w:rFonts w:ascii="Times New Roman" w:hAnsi="Times New Roman"/>
+          <w:sz w:val="22"/>
+          <w:szCs w:val="22"/>
+          <w:lang w:val="ru-RU"/>
+        </w:rPr>
+        <w:t xml:space="preserve"> 10 (десяти) календарных дней с момента подписания.</w:t>
       </w:r>
     </w:p>
     <w:p>
@@ -4509,7 +4549,7 @@
           <w:szCs w:val="22"/>
           <w:lang w:val="ru-RU"/>
         </w:rPr>
-        <w:t>5</w:t>
+        <w:t>6</w:t>
       </w:r>
       <w:r>
         <w:rPr>
@@ -4527,65 +4567,59 @@
           <w:szCs w:val="22"/>
           <w:lang w:val="ru-RU"/>
         </w:rPr>
-        <w:t xml:space="preserve">Стороны при заключении, изменении и расторжении настоящего </w:t>
-      </w:r>
-      <w:proofErr w:type="gramStart"/>
-      <w:r>
-        <w:rPr>
-          <w:rFonts w:ascii="Times New Roman" w:hAnsi="Times New Roman"/>
-          <w:sz w:val="22"/>
-          <w:szCs w:val="22"/>
-          <w:lang w:val="ru-RU"/>
-        </w:rPr>
-        <w:t>договора  могут</w:t>
-      </w:r>
-      <w:proofErr w:type="gramEnd"/>
-      <w:r>
-        <w:rPr>
-          <w:rFonts w:ascii="Times New Roman" w:hAnsi="Times New Roman"/>
-          <w:sz w:val="22"/>
-          <w:szCs w:val="22"/>
-          <w:lang w:val="ru-RU"/>
-        </w:rPr>
-        <w:t xml:space="preserve"> пользоваться  электронной связью и все документы, переданные по электронной почте, признаются Сторонами полноценными юридическими документами, имеющими простую письменную форму, и признаются Сторонами доказательствами в суде. При этом, оригиналы документов, переданных </w:t>
-      </w:r>
-      <w:proofErr w:type="gramStart"/>
-      <w:r>
-        <w:rPr>
-          <w:rFonts w:ascii="Times New Roman" w:hAnsi="Times New Roman"/>
-          <w:sz w:val="22"/>
-          <w:szCs w:val="22"/>
-          <w:lang w:val="ru-RU"/>
-        </w:rPr>
-        <w:t>посредством  электронной</w:t>
-      </w:r>
-      <w:proofErr w:type="gramEnd"/>
-      <w:r>
-        <w:rPr>
-          <w:rFonts w:ascii="Times New Roman" w:hAnsi="Times New Roman"/>
-          <w:sz w:val="22"/>
-          <w:szCs w:val="22"/>
-          <w:lang w:val="ru-RU"/>
-        </w:rPr>
-        <w:t xml:space="preserve"> связи, стороны обязуются  представлять друг другу  </w:t>
-      </w:r>
-      <w:r>
-        <w:rPr>
-          <w:rFonts w:ascii="Times New Roman" w:hAnsi="Times New Roman"/>
-          <w:sz w:val="22"/>
-          <w:szCs w:val="22"/>
-          <w:lang w:val="ru-RU"/>
-        </w:rPr>
-        <w:t>не позднее</w:t>
-      </w:r>
-      <w:r>
-        <w:rPr>
-          <w:rFonts w:ascii="Times New Roman" w:hAnsi="Times New Roman"/>
-          <w:sz w:val="22"/>
-          <w:szCs w:val="22"/>
-          <w:lang w:val="ru-RU"/>
-        </w:rPr>
-        <w:t xml:space="preserve"> 10 (десяти) календарных дней с момента подписания.</w:t>
+        <w:t xml:space="preserve">При согласовании условий поставки, обмене иными сообщениями посредством электронной почты Стороны направляют </w:t>
+      </w:r>
+      <w:r>
+        <w:rPr>
+          <w:rFonts w:ascii="Times New Roman" w:hAnsi="Times New Roman"/>
+          <w:sz w:val="22"/>
+          <w:szCs w:val="22"/>
+          <w:lang w:val="ru-RU"/>
+        </w:rPr>
+        <w:t xml:space="preserve">друг другу сообщения по адресам </w:t>
+      </w:r>
+      <w:r>
+        <w:rPr>
+          <w:rFonts w:ascii="Times New Roman" w:hAnsi="Times New Roman"/>
+          <w:sz w:val="22"/>
+          <w:szCs w:val="22"/>
+          <w:lang w:val="ru-RU"/>
+        </w:rPr>
+        <w:t>(</w:t>
+      </w:r>
+      <w:r>
+        <w:rPr>
+          <w:rFonts w:ascii="Times New Roman" w:hAnsi="Times New Roman"/>
+          <w:sz w:val="22"/>
+          <w:szCs w:val="22"/>
+        </w:rPr>
+        <w:t>e</w:t>
+      </w:r>
+      <w:r>
+        <w:rPr>
+          <w:rFonts w:ascii="Times New Roman" w:hAnsi="Times New Roman"/>
+          <w:sz w:val="22"/>
+          <w:szCs w:val="22"/>
+          <w:lang w:val="ru-RU"/>
+        </w:rPr>
+        <w:t>-</w:t>
+      </w:r>
+      <w:r>
+        <w:rPr>
+          <w:rFonts w:ascii="Times New Roman" w:hAnsi="Times New Roman"/>
+          <w:sz w:val="22"/>
+          <w:szCs w:val="22"/>
+        </w:rPr>
+        <w:t>mail</w:t>
+      </w:r>
+      <w:r>
+        <w:rPr>
+          <w:rFonts w:ascii="Times New Roman" w:hAnsi="Times New Roman"/>
+          <w:sz w:val="22"/>
+          <w:szCs w:val="22"/>
+          <w:lang w:val="ru-RU"/>
+        </w:rPr>
+        <w:t xml:space="preserve">), указанным в настоящем договоре или установившимся в деловых взаимоотношениях Сторон. </w:t>
       </w:r>
     </w:p>
     <w:p>
@@ -4606,34 +4640,149 @@
           <w:szCs w:val="22"/>
           <w:lang w:val="ru-RU"/>
         </w:rPr>
-        <w:t>1</w:t>
-      </w:r>
-      <w:r>
-        <w:rPr>
-          <w:rFonts w:ascii="Times New Roman" w:hAnsi="Times New Roman"/>
-          <w:sz w:val="22"/>
-          <w:szCs w:val="22"/>
-          <w:lang w:val="ru-RU"/>
-        </w:rPr>
-        <w:t>2</w:t>
-      </w:r>
-      <w:r>
-        <w:rPr>
-          <w:rFonts w:ascii="Times New Roman" w:hAnsi="Times New Roman"/>
-          <w:sz w:val="22"/>
-          <w:szCs w:val="22"/>
-          <w:lang w:val="ru-RU"/>
-        </w:rPr>
-        <w:t>.</w:t>
-      </w:r>
-      <w:r>
-        <w:rPr>
-          <w:rFonts w:ascii="Times New Roman" w:hAnsi="Times New Roman"/>
-          <w:sz w:val="22"/>
-          <w:szCs w:val="22"/>
-          <w:lang w:val="ru-RU"/>
-        </w:rPr>
-        <w:t>6</w:t>
+        <w:t xml:space="preserve">Стороны </w:t>
+      </w:r>
+      <w:r>
+        <w:rPr>
+          <w:rFonts w:ascii="Times New Roman" w:hAnsi="Times New Roman"/>
+          <w:sz w:val="22"/>
+          <w:szCs w:val="22"/>
+          <w:lang w:val="ru-RU"/>
+        </w:rPr>
+        <w:t>гарантируют</w:t>
+      </w:r>
+      <w:r>
+        <w:rPr>
+          <w:rFonts w:ascii="Times New Roman" w:hAnsi="Times New Roman"/>
+          <w:sz w:val="22"/>
+          <w:szCs w:val="22"/>
+          <w:lang w:val="ru-RU"/>
+        </w:rPr>
+        <w:t xml:space="preserve">, что </w:t>
+      </w:r>
+      <w:r>
+        <w:rPr>
+          <w:rFonts w:ascii="Times New Roman" w:hAnsi="Times New Roman"/>
+          <w:sz w:val="22"/>
+          <w:szCs w:val="22"/>
+          <w:lang w:val="ru-RU"/>
+        </w:rPr>
+        <w:t>передача писем, документов, иных материалов посредством электронной почты</w:t>
+      </w:r>
+      <w:r>
+        <w:rPr>
+          <w:rFonts w:ascii="Times New Roman" w:hAnsi="Times New Roman"/>
+          <w:sz w:val="22"/>
+          <w:szCs w:val="22"/>
+          <w:lang w:val="ru-RU"/>
+        </w:rPr>
+        <w:t xml:space="preserve"> (</w:t>
+      </w:r>
+      <w:r>
+        <w:rPr>
+          <w:rFonts w:ascii="Times New Roman" w:hAnsi="Times New Roman"/>
+          <w:sz w:val="22"/>
+          <w:szCs w:val="22"/>
+        </w:rPr>
+        <w:t>e</w:t>
+      </w:r>
+      <w:r>
+        <w:rPr>
+          <w:rFonts w:ascii="Times New Roman" w:hAnsi="Times New Roman"/>
+          <w:sz w:val="22"/>
+          <w:szCs w:val="22"/>
+          <w:lang w:val="ru-RU"/>
+        </w:rPr>
+        <w:t>-</w:t>
+      </w:r>
+      <w:r>
+        <w:rPr>
+          <w:rFonts w:ascii="Times New Roman" w:hAnsi="Times New Roman"/>
+          <w:sz w:val="22"/>
+          <w:szCs w:val="22"/>
+        </w:rPr>
+        <w:t>mail</w:t>
+      </w:r>
+      <w:r>
+        <w:rPr>
+          <w:rFonts w:ascii="Times New Roman" w:hAnsi="Times New Roman"/>
+          <w:sz w:val="22"/>
+          <w:szCs w:val="22"/>
+          <w:lang w:val="ru-RU"/>
+        </w:rPr>
+        <w:t>)</w:t>
+      </w:r>
+      <w:r>
+        <w:rPr>
+          <w:rFonts w:ascii="Times New Roman" w:hAnsi="Times New Roman"/>
+          <w:sz w:val="22"/>
+          <w:szCs w:val="22"/>
+          <w:lang w:val="ru-RU"/>
+        </w:rPr>
+        <w:t xml:space="preserve"> по адресам</w:t>
+      </w:r>
+      <w:r>
+        <w:rPr>
+          <w:rFonts w:ascii="Times New Roman" w:hAnsi="Times New Roman"/>
+          <w:sz w:val="22"/>
+          <w:szCs w:val="22"/>
+          <w:lang w:val="ru-RU"/>
+        </w:rPr>
+        <w:t>, указанн</w:t>
+      </w:r>
+      <w:r>
+        <w:rPr>
+          <w:rFonts w:ascii="Times New Roman" w:hAnsi="Times New Roman"/>
+          <w:sz w:val="22"/>
+          <w:szCs w:val="22"/>
+          <w:lang w:val="ru-RU"/>
+        </w:rPr>
+        <w:t>ы</w:t>
+      </w:r>
+      <w:r>
+        <w:rPr>
+          <w:rFonts w:ascii="Times New Roman" w:hAnsi="Times New Roman"/>
+          <w:sz w:val="22"/>
+          <w:szCs w:val="22"/>
+          <w:lang w:val="ru-RU"/>
+        </w:rPr>
+        <w:t>м</w:t>
+      </w:r>
+      <w:r>
+        <w:rPr>
+          <w:rFonts w:ascii="Times New Roman" w:hAnsi="Times New Roman"/>
+          <w:sz w:val="22"/>
+          <w:szCs w:val="22"/>
+          <w:lang w:val="ru-RU"/>
+        </w:rPr>
+        <w:t xml:space="preserve"> в настоящем </w:t>
+      </w:r>
+      <w:r>
+        <w:rPr>
+          <w:rFonts w:ascii="Times New Roman" w:hAnsi="Times New Roman"/>
+          <w:sz w:val="22"/>
+          <w:szCs w:val="22"/>
+          <w:lang w:val="ru-RU"/>
+        </w:rPr>
+        <w:t>договоре или установившимся в деловых взаимоотношениях сторон</w:t>
+      </w:r>
+      <w:r>
+        <w:rPr>
+          <w:rFonts w:ascii="Times New Roman" w:hAnsi="Times New Roman"/>
+          <w:sz w:val="22"/>
+          <w:szCs w:val="22"/>
+          <w:lang w:val="ru-RU"/>
+        </w:rPr>
+        <w:t>, свидетельствует о том, что документ исходит от стороны по договору</w:t>
+      </w:r>
+      <w:r>
+        <w:rPr>
+          <w:rFonts w:ascii="Times New Roman" w:hAnsi="Times New Roman"/>
+          <w:sz w:val="22"/>
+          <w:szCs w:val="22"/>
+          <w:lang w:val="ru-RU"/>
+        </w:rPr>
+        <w:t xml:space="preserve"> (ст.434 Гражданского кодекса РФ)</w:t>
       </w:r>
       <w:r>
         <w:rPr>
@@ -4651,59 +4800,25 @@
           <w:szCs w:val="22"/>
           <w:lang w:val="ru-RU"/>
         </w:rPr>
-        <w:t xml:space="preserve">При согласовании условий поставки, обмене иными сообщениями посредством электронной почты Стороны направляют </w:t>
-      </w:r>
-      <w:r>
-        <w:rPr>
-          <w:rFonts w:ascii="Times New Roman" w:hAnsi="Times New Roman"/>
-          <w:sz w:val="22"/>
-          <w:szCs w:val="22"/>
-          <w:lang w:val="ru-RU"/>
-        </w:rPr>
-        <w:t xml:space="preserve">друг другу сообщения по адресам </w:t>
-      </w:r>
-      <w:r>
-        <w:rPr>
-          <w:rFonts w:ascii="Times New Roman" w:hAnsi="Times New Roman"/>
-          <w:sz w:val="22"/>
-          <w:szCs w:val="22"/>
-          <w:lang w:val="ru-RU"/>
-        </w:rPr>
-        <w:t>(</w:t>
-      </w:r>
-      <w:r>
-        <w:rPr>
-          <w:rFonts w:ascii="Times New Roman" w:hAnsi="Times New Roman"/>
-          <w:sz w:val="22"/>
-          <w:szCs w:val="22"/>
-        </w:rPr>
-        <w:t>e</w:t>
-      </w:r>
-      <w:r>
-        <w:rPr>
-          <w:rFonts w:ascii="Times New Roman" w:hAnsi="Times New Roman"/>
-          <w:sz w:val="22"/>
-          <w:szCs w:val="22"/>
-          <w:lang w:val="ru-RU"/>
-        </w:rPr>
-        <w:t>-</w:t>
-      </w:r>
-      <w:r>
-        <w:rPr>
-          <w:rFonts w:ascii="Times New Roman" w:hAnsi="Times New Roman"/>
-          <w:sz w:val="22"/>
-          <w:szCs w:val="22"/>
-        </w:rPr>
-        <w:t>mail</w:t>
-      </w:r>
-      <w:r>
-        <w:rPr>
-          <w:rFonts w:ascii="Times New Roman" w:hAnsi="Times New Roman"/>
-          <w:sz w:val="22"/>
-          <w:szCs w:val="22"/>
-          <w:lang w:val="ru-RU"/>
-        </w:rPr>
-        <w:t xml:space="preserve">), указанным в настоящем договоре или установившимся в деловых взаимоотношениях Сторон. </w:t>
+        <w:t xml:space="preserve">Каждая из Сторон несет полную ответственность за доступ к своей </w:t>
+      </w:r>
+      <w:r>
+        <w:rPr>
+          <w:rFonts w:ascii="Times New Roman" w:hAnsi="Times New Roman"/>
+          <w:sz w:val="22"/>
+          <w:szCs w:val="22"/>
+          <w:lang w:val="ru-RU"/>
+        </w:rPr>
+        <w:t>эле</w:t>
+      </w:r>
+      <w:r>
+        <w:rPr>
+          <w:rFonts w:ascii="Times New Roman" w:hAnsi="Times New Roman"/>
+          <w:sz w:val="22"/>
+          <w:szCs w:val="22"/>
+          <w:lang w:val="ru-RU"/>
+        </w:rPr>
+        <w:t>ктронной почте.</w:t>
       </w:r>
     </w:p>
     <w:p>
@@ -4724,149 +4839,34 @@
           <w:szCs w:val="22"/>
           <w:lang w:val="ru-RU"/>
         </w:rPr>
-        <w:t xml:space="preserve">Стороны </w:t>
-      </w:r>
-      <w:r>
-        <w:rPr>
-          <w:rFonts w:ascii="Times New Roman" w:hAnsi="Times New Roman"/>
-          <w:sz w:val="22"/>
-          <w:szCs w:val="22"/>
-          <w:lang w:val="ru-RU"/>
-        </w:rPr>
-        <w:t>гарантируют</w:t>
-      </w:r>
-      <w:r>
-        <w:rPr>
-          <w:rFonts w:ascii="Times New Roman" w:hAnsi="Times New Roman"/>
-          <w:sz w:val="22"/>
-          <w:szCs w:val="22"/>
-          <w:lang w:val="ru-RU"/>
-        </w:rPr>
-        <w:t xml:space="preserve">, что </w:t>
-      </w:r>
-      <w:r>
-        <w:rPr>
-          <w:rFonts w:ascii="Times New Roman" w:hAnsi="Times New Roman"/>
-          <w:sz w:val="22"/>
-          <w:szCs w:val="22"/>
-          <w:lang w:val="ru-RU"/>
-        </w:rPr>
-        <w:t>передача писем, документов, иных материалов посредством электронной почты</w:t>
-      </w:r>
-      <w:r>
-        <w:rPr>
-          <w:rFonts w:ascii="Times New Roman" w:hAnsi="Times New Roman"/>
-          <w:sz w:val="22"/>
-          <w:szCs w:val="22"/>
-          <w:lang w:val="ru-RU"/>
-        </w:rPr>
-        <w:t xml:space="preserve"> (</w:t>
-      </w:r>
-      <w:r>
-        <w:rPr>
-          <w:rFonts w:ascii="Times New Roman" w:hAnsi="Times New Roman"/>
-          <w:sz w:val="22"/>
-          <w:szCs w:val="22"/>
-        </w:rPr>
-        <w:t>e</w:t>
-      </w:r>
-      <w:r>
-        <w:rPr>
-          <w:rFonts w:ascii="Times New Roman" w:hAnsi="Times New Roman"/>
-          <w:sz w:val="22"/>
-          <w:szCs w:val="22"/>
-          <w:lang w:val="ru-RU"/>
-        </w:rPr>
-        <w:t>-</w:t>
-      </w:r>
-      <w:r>
-        <w:rPr>
-          <w:rFonts w:ascii="Times New Roman" w:hAnsi="Times New Roman"/>
-          <w:sz w:val="22"/>
-          <w:szCs w:val="22"/>
-        </w:rPr>
-        <w:t>mail</w:t>
-      </w:r>
-      <w:r>
-        <w:rPr>
-          <w:rFonts w:ascii="Times New Roman" w:hAnsi="Times New Roman"/>
-          <w:sz w:val="22"/>
-          <w:szCs w:val="22"/>
-          <w:lang w:val="ru-RU"/>
-        </w:rPr>
-        <w:t>)</w:t>
-      </w:r>
-      <w:r>
-        <w:rPr>
-          <w:rFonts w:ascii="Times New Roman" w:hAnsi="Times New Roman"/>
-          <w:sz w:val="22"/>
-          <w:szCs w:val="22"/>
-          <w:lang w:val="ru-RU"/>
-        </w:rPr>
-        <w:t xml:space="preserve"> по адресам</w:t>
-      </w:r>
-      <w:r>
-        <w:rPr>
-          <w:rFonts w:ascii="Times New Roman" w:hAnsi="Times New Roman"/>
-          <w:sz w:val="22"/>
-          <w:szCs w:val="22"/>
-          <w:lang w:val="ru-RU"/>
-        </w:rPr>
-        <w:t>, указанн</w:t>
-      </w:r>
-      <w:r>
-        <w:rPr>
-          <w:rFonts w:ascii="Times New Roman" w:hAnsi="Times New Roman"/>
-          <w:sz w:val="22"/>
-          <w:szCs w:val="22"/>
-          <w:lang w:val="ru-RU"/>
-        </w:rPr>
-        <w:t>ы</w:t>
-      </w:r>
-      <w:r>
-        <w:rPr>
-          <w:rFonts w:ascii="Times New Roman" w:hAnsi="Times New Roman"/>
-          <w:sz w:val="22"/>
-          <w:szCs w:val="22"/>
-          <w:lang w:val="ru-RU"/>
-        </w:rPr>
-        <w:t>м</w:t>
-      </w:r>
-      <w:r>
-        <w:rPr>
-          <w:rFonts w:ascii="Times New Roman" w:hAnsi="Times New Roman"/>
-          <w:sz w:val="22"/>
-          <w:szCs w:val="22"/>
-          <w:lang w:val="ru-RU"/>
-        </w:rPr>
-        <w:t xml:space="preserve"> в настоящем </w:t>
-      </w:r>
-      <w:r>
-        <w:rPr>
-          <w:rFonts w:ascii="Times New Roman" w:hAnsi="Times New Roman"/>
-          <w:sz w:val="22"/>
-          <w:szCs w:val="22"/>
-          <w:lang w:val="ru-RU"/>
-        </w:rPr>
-        <w:t>договоре или установившимся в деловых взаимоотношениях сторон</w:t>
-      </w:r>
-      <w:r>
-        <w:rPr>
-          <w:rFonts w:ascii="Times New Roman" w:hAnsi="Times New Roman"/>
-          <w:sz w:val="22"/>
-          <w:szCs w:val="22"/>
-          <w:lang w:val="ru-RU"/>
-        </w:rPr>
-        <w:t>, свидетельствует о том, что документ исходит от стороны по договору</w:t>
-      </w:r>
-      <w:r>
-        <w:rPr>
-          <w:rFonts w:ascii="Times New Roman" w:hAnsi="Times New Roman"/>
-          <w:sz w:val="22"/>
-          <w:szCs w:val="22"/>
-          <w:lang w:val="ru-RU"/>
-        </w:rPr>
-        <w:t xml:space="preserve"> (ст.434 Гражданского кодекса РФ)</w:t>
+        <w:t>1</w:t>
+      </w:r>
+      <w:r>
+        <w:rPr>
+          <w:rFonts w:ascii="Times New Roman" w:hAnsi="Times New Roman"/>
+          <w:sz w:val="22"/>
+          <w:szCs w:val="22"/>
+          <w:lang w:val="ru-RU"/>
+        </w:rPr>
+        <w:t>2</w:t>
+      </w:r>
+      <w:r>
+        <w:rPr>
+          <w:rFonts w:ascii="Times New Roman" w:hAnsi="Times New Roman"/>
+          <w:sz w:val="22"/>
+          <w:szCs w:val="22"/>
+          <w:lang w:val="ru-RU"/>
+        </w:rPr>
+        <w:t>.</w:t>
+      </w:r>
+      <w:r>
+        <w:rPr>
+          <w:rFonts w:ascii="Times New Roman" w:hAnsi="Times New Roman"/>
+          <w:sz w:val="22"/>
+          <w:szCs w:val="22"/>
+          <w:lang w:val="ru-RU"/>
+        </w:rPr>
+        <w:t>7</w:t>
       </w:r>
       <w:r>
         <w:rPr>
@@ -4884,25 +4884,7 @@
           <w:szCs w:val="22"/>
           <w:lang w:val="ru-RU"/>
         </w:rPr>
-        <w:t xml:space="preserve">Каждая из Сторон несет полную ответственность за доступ к своей </w:t>
-      </w:r>
-      <w:r>
-        <w:rPr>
-          <w:rFonts w:ascii="Times New Roman" w:hAnsi="Times New Roman"/>
-          <w:sz w:val="22"/>
-          <w:szCs w:val="22"/>
-          <w:lang w:val="ru-RU"/>
-        </w:rPr>
-        <w:t>эле</w:t>
-      </w:r>
-      <w:r>
-        <w:rPr>
-          <w:rFonts w:ascii="Times New Roman" w:hAnsi="Times New Roman"/>
-          <w:sz w:val="22"/>
-          <w:szCs w:val="22"/>
-          <w:lang w:val="ru-RU"/>
-        </w:rPr>
-        <w:t>ктронной почте.</w:t>
+        <w:t xml:space="preserve">Проведение сверки расчетов по инициативе одной из Сторон обязательно для другой Стороны. Сверка расчетов возможна путем направления акта сверки электронной почтой, а при необходимости заказным письмом с уведомлением почтой либо передачи лично в руки. Одна из сторон, получившая Акт сверки расчетов в двух экземплярах, обязана в течение 10 (десяти) календарных дней со дня его получения рассмотреть и отправить один подписанный экземпляр Акта сверки или обоснованные возражения. В противном случае Акт сверки считается признанным и подписанным получившей его Стороной. </w:t>
       </w:r>
     </w:p>
     <w:p>
@@ -4950,25 +4932,52 @@
           <w:szCs w:val="22"/>
           <w:lang w:val="ru-RU"/>
         </w:rPr>
-        <w:t>7</w:t>
-      </w:r>
-      <w:r>
-        <w:rPr>
-          <w:rFonts w:ascii="Times New Roman" w:hAnsi="Times New Roman"/>
-          <w:sz w:val="22"/>
-          <w:szCs w:val="22"/>
-          <w:lang w:val="ru-RU"/>
-        </w:rPr>
-        <w:t xml:space="preserve">. </w:t>
-      </w:r>
-      <w:r>
-        <w:rPr>
-          <w:rFonts w:ascii="Times New Roman" w:hAnsi="Times New Roman"/>
-          <w:sz w:val="22"/>
-          <w:szCs w:val="22"/>
-          <w:lang w:val="ru-RU"/>
-        </w:rPr>
-        <w:t xml:space="preserve">Проведение сверки расчетов по инициативе одной из Сторон обязательно для другой Стороны. Сверка расчетов возможна путем направления акта сверки электронной почтой, а при необходимости заказным письмом с уведомлением почтой либо передачи лично в руки. Одна из сторон, получившая Акт сверки расчетов в двух экземплярах, обязана в течение 10 (десяти) календарных дней со дня его получения рассмотреть и отправить один подписанный экземпляр Акта сверки или обоснованные возражения. В противном случае Акт сверки считается признанным и подписанным получившей его Стороной. </w:t>
+        <w:t>8</w:t>
+      </w:r>
+      <w:r>
+        <w:rPr>
+          <w:rFonts w:ascii="Times New Roman" w:hAnsi="Times New Roman"/>
+          <w:sz w:val="22"/>
+          <w:szCs w:val="22"/>
+          <w:lang w:val="ru-RU"/>
+        </w:rPr>
+        <w:t>. По</w:t>
+      </w:r>
+      <w:r>
+        <w:rPr>
+          <w:rFonts w:ascii="Times New Roman" w:hAnsi="Times New Roman"/>
+          <w:sz w:val="22"/>
+          <w:szCs w:val="22"/>
+          <w:lang w:val="ru-RU"/>
+        </w:rPr>
+        <w:t>ставщик</w:t>
+      </w:r>
+      <w:r>
+        <w:rPr>
+          <w:rFonts w:ascii="Times New Roman" w:hAnsi="Times New Roman"/>
+          <w:sz w:val="22"/>
+          <w:szCs w:val="22"/>
+          <w:lang w:val="ru-RU"/>
+        </w:rPr>
+        <w:t xml:space="preserve"> не вправе без предварительного письменного согласия </w:t>
+      </w:r>
+      <w:r>
+        <w:rPr>
+          <w:rFonts w:ascii="Times New Roman" w:hAnsi="Times New Roman"/>
+          <w:sz w:val="22"/>
+          <w:szCs w:val="22"/>
+          <w:lang w:val="ru-RU"/>
+        </w:rPr>
+        <w:t>Покупателя</w:t>
+      </w:r>
+      <w:r>
+        <w:rPr>
+          <w:rFonts w:ascii="Times New Roman" w:hAnsi="Times New Roman"/>
+          <w:sz w:val="22"/>
+          <w:szCs w:val="22"/>
+          <w:lang w:val="ru-RU"/>
+        </w:rPr>
+        <w:t xml:space="preserve"> передавать свои права и обязанности по настоящему Договору третьим лицам.</w:t>
       </w:r>
     </w:p>
     <w:p>
@@ -5016,68 +5025,34 @@
           <w:szCs w:val="22"/>
           <w:lang w:val="ru-RU"/>
         </w:rPr>
-        <w:t>8</w:t>
-      </w:r>
-      <w:r>
-        <w:rPr>
-          <w:rFonts w:ascii="Times New Roman" w:hAnsi="Times New Roman"/>
-          <w:sz w:val="22"/>
-          <w:szCs w:val="22"/>
-          <w:lang w:val="ru-RU"/>
-        </w:rPr>
-        <w:t>. По</w:t>
-      </w:r>
-      <w:r>
-        <w:rPr>
-          <w:rFonts w:ascii="Times New Roman" w:hAnsi="Times New Roman"/>
-          <w:sz w:val="22"/>
-          <w:szCs w:val="22"/>
-          <w:lang w:val="ru-RU"/>
-        </w:rPr>
-        <w:t>ставщик</w:t>
-      </w:r>
-      <w:r>
-        <w:rPr>
-          <w:rFonts w:ascii="Times New Roman" w:hAnsi="Times New Roman"/>
-          <w:sz w:val="22"/>
-          <w:szCs w:val="22"/>
-          <w:lang w:val="ru-RU"/>
-        </w:rPr>
-        <w:t xml:space="preserve"> не вправе без предварительного письменного согласия </w:t>
-      </w:r>
-      <w:r>
-        <w:rPr>
-          <w:rFonts w:ascii="Times New Roman" w:hAnsi="Times New Roman"/>
-          <w:sz w:val="22"/>
-          <w:szCs w:val="22"/>
-          <w:lang w:val="ru-RU"/>
-        </w:rPr>
-        <w:t>Покупателя</w:t>
-      </w:r>
-      <w:r>
-        <w:rPr>
-          <w:rFonts w:ascii="Times New Roman" w:hAnsi="Times New Roman"/>
-          <w:sz w:val="22"/>
-          <w:szCs w:val="22"/>
-          <w:lang w:val="ru-RU"/>
-        </w:rPr>
-        <w:t xml:space="preserve"> передавать свои права и обязанности по настоящему Договору третьим лицам.</w:t>
+        <w:t>9</w:t>
+      </w:r>
+      <w:r>
+        <w:rPr>
+          <w:rFonts w:ascii="Times New Roman" w:hAnsi="Times New Roman"/>
+          <w:sz w:val="22"/>
+          <w:szCs w:val="22"/>
+          <w:lang w:val="ru-RU"/>
+        </w:rPr>
+        <w:t>. Настоящий договор составлен в 2-х экземплярах, по одному экземпляру для Поставщика и для Покупателя, оба экземпляра имеют одинаковую юридическую силу.</w:t>
       </w:r>
     </w:p>
     <w:p>
       <w:pPr>
-        <w:pStyle w:val="af0"/>
-        <w:jc w:val="both"/>
-        <w:rPr>
-          <w:rFonts w:ascii="Times New Roman" w:hAnsi="Times New Roman"/>
-          <w:sz w:val="22"/>
-          <w:szCs w:val="22"/>
-          <w:lang w:val="ru-RU"/>
-        </w:rPr>
-      </w:pPr>
-      <w:r>
-        <w:rPr>
-          <w:rFonts w:ascii="Times New Roman" w:hAnsi="Times New Roman"/>
+        <w:keepNext/>
+        <w:jc w:val="center"/>
+        <w:rPr>
+          <w:rFonts w:ascii="Times New Roman" w:hAnsi="Times New Roman"/>
+          <w:b/>
+          <w:sz w:val="22"/>
+          <w:szCs w:val="22"/>
+          <w:lang w:val="ru-RU"/>
+        </w:rPr>
+      </w:pPr>
+      <w:r>
+        <w:rPr>
+          <w:rFonts w:ascii="Times New Roman" w:hAnsi="Times New Roman"/>
+          <w:b/>
           <w:sz w:val="22"/>
           <w:szCs w:val="22"/>
           <w:lang w:val="ru-RU"/>
@@ -5087,63 +5062,13 @@
       <w:r>
         <w:rPr>
           <w:rFonts w:ascii="Times New Roman" w:hAnsi="Times New Roman"/>
-          <w:sz w:val="22"/>
-          <w:szCs w:val="22"/>
-          <w:lang w:val="ru-RU"/>
-        </w:rPr>
-        <w:t>2</w:t>
-      </w:r>
-      <w:r>
-        <w:rPr>
-          <w:rFonts w:ascii="Times New Roman" w:hAnsi="Times New Roman"/>
-          <w:sz w:val="22"/>
-          <w:szCs w:val="22"/>
-          <w:lang w:val="ru-RU"/>
-        </w:rPr>
-        <w:t>.</w:t>
-      </w:r>
-      <w:r>
-        <w:rPr>
-          <w:rFonts w:ascii="Times New Roman" w:hAnsi="Times New Roman"/>
-          <w:sz w:val="22"/>
-          <w:szCs w:val="22"/>
-          <w:lang w:val="ru-RU"/>
-        </w:rPr>
-        <w:t>9</w:t>
-      </w:r>
-      <w:r>
-        <w:rPr>
-          <w:rFonts w:ascii="Times New Roman" w:hAnsi="Times New Roman"/>
-          <w:sz w:val="22"/>
-          <w:szCs w:val="22"/>
-          <w:lang w:val="ru-RU"/>
-        </w:rPr>
-        <w:t>. Настоящий договор составлен в 2-х экземплярах, по одному экземпляру для Поставщика и для Покупателя, оба экземпляра имеют одинаковую юридическую силу.</w:t>
-      </w:r>
-    </w:p>
-    <w:p>
-      <w:pPr>
-        <w:pStyle w:val="af0"/>
-        <w:jc w:val="both"/>
-        <w:rPr>
-          <w:rFonts w:ascii="Times New Roman" w:hAnsi="Times New Roman"/>
-          <w:sz w:val="22"/>
-          <w:szCs w:val="22"/>
-          <w:lang w:val="ru-RU"/>
-        </w:rPr>
-      </w:pPr>
-    </w:p>
-    <w:p>
-      <w:pPr>
-        <w:jc w:val="center"/>
-        <w:rPr>
-          <w:rFonts w:ascii="Times New Roman" w:hAnsi="Times New Roman"/>
           <w:b/>
           <w:sz w:val="22"/>
           <w:szCs w:val="22"/>
           <w:lang w:val="ru-RU"/>
         </w:rPr>
-      </w:pPr>
+        <w:t>3</w:t>
+      </w:r>
       <w:r>
         <w:rPr>
           <w:rFonts w:ascii="Times New Roman" w:hAnsi="Times New Roman"/>
@@ -5152,39 +5077,8 @@
           <w:szCs w:val="22"/>
           <w:lang w:val="ru-RU"/>
         </w:rPr>
-        <w:t>1</w:t>
-      </w:r>
-      <w:r>
-        <w:rPr>
-          <w:rFonts w:ascii="Times New Roman" w:hAnsi="Times New Roman"/>
-          <w:b/>
-          <w:sz w:val="22"/>
-          <w:szCs w:val="22"/>
-          <w:lang w:val="ru-RU"/>
-        </w:rPr>
-        <w:t>3</w:t>
-      </w:r>
-      <w:r>
-        <w:rPr>
-          <w:rFonts w:ascii="Times New Roman" w:hAnsi="Times New Roman"/>
-          <w:b/>
-          <w:sz w:val="22"/>
-          <w:szCs w:val="22"/>
-          <w:lang w:val="ru-RU"/>
-        </w:rPr>
         <w:t>. Юридические адреса и реквизиты сторон</w:t>
       </w:r>
-    </w:p>
-    <w:p>
-      <w:pPr>
-        <w:jc w:val="center"/>
-        <w:rPr>
-          <w:rFonts w:ascii="Times New Roman" w:hAnsi="Times New Roman"/>
-          <w:sz w:val="22"/>
-          <w:szCs w:val="22"/>
-          <w:lang w:val="ru-RU"/>
-        </w:rPr>
-      </w:pPr>
     </w:p>
     <w:tbl>
       <w:tblPr>
@@ -5199,6 +5093,7 @@
       <w:tr>
         <w:trPr>
           <w:jc w:val="center"/>
+          <w:cantSplit/>
         </w:trPr>
         <w:tc>
           <w:tcPr>
@@ -5206,6 +5101,7 @@
           </w:tcPr>
           <w:p>
             <w:pPr>
+              <w:keepNext/>
               <w:jc w:val="both"/>
               <w:rPr>
                 <w:rFonts w:ascii="Times New Roman" w:hAnsi="Times New Roman"/>
@@ -5242,6 +5138,7 @@
           </w:tcPr>
           <w:p>
             <w:pPr>
+              <w:keepNext/>
               <w:rPr>
                 <w:rFonts w:ascii="Times New Roman" w:hAnsi="Times New Roman"/>
                 <w:b/>
@@ -5276,6 +5173,7 @@
         <w:trPr>
           <w:trHeight w:val="80"/>
           <w:jc w:val="center"/>
+          <w:cantSplit/>
         </w:trPr>
         <w:tc>
           <w:tcPr>
@@ -5283,6 +5181,7 @@
           </w:tcPr>
           <w:p>
             <w:pPr>
+              <w:keepNext/>
               <w:jc w:val="both"/>
               <w:rPr>
                 <w:rFonts w:ascii="Times New Roman" w:hAnsi="Times New Roman"/>
@@ -5363,6 +5262,7 @@
           </w:p>
           <w:p>
             <w:pPr>
+              <w:keepNext/>
               <w:jc w:val="both"/>
               <w:rPr>
                 <w:rFonts w:ascii="Times New Roman" w:hAnsi="Times New Roman"/>
@@ -5412,6 +5312,7 @@
           </w:p>
           <w:p>
             <w:pPr>
+              <w:keepNext/>
               <w:jc w:val="both"/>
               <w:rPr>
                 <w:rFonts w:ascii="Times New Roman" w:hAnsi="Times New Roman"/>
@@ -5454,6 +5355,7 @@
           </w:p>
           <w:p>
             <w:pPr>
+              <w:keepNext/>
               <w:jc w:val="both"/>
               <w:rPr>
                 <w:rFonts w:ascii="Times New Roman" w:hAnsi="Times New Roman"/>
@@ -5485,6 +5387,7 @@
           </w:p>
           <w:p>
             <w:pPr>
+              <w:keepNext/>
               <w:jc w:val="both"/>
               <w:rPr>
                 <w:rFonts w:ascii="Times New Roman" w:hAnsi="Times New Roman"/>
@@ -5509,6 +5412,7 @@
           </w:p>
           <w:p>
             <w:pPr>
+              <w:keepNext/>
               <w:jc w:val="both"/>
               <w:rPr>
                 <w:rFonts w:ascii="Times New Roman" w:hAnsi="Times New Roman"/>
@@ -5578,6 +5482,7 @@
           </w:p>
           <w:p>
             <w:pPr>
+              <w:keepNext/>
               <w:jc w:val="both"/>
               <w:rPr>
                 <w:rFonts w:ascii="Times New Roman" w:hAnsi="Times New Roman"/>
@@ -5611,6 +5516,7 @@
           </w:p>
           <w:p>
             <w:pPr>
+              <w:keepNext/>
               <w:jc w:val="both"/>
               <w:rPr>
                 <w:rFonts w:ascii="Times New Roman" w:hAnsi="Times New Roman"/>
@@ -5651,6 +5557,7 @@
           </w:p>
           <w:p>
             <w:pPr>
+              <w:keepNext/>
               <w:jc w:val="both"/>
               <w:rPr>
                 <w:rFonts w:ascii="Times New Roman" w:hAnsi="Times New Roman"/>
@@ -5737,6 +5644,7 @@
           </w:p>
           <w:p>
             <w:pPr>
+              <w:keepNext/>
               <w:jc w:val="both"/>
               <w:rPr>
                 <w:rFonts w:ascii="Times New Roman" w:hAnsi="Times New Roman"/>
@@ -5761,6 +5669,7 @@
           </w:p>
           <w:p>
             <w:pPr>
+              <w:keepNext/>
               <w:jc w:val="both"/>
               <w:rPr>
                 <w:rFonts w:ascii="Times New Roman" w:hAnsi="Times New Roman"/>
@@ -5792,6 +5701,7 @@
           </w:p>
           <w:p>
             <w:pPr>
+              <w:keepNext/>
               <w:jc w:val="both"/>
               <w:rPr>
                 <w:rFonts w:ascii="Times New Roman" w:hAnsi="Times New Roman"/>
@@ -5841,6 +5751,7 @@
           </w:p>
           <w:p>
             <w:pPr>
+              <w:keepNext/>
               <w:jc w:val="both"/>
               <w:rPr>
                 <w:rFonts w:ascii="Times New Roman" w:hAnsi="Times New Roman"/>
@@ -5881,6 +5792,7 @@
           </w:p>
           <w:p>
             <w:pPr>
+              <w:keepNext/>
               <w:jc w:val="both"/>
               <w:rPr>
                 <w:rFonts w:ascii="Times New Roman" w:hAnsi="Times New Roman"/>
@@ -5921,6 +5833,7 @@
           </w:p>
           <w:p>
             <w:pPr>
+              <w:keepNext/>
               <w:jc w:val="both"/>
               <w:rPr>
                 <w:rFonts w:ascii="Times New Roman" w:hAnsi="Times New Roman"/>
@@ -5933,6 +5846,7 @@
           </w:p>
           <w:p>
             <w:pPr>
+              <w:keepNext/>
               <w:jc w:val="both"/>
               <w:rPr>
                 <w:rFonts w:ascii="Times New Roman" w:hAnsi="Times New Roman"/>
@@ -5945,10 +5859,108 @@
           </w:p>
           <w:p>
             <w:pPr>
+              <w:keepNext/>
               <w:jc w:val="both"/>
               <w:rPr>
                 <w:rFonts w:ascii="Times New Roman" w:hAnsi="Times New Roman"/>
                 <w:b/>
+                <w:sz w:val="22"/>
+                <w:szCs w:val="22"/>
+                <w:lang w:val="ru-RU"/>
+              </w:rPr>
+            </w:pPr>
+            <w:r>
+              <w:rPr>
+                <w:rFonts w:ascii="Times New Roman" w:hAnsi="Times New Roman"/>
+                <w:b/>
+                <w:sz w:val="22"/>
+                <w:szCs w:val="22"/>
+                <w:lang w:val="ru-RU"/>
+              </w:rPr>
+              <w:t>Генеральный д</w:t>
+            </w:r>
+            <w:r>
+              <w:rPr>
+                <w:rFonts w:ascii="Times New Roman" w:hAnsi="Times New Roman"/>
+                <w:b/>
+                <w:sz w:val="22"/>
+                <w:szCs w:val="22"/>
+                <w:lang w:val="ru-RU"/>
+              </w:rPr>
+              <w:t xml:space="preserve">иректор </w:t>
+            </w:r>
+          </w:p>
+          <w:p>
+            <w:pPr>
+              <w:keepNext/>
+              <w:jc w:val="both"/>
+              <w:rPr>
+                <w:rFonts w:ascii="Times New Roman" w:hAnsi="Times New Roman"/>
+                <w:b/>
+                <w:sz w:val="22"/>
+                <w:szCs w:val="22"/>
+                <w:lang w:val="ru-RU"/>
+              </w:rPr>
+            </w:pPr>
+            <w:r>
+              <w:rPr>
+                <w:rFonts w:ascii="Times New Roman" w:hAnsi="Times New Roman"/>
+                <w:b/>
+                <w:sz w:val="22"/>
+                <w:szCs w:val="22"/>
+                <w:lang w:val="ru-RU"/>
+              </w:rPr>
+              <w:t xml:space="preserve">ООО </w:t>
+            </w:r>
+            <w:proofErr w:type="gramStart"/>
+            <w:r>
+              <w:rPr>
+                <w:rFonts w:ascii="Times New Roman" w:hAnsi="Times New Roman"/>
+                <w:b/>
+                <w:sz w:val="22"/>
+                <w:szCs w:val="22"/>
+                <w:lang w:val="ru-RU"/>
+              </w:rPr>
+              <w:t>«</w:t>
+            </w:r>
+            <w:r>
+              <w:rPr>
+                <w:rFonts w:ascii="Times New Roman" w:hAnsi="Times New Roman"/>
+                <w:b/>
+                <w:sz w:val="22"/>
+                <w:szCs w:val="22"/>
+                <w:lang w:val="ru-RU"/>
+              </w:rPr>
+              <w:t xml:space="preserve"> СМ</w:t>
+            </w:r>
+            <w:proofErr w:type="gramEnd"/>
+            <w:r>
+              <w:rPr>
+                <w:rFonts w:ascii="Times New Roman" w:hAnsi="Times New Roman"/>
+                <w:b/>
+                <w:sz w:val="22"/>
+                <w:szCs w:val="22"/>
+                <w:lang w:val="ru-RU"/>
+              </w:rPr>
+              <w:t xml:space="preserve"> ТЕХНО </w:t>
+            </w:r>
+            <w:r>
+              <w:rPr>
+                <w:rFonts w:ascii="Times New Roman" w:hAnsi="Times New Roman"/>
+                <w:b/>
+                <w:sz w:val="22"/>
+                <w:szCs w:val="22"/>
+                <w:lang w:val="ru-RU"/>
+              </w:rPr>
+              <w:t>»</w:t>
+            </w:r>
+          </w:p>
+          <w:p>
+            <w:pPr>
+              <w:keepNext/>
+              <w:jc w:val="both"/>
+              <w:rPr>
+                <w:rFonts w:ascii="Times New Roman" w:hAnsi="Times New Roman"/>
                 <w:sz w:val="22"/>
                 <w:szCs w:val="22"/>
                 <w:lang w:val="ru-RU"/>
@@ -5957,125 +5969,7 @@
           </w:p>
           <w:p>
             <w:pPr>
-              <w:jc w:val="both"/>
-              <w:rPr>
-                <w:rFonts w:ascii="Times New Roman" w:hAnsi="Times New Roman"/>
-                <w:b/>
-                <w:sz w:val="22"/>
-                <w:szCs w:val="22"/>
-                <w:lang w:val="ru-RU"/>
-              </w:rPr>
-            </w:pPr>
-          </w:p>
-          <w:p>
-            <w:pPr>
-              <w:jc w:val="both"/>
-              <w:rPr>
-                <w:rFonts w:ascii="Times New Roman" w:hAnsi="Times New Roman"/>
-                <w:b/>
-                <w:sz w:val="22"/>
-                <w:szCs w:val="22"/>
-                <w:lang w:val="ru-RU"/>
-              </w:rPr>
-            </w:pPr>
-            <w:r>
-              <w:rPr>
-                <w:rFonts w:ascii="Times New Roman" w:hAnsi="Times New Roman"/>
-                <w:b/>
-                <w:sz w:val="22"/>
-                <w:szCs w:val="22"/>
-                <w:lang w:val="ru-RU"/>
-              </w:rPr>
-              <w:t>Генеральный д</w:t>
-            </w:r>
-            <w:r>
-              <w:rPr>
-                <w:rFonts w:ascii="Times New Roman" w:hAnsi="Times New Roman"/>
-                <w:b/>
-                <w:sz w:val="22"/>
-                <w:szCs w:val="22"/>
-                <w:lang w:val="ru-RU"/>
-              </w:rPr>
-              <w:t xml:space="preserve">иректор </w:t>
-            </w:r>
-          </w:p>
-          <w:p>
-            <w:pPr>
-              <w:jc w:val="both"/>
-              <w:rPr>
-                <w:rFonts w:ascii="Times New Roman" w:hAnsi="Times New Roman"/>
-                <w:b/>
-                <w:sz w:val="22"/>
-                <w:szCs w:val="22"/>
-                <w:lang w:val="ru-RU"/>
-              </w:rPr>
-            </w:pPr>
-            <w:r>
-              <w:rPr>
-                <w:rFonts w:ascii="Times New Roman" w:hAnsi="Times New Roman"/>
-                <w:b/>
-                <w:sz w:val="22"/>
-                <w:szCs w:val="22"/>
-                <w:lang w:val="ru-RU"/>
-              </w:rPr>
-              <w:t xml:space="preserve">ООО </w:t>
-            </w:r>
-            <w:proofErr w:type="gramStart"/>
-            <w:r>
-              <w:rPr>
-                <w:rFonts w:ascii="Times New Roman" w:hAnsi="Times New Roman"/>
-                <w:b/>
-                <w:sz w:val="22"/>
-                <w:szCs w:val="22"/>
-                <w:lang w:val="ru-RU"/>
-              </w:rPr>
-              <w:t>«</w:t>
-            </w:r>
-            <w:r>
-              <w:rPr>
-                <w:rFonts w:ascii="Times New Roman" w:hAnsi="Times New Roman"/>
-                <w:b/>
-                <w:sz w:val="22"/>
-                <w:szCs w:val="22"/>
-                <w:lang w:val="ru-RU"/>
-              </w:rPr>
-              <w:t xml:space="preserve"> СМ</w:t>
-            </w:r>
-            <w:proofErr w:type="gramEnd"/>
-            <w:r>
-              <w:rPr>
-                <w:rFonts w:ascii="Times New Roman" w:hAnsi="Times New Roman"/>
-                <w:b/>
-                <w:sz w:val="22"/>
-                <w:szCs w:val="22"/>
-                <w:lang w:val="ru-RU"/>
-              </w:rPr>
-              <w:t xml:space="preserve"> ТЕХНО </w:t>
-            </w:r>
-            <w:r>
-              <w:rPr>
-                <w:rFonts w:ascii="Times New Roman" w:hAnsi="Times New Roman"/>
-                <w:b/>
-                <w:sz w:val="22"/>
-                <w:szCs w:val="22"/>
-                <w:lang w:val="ru-RU"/>
-              </w:rPr>
-              <w:t>»</w:t>
-            </w:r>
-          </w:p>
-          <w:p>
-            <w:pPr>
-              <w:jc w:val="both"/>
-              <w:rPr>
-                <w:rFonts w:ascii="Times New Roman" w:hAnsi="Times New Roman"/>
-                <w:sz w:val="22"/>
-                <w:szCs w:val="22"/>
-                <w:lang w:val="ru-RU"/>
-              </w:rPr>
-            </w:pPr>
-          </w:p>
-          <w:p>
-            <w:pPr>
+              <w:keepNext/>
               <w:jc w:val="both"/>
               <w:rPr>
                 <w:rFonts w:ascii="Times New Roman" w:hAnsi="Times New Roman"/>
@@ -6139,6 +6033,7 @@
           </w:tcPr>
           <w:p>
             <w:pPr>
+              <w:keepNext/>
               <w:spacing w:line="259" w:lineRule="auto"/>
               <w:rPr>
                 <w:rFonts w:ascii="Times New Roman" w:hAnsi="Times New Roman"/>
@@ -6195,6 +6090,7 @@
           </w:p>
           <w:p>
             <w:pPr>
+              <w:keepNext/>
               <w:spacing w:line="259" w:lineRule="auto"/>
               <w:rPr>
                 <w:rFonts w:ascii="Times New Roman" w:hAnsi="Times New Roman"/>
@@ -6252,6 +6148,7 @@
           </w:p>
           <w:p>
             <w:pPr>
+              <w:keepNext/>
               <w:spacing w:line="259" w:lineRule="auto"/>
               <w:rPr>
                 <w:rFonts w:ascii="Times New Roman" w:hAnsi="Times New Roman"/>
@@ -6309,6 +6206,7 @@
           </w:p>
           <w:p>
             <w:pPr>
+              <w:keepNext/>
               <w:spacing w:line="259" w:lineRule="auto"/>
               <w:rPr>
                 <w:rFonts w:ascii="Times New Roman" w:hAnsi="Times New Roman"/>
@@ -6374,6 +6272,7 @@
           </w:p>
           <w:p>
             <w:pPr>
+              <w:keepNext/>
               <w:jc w:val="both"/>
               <w:rPr>
                 <w:rFonts w:ascii="Times New Roman" w:hAnsi="Times New Roman"/>
@@ -6398,6 +6297,7 @@
           </w:p>
           <w:p>
             <w:pPr>
+              <w:keepNext/>
               <w:jc w:val="both"/>
               <w:rPr>
                 <w:rFonts w:ascii="Times New Roman" w:hAnsi="Times New Roman"/>
@@ -6471,6 +6371,7 @@
           </w:p>
           <w:p>
             <w:pPr>
+              <w:keepNext/>
               <w:jc w:val="both"/>
               <w:rPr>
                 <w:rFonts w:ascii="Times New Roman" w:hAnsi="Times New Roman"/>
@@ -6495,6 +6396,7 @@
           </w:p>
           <w:p>
             <w:pPr>
+              <w:keepNext/>
               <w:spacing w:line="259" w:lineRule="auto"/>
               <w:rPr>
                 <w:rFonts w:ascii="Times New Roman" w:hAnsi="Times New Roman"/>
@@ -6546,6 +6448,7 @@
           </w:p>
           <w:p>
             <w:pPr>
+              <w:keepNext/>
               <w:spacing w:line="259" w:lineRule="auto"/>
               <w:rPr>
                 <w:rFonts w:ascii="Times New Roman" w:hAnsi="Times New Roman"/>
@@ -6632,6 +6535,7 @@
           </w:p>
           <w:p>
             <w:pPr>
+              <w:keepNext/>
               <w:spacing w:line="259" w:lineRule="auto"/>
               <w:rPr>
                 <w:rFonts w:ascii="Times New Roman" w:hAnsi="Times New Roman"/>
@@ -6718,6 +6622,7 @@
           </w:p>
           <w:p>
             <w:pPr>
+              <w:keepNext/>
               <w:spacing w:line="259" w:lineRule="auto"/>
               <w:rPr>
                 <w:rFonts w:ascii="Times New Roman" w:hAnsi="Times New Roman"/>
@@ -6785,6 +6690,7 @@
           </w:p>
           <w:p>
             <w:pPr>
+              <w:keepNext/>
               <w:spacing w:line="259" w:lineRule="auto"/>
               <w:rPr>
                 <w:rFonts w:ascii="Times New Roman" w:hAnsi="Times New Roman"/>
@@ -6796,6 +6702,7 @@
           </w:p>
           <w:p>
             <w:pPr>
+              <w:keepNext/>
               <w:spacing w:line="259" w:lineRule="auto"/>
               <w:rPr>
                 <w:rFonts w:ascii="Times New Roman" w:hAnsi="Times New Roman"/>
@@ -6807,6 +6714,8 @@
           </w:p>
           <w:p>
             <w:pPr>
+              <w:keepNext/>
+              <w:jc w:val="both"/>
               <w:rPr>
                 <w:rFonts w:ascii="Times New Roman" w:hAnsi="Times New Roman"/>
                 <w:b/>
@@ -6815,6 +6724,56 @@
                 <w:lang w:val="ru-RU"/>
               </w:rPr>
             </w:pPr>
+            <w:r>
+              <w:rPr>
+                <w:rFonts w:ascii="Times New Roman" w:hAnsi="Times New Roman"/>
+                <w:b/>
+                <w:sz w:val="22"/>
+                <w:szCs w:val="22"/>
+                <w:lang w:val="ru-RU"/>
+              </w:rPr>
+              <w:t xml:space="preserve"> </w:t>
+            </w:r>
+            <w:proofErr w:type="gramStart"/>
+            <w:r>
+              <w:rPr>
+                <w:rFonts w:ascii="Times New Roman" w:hAnsi="Times New Roman"/>
+                <w:b/>
+                <w:sz w:val="22"/>
+                <w:szCs w:val="22"/>
+              </w:rPr>
+              <w:t xml:space="preserve">{{ </w:t>
+            </w:r>
+            <w:proofErr w:type="spellStart"/>
+            <w:r>
+              <w:rPr>
+                <w:rFonts w:ascii="Times New Roman" w:hAnsi="Times New Roman"/>
+                <w:b/>
+                <w:sz w:val="22"/>
+                <w:szCs w:val="22"/>
+              </w:rPr>
+              <w:t>client</w:t>
+            </w:r>
+            <w:proofErr w:type="gramEnd"/>
+            <w:r>
+              <w:rPr>
+                <w:rFonts w:ascii="Times New Roman" w:hAnsi="Times New Roman"/>
+                <w:b/>
+                <w:sz w:val="22"/>
+                <w:szCs w:val="22"/>
+              </w:rPr>
+              <w:t>.signer_position</w:t>
+            </w:r>
+            <w:proofErr w:type="spellEnd"/>
+            <w:r>
+              <w:rPr>
+                <w:rFonts w:ascii="Times New Roman" w:hAnsi="Times New Roman"/>
+                <w:b/>
+                <w:sz w:val="22"/>
+                <w:szCs w:val="22"/>
+              </w:rPr>
+              <w:t xml:space="preserve"> }}</w:t>
+            </w:r>
             <w:r>
               <w:rPr>
                 <w:rFonts w:ascii="Times New Roman" w:hAnsi="Times New Roman"/>
@@ -6828,6 +6787,98 @@
           </w:p>
           <w:p>
             <w:pPr>
+              <w:keepNext/>
+              <w:rPr>
+                <w:rFonts w:ascii="Times New Roman" w:hAnsi="Times New Roman"/>
+                <w:b/>
+                <w:sz w:val="22"/>
+                <w:szCs w:val="22"/>
+                <w:lang w:val="ru-RU"/>
+              </w:rPr>
+            </w:pPr>
+            <w:r>
+              <w:rPr>
+                <w:rFonts w:ascii="Times New Roman" w:hAnsi="Times New Roman"/>
+                <w:b/>
+                <w:sz w:val="22"/>
+                <w:szCs w:val="22"/>
+                <w:lang w:val="ru-RU"/>
+              </w:rPr>
+              <w:t xml:space="preserve"> </w:t>
+            </w:r>
+            <w:proofErr w:type="gramStart"/>
+            <w:r>
+              <w:rPr>
+                <w:rFonts w:ascii="Times New Roman" w:hAnsi="Times New Roman"/>
+                <w:b/>
+                <w:sz w:val="22"/>
+                <w:szCs w:val="22"/>
+                <w:lang w:val="ru-RU"/>
+              </w:rPr>
+              <w:t xml:space="preserve">{{ </w:t>
+            </w:r>
+            <w:r>
+              <w:rPr>
+                <w:rFonts w:ascii="Times New Roman" w:hAnsi="Times New Roman"/>
+                <w:b/>
+                <w:sz w:val="22"/>
+                <w:szCs w:val="22"/>
+              </w:rPr>
+              <w:t>client</w:t>
+            </w:r>
+            <w:proofErr w:type="gramEnd"/>
+            <w:r>
+              <w:rPr>
+                <w:rFonts w:ascii="Times New Roman" w:hAnsi="Times New Roman"/>
+                <w:b/>
+                <w:sz w:val="22"/>
+                <w:szCs w:val="22"/>
+                <w:lang w:val="ru-RU"/>
+              </w:rPr>
+              <w:t>.</w:t>
+            </w:r>
+            <w:r>
+              <w:rPr>
+                <w:rFonts w:ascii="Times New Roman" w:hAnsi="Times New Roman"/>
+                <w:b/>
+                <w:sz w:val="22"/>
+                <w:szCs w:val="22"/>
+              </w:rPr>
+              <w:t>document</w:t>
+            </w:r>
+            <w:r>
+              <w:rPr>
+                <w:rFonts w:ascii="Times New Roman" w:hAnsi="Times New Roman"/>
+                <w:b/>
+                <w:sz w:val="22"/>
+                <w:szCs w:val="22"/>
+                <w:lang w:val="ru-RU"/>
+              </w:rPr>
+              <w:t>_</w:t>
+            </w:r>
+            <w:r>
+              <w:rPr>
+                <w:rFonts w:ascii="Times New Roman" w:hAnsi="Times New Roman"/>
+                <w:b/>
+                <w:sz w:val="22"/>
+                <w:szCs w:val="22"/>
+              </w:rPr>
+              <w:t>name</w:t>
+            </w:r>
+            <w:r>
+              <w:rPr>
+                <w:rFonts w:ascii="Times New Roman" w:hAnsi="Times New Roman"/>
+                <w:b/>
+                <w:sz w:val="22"/>
+                <w:szCs w:val="22"/>
+                <w:lang w:val="ru-RU"/>
+              </w:rPr>
+              <w:t xml:space="preserve"> }}</w:t>
+            </w:r>
+          </w:p>
+          <w:p>
+            <w:pPr>
+              <w:keepNext/>
               <w:rPr>
                 <w:rFonts w:ascii="Times New Roman" w:hAnsi="Times New Roman"/>
                 <w:b/>
@@ -6841,235 +6892,28 @@
             <w:pPr>
               <w:rPr>
                 <w:rFonts w:ascii="Times New Roman" w:hAnsi="Times New Roman"/>
+                <w:sz w:val="22"/>
+                <w:szCs w:val="22"/>
+                <w:lang w:val="ru-RU"/>
+              </w:rPr>
+            </w:pPr>
+            <w:r>
+              <w:rPr>
+                <w:rFonts w:ascii="Times New Roman" w:hAnsi="Times New Roman"/>
                 <w:b/>
                 <w:sz w:val="22"/>
                 <w:szCs w:val="22"/>
                 <w:lang w:val="ru-RU"/>
               </w:rPr>
-            </w:pPr>
-          </w:p>
-          <w:p>
-            <w:pPr>
-              <w:jc w:val="both"/>
-              <w:rPr>
-                <w:rFonts w:ascii="Times New Roman" w:hAnsi="Times New Roman"/>
-                <w:b/>
-                <w:sz w:val="22"/>
-                <w:szCs w:val="22"/>
-                <w:lang w:val="ru-RU"/>
-              </w:rPr>
-            </w:pPr>
-            <w:r>
-              <w:rPr>
-                <w:rFonts w:ascii="Times New Roman" w:hAnsi="Times New Roman"/>
-                <w:b/>
-                <w:sz w:val="22"/>
-                <w:szCs w:val="22"/>
-                <w:lang w:val="ru-RU"/>
-              </w:rPr>
-              <w:t xml:space="preserve">     </w:t>
-            </w:r>
-          </w:p>
-          <w:p>
-            <w:pPr>
-              <w:jc w:val="both"/>
-              <w:rPr>
-                <w:rFonts w:ascii="Times New Roman" w:hAnsi="Times New Roman"/>
-                <w:b/>
-                <w:sz w:val="22"/>
-                <w:szCs w:val="22"/>
-                <w:lang w:val="ru-RU"/>
-              </w:rPr>
-            </w:pPr>
-            <w:r>
-              <w:rPr>
-                <w:rFonts w:ascii="Times New Roman" w:hAnsi="Times New Roman"/>
-                <w:b/>
-                <w:sz w:val="22"/>
-                <w:szCs w:val="22"/>
-                <w:lang w:val="ru-RU"/>
-              </w:rPr>
-              <w:t xml:space="preserve"> </w:t>
-            </w:r>
-            <w:proofErr w:type="gramStart"/>
-            <w:r>
-              <w:rPr>
-                <w:rFonts w:ascii="Times New Roman" w:hAnsi="Times New Roman"/>
-                <w:b/>
-                <w:sz w:val="22"/>
-                <w:szCs w:val="22"/>
-              </w:rPr>
-              <w:t xml:space="preserve">{{ </w:t>
-            </w:r>
-            <w:proofErr w:type="spellStart"/>
-            <w:r>
-              <w:rPr>
-                <w:rFonts w:ascii="Times New Roman" w:hAnsi="Times New Roman"/>
-                <w:b/>
-                <w:sz w:val="22"/>
-                <w:szCs w:val="22"/>
-              </w:rPr>
-              <w:t>client</w:t>
-            </w:r>
-            <w:proofErr w:type="gramEnd"/>
-            <w:r>
-              <w:rPr>
-                <w:rFonts w:ascii="Times New Roman" w:hAnsi="Times New Roman"/>
-                <w:b/>
-                <w:sz w:val="22"/>
-                <w:szCs w:val="22"/>
-              </w:rPr>
-              <w:t>.signer_position</w:t>
-            </w:r>
-            <w:proofErr w:type="spellEnd"/>
-            <w:r>
-              <w:rPr>
-                <w:rFonts w:ascii="Times New Roman" w:hAnsi="Times New Roman"/>
-                <w:b/>
-                <w:sz w:val="22"/>
-                <w:szCs w:val="22"/>
-              </w:rPr>
-              <w:t xml:space="preserve"> }}</w:t>
-            </w:r>
-            <w:r>
-              <w:rPr>
-                <w:rFonts w:ascii="Times New Roman" w:hAnsi="Times New Roman"/>
-                <w:b/>
-                <w:sz w:val="22"/>
-                <w:szCs w:val="22"/>
-                <w:lang w:val="ru-RU"/>
-              </w:rPr>
-              <w:t xml:space="preserve"> </w:t>
-            </w:r>
-          </w:p>
-          <w:p>
-            <w:pPr>
-              <w:rPr>
-                <w:rFonts w:ascii="Times New Roman" w:hAnsi="Times New Roman"/>
-                <w:b/>
-                <w:sz w:val="22"/>
-                <w:szCs w:val="22"/>
-                <w:lang w:val="ru-RU"/>
-              </w:rPr>
-            </w:pPr>
-            <w:r>
-              <w:rPr>
-                <w:rFonts w:ascii="Times New Roman" w:hAnsi="Times New Roman"/>
-                <w:b/>
-                <w:sz w:val="22"/>
-                <w:szCs w:val="22"/>
-                <w:lang w:val="ru-RU"/>
-              </w:rPr>
-              <w:t xml:space="preserve"> </w:t>
-            </w:r>
-            <w:proofErr w:type="gramStart"/>
-            <w:r>
-              <w:rPr>
-                <w:rFonts w:ascii="Times New Roman" w:hAnsi="Times New Roman"/>
-                <w:b/>
-                <w:sz w:val="22"/>
-                <w:szCs w:val="22"/>
-                <w:lang w:val="ru-RU"/>
-              </w:rPr>
-              <w:t xml:space="preserve">{{ </w:t>
-            </w:r>
-            <w:r>
-              <w:rPr>
-                <w:rFonts w:ascii="Times New Roman" w:hAnsi="Times New Roman"/>
-                <w:b/>
-                <w:sz w:val="22"/>
-                <w:szCs w:val="22"/>
-              </w:rPr>
-              <w:t>client</w:t>
-            </w:r>
-            <w:proofErr w:type="gramEnd"/>
-            <w:r>
-              <w:rPr>
-                <w:rFonts w:ascii="Times New Roman" w:hAnsi="Times New Roman"/>
-                <w:b/>
-                <w:sz w:val="22"/>
-                <w:szCs w:val="22"/>
-                <w:lang w:val="ru-RU"/>
-              </w:rPr>
-              <w:t>.</w:t>
-            </w:r>
-            <w:r>
-              <w:rPr>
-                <w:rFonts w:ascii="Times New Roman" w:hAnsi="Times New Roman"/>
-                <w:b/>
-                <w:sz w:val="22"/>
-                <w:szCs w:val="22"/>
-              </w:rPr>
-              <w:t>document</w:t>
-            </w:r>
-            <w:r>
-              <w:rPr>
-                <w:rFonts w:ascii="Times New Roman" w:hAnsi="Times New Roman"/>
-                <w:b/>
-                <w:sz w:val="22"/>
-                <w:szCs w:val="22"/>
-                <w:lang w:val="ru-RU"/>
-              </w:rPr>
-              <w:t>_</w:t>
-            </w:r>
-            <w:r>
-              <w:rPr>
-                <w:rFonts w:ascii="Times New Roman" w:hAnsi="Times New Roman"/>
-                <w:b/>
-                <w:sz w:val="22"/>
-                <w:szCs w:val="22"/>
-              </w:rPr>
-              <w:t>name</w:t>
-            </w:r>
-            <w:r>
-              <w:rPr>
-                <w:rFonts w:ascii="Times New Roman" w:hAnsi="Times New Roman"/>
-                <w:b/>
-                <w:sz w:val="22"/>
-                <w:szCs w:val="22"/>
-                <w:lang w:val="ru-RU"/>
-              </w:rPr>
-              <w:t xml:space="preserve"> }}</w:t>
-            </w:r>
-          </w:p>
-          <w:p>
-            <w:pPr>
-              <w:rPr>
-                <w:rFonts w:ascii="Times New Roman" w:hAnsi="Times New Roman"/>
-                <w:b/>
-                <w:sz w:val="22"/>
-                <w:szCs w:val="22"/>
-                <w:lang w:val="ru-RU"/>
-              </w:rPr>
-            </w:pPr>
-          </w:p>
-          <w:p>
-            <w:pPr>
-              <w:rPr>
-                <w:rFonts w:ascii="Times New Roman" w:hAnsi="Times New Roman"/>
-                <w:sz w:val="22"/>
-                <w:szCs w:val="22"/>
-                <w:lang w:val="ru-RU"/>
-              </w:rPr>
-            </w:pPr>
-            <w:r>
-              <w:rPr>
-                <w:rFonts w:ascii="Times New Roman" w:hAnsi="Times New Roman"/>
-                <w:b/>
-                <w:sz w:val="22"/>
-                <w:szCs w:val="22"/>
-                <w:lang w:val="ru-RU"/>
-              </w:rPr>
-              <w:t xml:space="preserve">    </w:t>
-            </w:r>
-            <w:r>
-              <w:rPr>
-                <w:rFonts w:ascii="Times New Roman" w:hAnsi="Times New Roman"/>
-                <w:sz w:val="22"/>
-                <w:szCs w:val="22"/>
-                <w:lang w:val="ru-RU"/>
-              </w:rPr>
-              <w:t xml:space="preserve">___________________/ </w:t>
+              <w:t xml:space="preserve">    ___________________/ {{ client.signer_short_name }}</w:t>
+            </w:r>
+            <w:r>
+              <w:rPr>
+                <w:rFonts w:ascii="Times New Roman" w:hAnsi="Times New Roman"/>
+                <w:sz w:val="22"/>
+                <w:szCs w:val="22"/>
+                <w:lang w:val="ru-RU"/>
+              </w:rPr>
             </w:r>
             <w:proofErr w:type="gramStart"/>
             <w:r>
@@ -7080,7 +6924,6 @@
                 <w:sz w:val="22"/>
                 <w:szCs w:val="22"/>
               </w:rPr>
-              <w:t>{{ client.signer_name }}</w:t>
             </w:r>
             <w:proofErr w:type="spellStart"/>
             <w:r>
@@ -7112,62 +6955,10 @@
                 <w:szCs w:val="22"/>
               </w:rPr>
             </w:r>
-          </w:p>
-        </w:tc>
-      </w:tr>
-      <w:tr>
-        <w:trPr>
-          <w:trHeight w:val="80"/>
-          <w:jc w:val="center"/>
-        </w:trPr>
-        <w:tc>
-          <w:tcPr>
-            <w:tcW w:w="2450" w:type="pct"/>
-          </w:tcPr>
-          <w:p>
-            <w:pPr>
-              <w:jc w:val="both"/>
-              <w:rPr>
-                <w:rFonts w:ascii="Times New Roman" w:hAnsi="Times New Roman"/>
-                <w:b/>
-                <w:bCs/>
-                <w:sz w:val="22"/>
-                <w:szCs w:val="22"/>
-                <w:lang w:val="ru-RU"/>
-              </w:rPr>
-            </w:pPr>
-          </w:p>
-        </w:tc>
-        <w:tc>
-          <w:tcPr>
-            <w:tcW w:w="2550" w:type="pct"/>
-          </w:tcPr>
-          <w:p>
-            <w:pPr>
-              <w:spacing w:line="259" w:lineRule="auto"/>
-              <w:rPr>
-                <w:rFonts w:ascii="Times New Roman" w:hAnsi="Times New Roman"/>
-                <w:b/>
-                <w:sz w:val="22"/>
-                <w:szCs w:val="22"/>
-                <w:lang w:val="ru-RU"/>
-              </w:rPr>
-            </w:pPr>
           </w:p>
         </w:tc>
       </w:tr>
     </w:tbl>
-    <w:p>
-      <w:pPr>
-        <w:jc w:val="both"/>
-        <w:rPr>
-          <w:rFonts w:ascii="Times New Roman" w:hAnsi="Times New Roman"/>
-          <w:sz w:val="22"/>
-          <w:szCs w:val="22"/>
-          <w:lang w:val="ru-RU"/>
-        </w:rPr>
-      </w:pPr>
-    </w:p>
     <w:sectPr>
       <w:footerReference w:type="default" r:id="rId8"/>
       <w:headerReference w:type="default" r:id="rId11"/>
